--- a/education/guias_laboratorio/GUIA_LAB_IA_01_EMBODIED_AI_GEMINI_ER2_KINOVA.docx
+++ b/education/guias_laboratorio/GUIA_LAB_IA_01_EMBODIED_AI_GEMINI_ER2_KINOVA.docx
@@ -703,7 +703,7 @@
                 <w:b w:val="0"/>
                 <w:sz w:val="16"/>
               </w:rPr>
-              <w:t>Versión inicial de la práctica y de su plantilla de código e informe</w:t>
+              <w:t>Entrega mediante instrumento ABET único con criterios, indicadores y niveles N1–N5</w:t>
             </w:r>
           </w:p>
         </w:tc>
@@ -733,7 +733,7 @@
                 <w:b w:val="0"/>
                 <w:sz w:val="16"/>
               </w:rPr>
-              <w:t>Lleva a laboratorio la propuesta de razonamiento espacial con Gemini Robotics-ER (docs/research/EXPERIMENTO_IA_LOCALIZACION_GEMINI.md, ros2_setup/PROPUESTA_GEMINI_ER.md), actualizada al modelo gemini-robotics-er-2-preview. Ofrece dos rutas equivalentes: A sin ROS 2 (RTSP directo) y B con ROS 2 (driver kinova_vision). Incorpora el registro de la profundidad al marco de color, que la propuesta original omitía, y la calibración de la cámara de color, porque el archivo por defecto del driver para 1920×1080 trae un punto principal imposible (cy = 96.97 px).</w:t>
+              <w:t>La plantilla de informe libre no seguía la convención de las demás prácticas. Se reemplaza por INSTRUMENTO_ABET_LAB_IA_01_EMBODIED_AI_GEMINI_ER2.docx, que reúne evidencias E1–E9, tablas, cuestionario, Anexo A individual, rúbricas por criterio en escala 0–500 y consolidación ABET. La tabla de RAE de esta guía muestra ahora los indicadores de desempeño.</w:t>
             </w:r>
           </w:p>
         </w:tc>
@@ -764,7 +764,7 @@
                 <w:b w:val="0"/>
                 <w:sz w:val="16"/>
               </w:rPr>
-              <w:t>28/09/2026</w:t>
+              <w:t>13/10/2026</w:t>
             </w:r>
           </w:p>
         </w:tc>
@@ -796,6 +796,7 @@
                 <w:b w:val="0"/>
                 <w:sz w:val="16"/>
               </w:rPr>
+              <w:t>Versión inicial de la práctica y de su plantilla de código e informe</w:t>
             </w:r>
           </w:p>
         </w:tc>
@@ -825,6 +826,7 @@
                 <w:b w:val="0"/>
                 <w:sz w:val="16"/>
               </w:rPr>
+              <w:t>Lleva a laboratorio la propuesta de razonamiento espacial con Gemini Robotics-ER (docs/research/EXPERIMENTO_IA_LOCALIZACION_GEMINI.md, ros2_setup/PROPUESTA_GEMINI_ER.md), actualizada al modelo gemini-robotics-er-2-preview. Ofrece dos rutas equivalentes: A sin ROS 2 (RTSP directo) y B con ROS 2 (driver kinova_vision). Incorpora el registro de la profundidad al marco de color, que la propuesta original omitía, y la calibración de la cámara de color, porque el archivo por defecto del driver para 1920×1080 trae un punto principal imposible (cy = 96.97 px).</w:t>
             </w:r>
           </w:p>
         </w:tc>
@@ -855,6 +857,7 @@
                 <w:b w:val="0"/>
                 <w:sz w:val="16"/>
               </w:rPr>
+              <w:t>28/09/2026</w:t>
             </w:r>
           </w:p>
         </w:tc>
@@ -2009,12 +2012,13 @@
           <w:insideH w:val="single" w:sz="4" w:space="0" w:color="auto"/>
           <w:insideV w:val="single" w:sz="4" w:space="0" w:color="auto"/>
         </w:tblBorders>
+        <w:tblLayout w:type="fixed"/>
         <w:tblLook w:val="04A0" w:firstRow="1" w:lastRow="0" w:firstColumn="1" w:lastColumn="0" w:noHBand="0" w:noVBand="1"/>
       </w:tblPr>
       <w:tblGrid>
-        <w:gridCol w:w="2947"/>
-        <w:gridCol w:w="2947"/>
-        <w:gridCol w:w="2947"/>
+        <w:gridCol w:w="2925"/>
+        <w:gridCol w:w="3963"/>
+        <w:gridCol w:w="2750"/>
       </w:tblGrid>
       <w:tr>
         <w:trPr>
@@ -2735,12 +2739,13 @@
           <w:insideH w:val="single" w:sz="4" w:space="0" w:color="auto"/>
           <w:insideV w:val="single" w:sz="4" w:space="0" w:color="auto"/>
         </w:tblBorders>
+        <w:tblLayout w:type="fixed"/>
         <w:tblLook w:val="04A0" w:firstRow="1" w:lastRow="0" w:firstColumn="1" w:lastColumn="0" w:noHBand="0" w:noVBand="1"/>
       </w:tblPr>
       <w:tblGrid>
-        <w:gridCol w:w="2947"/>
-        <w:gridCol w:w="2947"/>
-        <w:gridCol w:w="2947"/>
+        <w:gridCol w:w="2789"/>
+        <w:gridCol w:w="3402"/>
+        <w:gridCol w:w="3447"/>
       </w:tblGrid>
       <w:tr>
         <w:trPr>
@@ -3483,12 +3488,13 @@
           <w:insideH w:val="single" w:sz="4" w:space="0" w:color="auto"/>
           <w:insideV w:val="single" w:sz="4" w:space="0" w:color="auto"/>
         </w:tblBorders>
+        <w:tblLayout w:type="fixed"/>
         <w:tblLook w:val="04A0" w:firstRow="1" w:lastRow="0" w:firstColumn="1" w:lastColumn="0" w:noHBand="0" w:noVBand="1"/>
       </w:tblPr>
       <w:tblGrid>
-        <w:gridCol w:w="2947"/>
-        <w:gridCol w:w="2947"/>
-        <w:gridCol w:w="2947"/>
+        <w:gridCol w:w="2154"/>
+        <w:gridCol w:w="3572"/>
+        <w:gridCol w:w="3912"/>
       </w:tblGrid>
       <w:tr>
         <w:trPr>
@@ -4144,7 +4150,7 @@
           <w:i w:val="0"/>
           <w:sz w:val="18"/>
         </w:rPr>
-        <w:t>Código base: plantilla_lab_ia_embodied/. Informe: PLANTILLA_INFORME_LAB_IA_01_EMBODIED_AI.docx.</w:t>
+        <w:t>Código base: plantilla_lab_ia_embodied/. Entrega y evaluación: instrumento ABET único INSTRUMENTO_ABET_LAB_IA_01_EMBODIED_AI_GEMINI_ER2.docx, con el nombre de archivo C2_LIA01_G&lt;grupo&gt;_&lt;codigo1&gt;_&lt;codigo2&gt;_v1.docx.</w:t>
       </w:r>
     </w:p>
     <w:p>
@@ -4174,13 +4180,14 @@
           <w:insideH w:val="single" w:sz="4" w:space="0" w:color="auto"/>
           <w:insideV w:val="single" w:sz="4" w:space="0" w:color="auto"/>
         </w:tblBorders>
+        <w:tblLayout w:type="fixed"/>
         <w:tblLook w:val="04A0" w:firstRow="1" w:lastRow="0" w:firstColumn="1" w:lastColumn="0" w:noHBand="0" w:noVBand="1"/>
       </w:tblPr>
       <w:tblGrid>
-        <w:gridCol w:w="2210"/>
-        <w:gridCol w:w="2210"/>
-        <w:gridCol w:w="2210"/>
-        <w:gridCol w:w="2210"/>
+        <w:gridCol w:w="2812"/>
+        <w:gridCol w:w="4076"/>
+        <w:gridCol w:w="1332"/>
+        <w:gridCol w:w="1417"/>
       </w:tblGrid>
       <w:tr>
         <w:trPr>
@@ -4189,7 +4196,7 @@
         </w:trPr>
         <w:tc>
           <w:tcPr>
-            <w:tcW w:type="dxa" w:w="3118"/>
+            <w:tcW w:type="dxa" w:w="2812"/>
             <w:tcMar>
               <w:top w:w="90" w:type="dxa"/>
               <w:start w:w="90" w:type="dxa"/>
@@ -4218,7 +4225,7 @@
         </w:tc>
         <w:tc>
           <w:tcPr>
-            <w:tcW w:type="dxa" w:w="3470"/>
+            <w:tcW w:type="dxa" w:w="4076"/>
             <w:tcMar>
               <w:top w:w="90" w:type="dxa"/>
               <w:start w:w="90" w:type="dxa"/>
@@ -4241,13 +4248,13 @@
                 <w:color w:val="FFFFFF"/>
                 <w:sz w:val="16"/>
               </w:rPr>
-              <w:t>Evidencia observable</w:t>
-            </w:r>
-          </w:p>
-        </w:tc>
-        <w:tc>
-          <w:tcPr>
-            <w:tcW w:type="dxa" w:w="1480"/>
+              <w:t>RAE / Indicador de Desempeño</w:t>
+            </w:r>
+          </w:p>
+        </w:tc>
+        <w:tc>
+          <w:tcPr>
+            <w:tcW w:type="dxa" w:w="1332"/>
             <w:tcMar>
               <w:top w:w="90" w:type="dxa"/>
               <w:start w:w="90" w:type="dxa"/>
@@ -4276,7 +4283,7 @@
         </w:tc>
         <w:tc>
           <w:tcPr>
-            <w:tcW w:type="dxa" w:w="1570"/>
+            <w:tcW w:type="dxa" w:w="1417"/>
             <w:tcMar>
               <w:top w:w="90" w:type="dxa"/>
               <w:start w:w="90" w:type="dxa"/>
@@ -4310,7 +4317,7 @@
         </w:trPr>
         <w:tc>
           <w:tcPr>
-            <w:tcW w:type="dxa" w:w="3118"/>
+            <w:tcW w:type="dxa" w:w="2812"/>
             <w:tcMar>
               <w:top w:w="90" w:type="dxa"/>
               <w:start w:w="90" w:type="dxa"/>
@@ -4337,34 +4344,34 @@
         </w:tc>
         <w:tc>
           <w:tcPr>
-            <w:tcW w:type="dxa" w:w="3470"/>
-            <w:tcMar>
-              <w:top w:w="90" w:type="dxa"/>
-              <w:start w:w="90" w:type="dxa"/>
-              <w:bottom w:w="90" w:type="dxa"/>
-              <w:end w:w="90" w:type="dxa"/>
-            </w:tcMar>
-            <w:vAlign w:val="center"/>
-          </w:tcPr>
-          <w:p>
-            <w:pPr>
-              <w:spacing w:after="0" w:before="0"/>
-              <w:jc w:val="left"/>
-            </w:pPr>
-            <w:r/>
-            <w:r>
-              <w:rPr>
-                <w:rFonts w:ascii="Arial" w:hAnsi="Arial"/>
-                <w:b w:val="0"/>
-                <w:sz w:val="16"/>
-              </w:rPr>
-              <w:t>TODO completos, pytest en verde, CSV generado por el código del grupo</w:t>
-            </w:r>
-          </w:p>
-        </w:tc>
-        <w:tc>
-          <w:tcPr>
-            <w:tcW w:type="dxa" w:w="1480"/>
+            <w:tcW w:type="dxa" w:w="4076"/>
+            <w:tcMar>
+              <w:top w:w="90" w:type="dxa"/>
+              <w:start w:w="90" w:type="dxa"/>
+              <w:bottom w:w="90" w:type="dxa"/>
+              <w:end w:w="90" w:type="dxa"/>
+            </w:tcMar>
+            <w:vAlign w:val="center"/>
+          </w:tcPr>
+          <w:p>
+            <w:pPr>
+              <w:spacing w:after="0" w:before="0"/>
+              <w:jc w:val="left"/>
+            </w:pPr>
+            <w:r/>
+            <w:r>
+              <w:rPr>
+                <w:rFonts w:ascii="Arial" w:hAnsi="Arial"/>
+                <w:b w:val="0"/>
+                <w:sz w:val="16"/>
+              </w:rPr>
+              <w:t>1.1. Aplica principios matemáticos (matrices de transformación homogénea, rotaciones y cuaterniones) para resolver problemas espaciales en robótica.</w:t>
+            </w:r>
+          </w:p>
+        </w:tc>
+        <w:tc>
+          <w:tcPr>
+            <w:tcW w:type="dxa" w:w="1332"/>
             <w:tcMar>
               <w:top w:w="90" w:type="dxa"/>
               <w:start w:w="90" w:type="dxa"/>
@@ -4391,7 +4398,7 @@
         </w:tc>
         <w:tc>
           <w:tcPr>
-            <w:tcW w:type="dxa" w:w="1570"/>
+            <w:tcW w:type="dxa" w:w="1417"/>
             <w:tcMar>
               <w:top w:w="90" w:type="dxa"/>
               <w:start w:w="90" w:type="dxa"/>
@@ -4423,7 +4430,7 @@
         </w:trPr>
         <w:tc>
           <w:tcPr>
-            <w:tcW w:type="dxa" w:w="3118"/>
+            <w:tcW w:type="dxa" w:w="2812"/>
             <w:tcMar>
               <w:top w:w="90" w:type="dxa"/>
               <w:start w:w="90" w:type="dxa"/>
@@ -4451,7 +4458,7 @@
         </w:tc>
         <w:tc>
           <w:tcPr>
-            <w:tcW w:type="dxa" w:w="3470"/>
+            <w:tcW w:type="dxa" w:w="4076"/>
             <w:tcMar>
               <w:top w:w="90" w:type="dxa"/>
               <w:start w:w="90" w:type="dxa"/>
@@ -4473,13 +4480,13 @@
                 <w:b w:val="0"/>
                 <w:sz w:val="16"/>
               </w:rPr>
-              <w:t>Protocolo de las fases 4 a 7 con repeticiones, verdad de terreno medida y variables controladas</w:t>
-            </w:r>
-          </w:p>
-        </w:tc>
-        <w:tc>
-          <w:tcPr>
-            <w:tcW w:type="dxa" w:w="1480"/>
+              <w:t>6.1. Diseña y ejecuta pruebas experimentales con verdad de terreno medida, repeticiones y variables controladas para cuantificar exactitud, latencia y repetibilidad.</w:t>
+            </w:r>
+          </w:p>
+        </w:tc>
+        <w:tc>
+          <w:tcPr>
+            <w:tcW w:type="dxa" w:w="1332"/>
             <w:tcMar>
               <w:top w:w="90" w:type="dxa"/>
               <w:start w:w="90" w:type="dxa"/>
@@ -4507,7 +4514,7 @@
         </w:tc>
         <w:tc>
           <w:tcPr>
-            <w:tcW w:type="dxa" w:w="1570"/>
+            <w:tcW w:type="dxa" w:w="1417"/>
             <w:tcMar>
               <w:top w:w="90" w:type="dxa"/>
               <w:start w:w="90" w:type="dxa"/>
@@ -4540,7 +4547,7 @@
         </w:trPr>
         <w:tc>
           <w:tcPr>
-            <w:tcW w:type="dxa" w:w="3118"/>
+            <w:tcW w:type="dxa" w:w="2812"/>
             <w:tcMar>
               <w:top w:w="90" w:type="dxa"/>
               <w:start w:w="90" w:type="dxa"/>
@@ -4567,34 +4574,34 @@
         </w:tc>
         <w:tc>
           <w:tcPr>
-            <w:tcW w:type="dxa" w:w="3470"/>
-            <w:tcMar>
-              <w:top w:w="90" w:type="dxa"/>
-              <w:start w:w="90" w:type="dxa"/>
-              <w:bottom w:w="90" w:type="dxa"/>
-              <w:end w:w="90" w:type="dxa"/>
-            </w:tcMar>
-            <w:vAlign w:val="center"/>
-          </w:tcPr>
-          <w:p>
-            <w:pPr>
-              <w:spacing w:after="0" w:before="0"/>
-              <w:jc w:val="left"/>
-            </w:pPr>
-            <w:r/>
-            <w:r>
-              <w:rPr>
-                <w:rFonts w:ascii="Arial" w:hAnsi="Arial"/>
-                <w:b w:val="0"/>
-                <w:sz w:val="16"/>
-              </w:rPr>
-              <w:t>Métricas (tasa de acierto, error 3D, latencia, tokens), ablación y discusión de fallas del VLM</w:t>
-            </w:r>
-          </w:p>
-        </w:tc>
-        <w:tc>
-          <w:tcPr>
-            <w:tcW w:type="dxa" w:w="1480"/>
+            <w:tcW w:type="dxa" w:w="4076"/>
+            <w:tcMar>
+              <w:top w:w="90" w:type="dxa"/>
+              <w:start w:w="90" w:type="dxa"/>
+              <w:bottom w:w="90" w:type="dxa"/>
+              <w:end w:w="90" w:type="dxa"/>
+            </w:tcMar>
+            <w:vAlign w:val="center"/>
+          </w:tcPr>
+          <w:p>
+            <w:pPr>
+              <w:spacing w:after="0" w:before="0"/>
+              <w:jc w:val="left"/>
+            </w:pPr>
+            <w:r/>
+            <w:r>
+              <w:rPr>
+                <w:rFonts w:ascii="Arial" w:hAnsi="Arial"/>
+                <w:b w:val="0"/>
+                <w:sz w:val="16"/>
+              </w:rPr>
+              <w:t>6.4. Interpreta fallas y diagnósticos experimentales aplicando protocolos por capas para aislar errores en hardware y software.</w:t>
+            </w:r>
+          </w:p>
+        </w:tc>
+        <w:tc>
+          <w:tcPr>
+            <w:tcW w:type="dxa" w:w="1332"/>
             <w:tcMar>
               <w:top w:w="90" w:type="dxa"/>
               <w:start w:w="90" w:type="dxa"/>
@@ -4621,7 +4628,7 @@
         </w:tc>
         <w:tc>
           <w:tcPr>
-            <w:tcW w:type="dxa" w:w="1570"/>
+            <w:tcW w:type="dxa" w:w="1417"/>
             <w:tcMar>
               <w:top w:w="90" w:type="dxa"/>
               <w:start w:w="90" w:type="dxa"/>
@@ -4653,7 +4660,7 @@
         </w:trPr>
         <w:tc>
           <w:tcPr>
-            <w:tcW w:type="dxa" w:w="3118"/>
+            <w:tcW w:type="dxa" w:w="2812"/>
             <w:tcMar>
               <w:top w:w="90" w:type="dxa"/>
               <w:start w:w="90" w:type="dxa"/>
@@ -4675,13 +4682,13 @@
                 <w:b w:val="0"/>
                 <w:sz w:val="16"/>
               </w:rPr>
-              <w:t>C4. Informe técnico</w:t>
-            </w:r>
-          </w:p>
-        </w:tc>
-        <w:tc>
-          <w:tcPr>
-            <w:tcW w:type="dxa" w:w="3470"/>
+              <w:t>C4. Informe técnico y comunicación de resultados</w:t>
+            </w:r>
+          </w:p>
+        </w:tc>
+        <w:tc>
+          <w:tcPr>
+            <w:tcW w:type="dxa" w:w="4076"/>
             <w:tcMar>
               <w:top w:w="90" w:type="dxa"/>
               <w:start w:w="90" w:type="dxa"/>
@@ -4703,13 +4710,13 @@
                 <w:b w:val="0"/>
                 <w:sz w:val="16"/>
               </w:rPr>
-              <w:t>Plantilla de informe completa, figuras anotadas y conclusiones sustentadas en datos</w:t>
-            </w:r>
-          </w:p>
-        </w:tc>
-        <w:tc>
-          <w:tcPr>
-            <w:tcW w:type="dxa" w:w="1480"/>
+              <w:t>3.1 - 3.3. Elabora documentación técnica reproducible y comunica resultados experimentales con métricas y demostraciones.</w:t>
+            </w:r>
+          </w:p>
+        </w:tc>
+        <w:tc>
+          <w:tcPr>
+            <w:tcW w:type="dxa" w:w="1332"/>
             <w:tcMar>
               <w:top w:w="90" w:type="dxa"/>
               <w:start w:w="90" w:type="dxa"/>
@@ -4737,7 +4744,7 @@
         </w:tc>
         <w:tc>
           <w:tcPr>
-            <w:tcW w:type="dxa" w:w="1570"/>
+            <w:tcW w:type="dxa" w:w="1417"/>
             <w:tcMar>
               <w:top w:w="90" w:type="dxa"/>
               <w:start w:w="90" w:type="dxa"/>
@@ -4770,7 +4777,7 @@
         </w:trPr>
         <w:tc>
           <w:tcPr>
-            <w:tcW w:type="dxa" w:w="3118"/>
+            <w:tcW w:type="dxa" w:w="2812"/>
             <w:tcMar>
               <w:top w:w="90" w:type="dxa"/>
               <w:start w:w="90" w:type="dxa"/>
@@ -4797,34 +4804,36 @@
         </w:tc>
         <w:tc>
           <w:tcPr>
-            <w:tcW w:type="dxa" w:w="3470"/>
-            <w:tcMar>
-              <w:top w:w="90" w:type="dxa"/>
-              <w:start w:w="90" w:type="dxa"/>
-              <w:bottom w:w="90" w:type="dxa"/>
-              <w:end w:w="90" w:type="dxa"/>
-            </w:tcMar>
-            <w:vAlign w:val="center"/>
-          </w:tcPr>
-          <w:p>
-            <w:pPr>
-              <w:spacing w:after="0" w:before="0"/>
-              <w:jc w:val="left"/>
-            </w:pPr>
-            <w:r/>
-            <w:r>
-              <w:rPr>
-                <w:rFonts w:ascii="Arial" w:hAnsi="Arial"/>
-                <w:b w:val="0"/>
-                <w:sz w:val="16"/>
-              </w:rPr>
-              <w:t>Manejo de la clave, datos enviados a terceros, respeto de la zona del robot, roles declarados</w:t>
-            </w:r>
-          </w:p>
-        </w:tc>
-        <w:tc>
-          <w:tcPr>
-            <w:tcW w:type="dxa" w:w="1480"/>
+            <w:tcW w:type="dxa" w:w="4076"/>
+            <w:tcMar>
+              <w:top w:w="90" w:type="dxa"/>
+              <w:start w:w="90" w:type="dxa"/>
+              <w:bottom w:w="90" w:type="dxa"/>
+              <w:end w:w="90" w:type="dxa"/>
+            </w:tcMar>
+            <w:vAlign w:val="center"/>
+          </w:tcPr>
+          <w:p>
+            <w:pPr>
+              <w:spacing w:after="0" w:before="0"/>
+              <w:jc w:val="left"/>
+            </w:pPr>
+            <w:r/>
+            <w:r>
+              <w:rPr>
+                <w:rFonts w:ascii="Arial" w:hAnsi="Arial"/>
+                <w:b w:val="0"/>
+                <w:sz w:val="16"/>
+              </w:rPr>
+              <w:t>4.3. Aplica buenas prácticas en el uso de datos de cámara, operación segura y roles de equipo.</w:t>
+              <w:br/>
+              <w:t>5.1. Define roles técnicos y coordina la ejecución colaborativa en equipo.</w:t>
+            </w:r>
+          </w:p>
+        </w:tc>
+        <w:tc>
+          <w:tcPr>
+            <w:tcW w:type="dxa" w:w="1332"/>
             <w:tcMar>
               <w:top w:w="90" w:type="dxa"/>
               <w:start w:w="90" w:type="dxa"/>
@@ -4851,7 +4860,7 @@
         </w:tc>
         <w:tc>
           <w:tcPr>
-            <w:tcW w:type="dxa" w:w="1570"/>
+            <w:tcW w:type="dxa" w:w="1417"/>
             <w:tcMar>
               <w:top w:w="90" w:type="dxa"/>
               <w:start w:w="90" w:type="dxa"/>
@@ -4883,7 +4892,7 @@
         </w:trPr>
         <w:tc>
           <w:tcPr>
-            <w:tcW w:type="dxa" w:w="3118"/>
+            <w:tcW w:type="dxa" w:w="2812"/>
             <w:tcMar>
               <w:top w:w="90" w:type="dxa"/>
               <w:start w:w="90" w:type="dxa"/>
@@ -4911,7 +4920,7 @@
         </w:tc>
         <w:tc>
           <w:tcPr>
-            <w:tcW w:type="dxa" w:w="3470"/>
+            <w:tcW w:type="dxa" w:w="4076"/>
             <w:tcMar>
               <w:top w:w="90" w:type="dxa"/>
               <w:start w:w="90" w:type="dxa"/>
@@ -4938,7 +4947,7 @@
         </w:tc>
         <w:tc>
           <w:tcPr>
-            <w:tcW w:type="dxa" w:w="1480"/>
+            <w:tcW w:type="dxa" w:w="1332"/>
             <w:tcMar>
               <w:top w:w="90" w:type="dxa"/>
               <w:start w:w="90" w:type="dxa"/>
@@ -4965,7 +4974,7 @@
         </w:tc>
         <w:tc>
           <w:tcPr>
-            <w:tcW w:type="dxa" w:w="1570"/>
+            <w:tcW w:type="dxa" w:w="1417"/>
             <w:tcMar>
               <w:top w:w="90" w:type="dxa"/>
               <w:start w:w="90" w:type="dxa"/>
@@ -5007,6 +5016,606 @@
           <w:i w:val="0"/>
           <w:sz w:val="4"/>
         </w:rPr>
+      </w:r>
+    </w:p>
+    <w:p>
+      <w:pPr>
+        <w:keepNext w:val="0"/>
+        <w:spacing w:before="0" w:after="80" w:line="240" w:lineRule="auto"/>
+        <w:ind w:left="0" w:firstLine="0"/>
+        <w:jc w:val="both"/>
+      </w:pPr>
+      <w:r>
+        <w:rPr>
+          <w:rFonts w:ascii="Arial" w:hAnsi="Arial"/>
+          <w:b w:val="0"/>
+          <w:i w:val="0"/>
+          <w:sz w:val="18"/>
+        </w:rPr>
+        <w:t>Cada criterio se califica en cinco niveles sobre la escala Zubatronic/SGDE (0–500). N3 es el umbral individual de logro y la meta de cohorte es que al menos el 70 % de los estudiantes alcance N3 o superior en cada indicador. La nota sobre 5,0 es el consolidado ponderado sobre 500 dividido entre 100.</w:t>
+      </w:r>
+    </w:p>
+    <w:tbl>
+      <w:tblPr>
+        <w:tblW w:w="0" w:type="auto"/>
+        <w:tblInd w:w="360" w:type="dxa"/>
+        <w:tblBorders>
+          <w:top w:val="single" w:sz="4" w:space="0" w:color="auto"/>
+          <w:left w:val="single" w:sz="4" w:space="0" w:color="auto"/>
+          <w:bottom w:val="single" w:sz="4" w:space="0" w:color="auto"/>
+          <w:right w:val="single" w:sz="4" w:space="0" w:color="auto"/>
+          <w:insideH w:val="single" w:sz="4" w:space="0" w:color="auto"/>
+          <w:insideV w:val="single" w:sz="4" w:space="0" w:color="auto"/>
+        </w:tblBorders>
+        <w:tblLayout w:type="fixed"/>
+        <w:tblLook w:val="04A0" w:firstRow="1" w:lastRow="0" w:firstColumn="1" w:lastColumn="0" w:noHBand="0" w:noVBand="1"/>
+      </w:tblPr>
+      <w:tblGrid>
+        <w:gridCol w:w="2018"/>
+        <w:gridCol w:w="2268"/>
+        <w:gridCol w:w="5352"/>
+      </w:tblGrid>
+      <w:tr>
+        <w:trPr>
+          <w:cantSplit/>
+          <w:tblHeader w:val="true"/>
+        </w:trPr>
+        <w:tc>
+          <w:tcPr>
+            <w:tcW w:type="dxa" w:w="2018"/>
+            <w:tcMar>
+              <w:top w:w="90" w:type="dxa"/>
+              <w:start w:w="90" w:type="dxa"/>
+              <w:bottom w:w="90" w:type="dxa"/>
+              <w:end w:w="90" w:type="dxa"/>
+            </w:tcMar>
+            <w:shd w:fill="1F4E79"/>
+            <w:vAlign w:val="center"/>
+          </w:tcPr>
+          <w:p>
+            <w:pPr>
+              <w:spacing w:after="0" w:before="0"/>
+              <w:jc w:val="center"/>
+            </w:pPr>
+            <w:r/>
+            <w:r>
+              <w:rPr>
+                <w:rFonts w:ascii="Arial" w:hAnsi="Arial"/>
+                <w:b/>
+                <w:color w:val="FFFFFF"/>
+                <w:sz w:val="16"/>
+              </w:rPr>
+              <w:t>Nivel</w:t>
+            </w:r>
+          </w:p>
+        </w:tc>
+        <w:tc>
+          <w:tcPr>
+            <w:tcW w:type="dxa" w:w="2268"/>
+            <w:tcMar>
+              <w:top w:w="90" w:type="dxa"/>
+              <w:start w:w="90" w:type="dxa"/>
+              <w:bottom w:w="90" w:type="dxa"/>
+              <w:end w:w="90" w:type="dxa"/>
+            </w:tcMar>
+            <w:shd w:fill="1F4E79"/>
+            <w:vAlign w:val="center"/>
+          </w:tcPr>
+          <w:p>
+            <w:pPr>
+              <w:spacing w:after="0" w:before="0"/>
+              <w:jc w:val="center"/>
+            </w:pPr>
+            <w:r/>
+            <w:r>
+              <w:rPr>
+                <w:rFonts w:ascii="Arial" w:hAnsi="Arial"/>
+                <w:b/>
+                <w:color w:val="FFFFFF"/>
+                <w:sz w:val="16"/>
+              </w:rPr>
+              <w:t>Intervalo</w:t>
+            </w:r>
+          </w:p>
+        </w:tc>
+        <w:tc>
+          <w:tcPr>
+            <w:tcW w:type="dxa" w:w="5352"/>
+            <w:tcMar>
+              <w:top w:w="90" w:type="dxa"/>
+              <w:start w:w="90" w:type="dxa"/>
+              <w:bottom w:w="90" w:type="dxa"/>
+              <w:end w:w="90" w:type="dxa"/>
+            </w:tcMar>
+            <w:shd w:fill="1F4E79"/>
+            <w:vAlign w:val="center"/>
+          </w:tcPr>
+          <w:p>
+            <w:pPr>
+              <w:spacing w:after="0" w:before="0"/>
+              <w:jc w:val="center"/>
+            </w:pPr>
+            <w:r/>
+            <w:r>
+              <w:rPr>
+                <w:rFonts w:ascii="Arial" w:hAnsi="Arial"/>
+                <w:b/>
+                <w:color w:val="FFFFFF"/>
+                <w:sz w:val="16"/>
+              </w:rPr>
+              <w:t>Interpretación</w:t>
+            </w:r>
+          </w:p>
+        </w:tc>
+      </w:tr>
+      <w:tr>
+        <w:trPr>
+          <w:cantSplit/>
+        </w:trPr>
+        <w:tc>
+          <w:tcPr>
+            <w:tcW w:type="dxa" w:w="2018"/>
+            <w:tcMar>
+              <w:top w:w="90" w:type="dxa"/>
+              <w:start w:w="90" w:type="dxa"/>
+              <w:bottom w:w="90" w:type="dxa"/>
+              <w:end w:w="90" w:type="dxa"/>
+            </w:tcMar>
+            <w:vAlign w:val="center"/>
+          </w:tcPr>
+          <w:p>
+            <w:pPr>
+              <w:spacing w:after="0" w:before="0"/>
+              <w:jc w:val="left"/>
+            </w:pPr>
+            <w:r/>
+            <w:r>
+              <w:rPr>
+                <w:rFonts w:ascii="Arial" w:hAnsi="Arial"/>
+                <w:b w:val="0"/>
+                <w:sz w:val="16"/>
+              </w:rPr>
+              <w:t>N5</w:t>
+            </w:r>
+          </w:p>
+        </w:tc>
+        <w:tc>
+          <w:tcPr>
+            <w:tcW w:type="dxa" w:w="2268"/>
+            <w:tcMar>
+              <w:top w:w="90" w:type="dxa"/>
+              <w:start w:w="90" w:type="dxa"/>
+              <w:bottom w:w="90" w:type="dxa"/>
+              <w:end w:w="90" w:type="dxa"/>
+            </w:tcMar>
+            <w:vAlign w:val="center"/>
+          </w:tcPr>
+          <w:p>
+            <w:pPr>
+              <w:spacing w:after="0" w:before="0"/>
+              <w:jc w:val="left"/>
+            </w:pPr>
+            <w:r/>
+            <w:r>
+              <w:rPr>
+                <w:rFonts w:ascii="Arial" w:hAnsi="Arial"/>
+                <w:b w:val="0"/>
+                <w:sz w:val="16"/>
+              </w:rPr>
+              <w:t>475–500</w:t>
+            </w:r>
+          </w:p>
+        </w:tc>
+        <w:tc>
+          <w:tcPr>
+            <w:tcW w:type="dxa" w:w="5352"/>
+            <w:tcMar>
+              <w:top w:w="90" w:type="dxa"/>
+              <w:start w:w="90" w:type="dxa"/>
+              <w:bottom w:w="90" w:type="dxa"/>
+              <w:end w:w="90" w:type="dxa"/>
+            </w:tcMar>
+            <w:vAlign w:val="center"/>
+          </w:tcPr>
+          <w:p>
+            <w:pPr>
+              <w:spacing w:after="0" w:before="0"/>
+              <w:jc w:val="left"/>
+            </w:pPr>
+            <w:r/>
+            <w:r>
+              <w:rPr>
+                <w:rFonts w:ascii="Arial" w:hAnsi="Arial"/>
+                <w:b w:val="0"/>
+                <w:sz w:val="16"/>
+              </w:rPr>
+              <w:t>Excelente: evidencia completa, rigurosa y reproducible, con profundidad analítica sobresaliente.</w:t>
+            </w:r>
+          </w:p>
+        </w:tc>
+      </w:tr>
+      <w:tr>
+        <w:trPr>
+          <w:cantSplit/>
+        </w:trPr>
+        <w:tc>
+          <w:tcPr>
+            <w:tcW w:type="dxa" w:w="2018"/>
+            <w:tcMar>
+              <w:top w:w="90" w:type="dxa"/>
+              <w:start w:w="90" w:type="dxa"/>
+              <w:bottom w:w="90" w:type="dxa"/>
+              <w:end w:w="90" w:type="dxa"/>
+            </w:tcMar>
+            <w:shd w:fill="F2F2F2"/>
+            <w:vAlign w:val="center"/>
+          </w:tcPr>
+          <w:p>
+            <w:pPr>
+              <w:spacing w:after="0" w:before="0"/>
+              <w:jc w:val="left"/>
+            </w:pPr>
+            <w:r/>
+            <w:r>
+              <w:rPr>
+                <w:rFonts w:ascii="Arial" w:hAnsi="Arial"/>
+                <w:b w:val="0"/>
+                <w:sz w:val="16"/>
+              </w:rPr>
+              <w:t>N4</w:t>
+            </w:r>
+          </w:p>
+        </w:tc>
+        <w:tc>
+          <w:tcPr>
+            <w:tcW w:type="dxa" w:w="2268"/>
+            <w:tcMar>
+              <w:top w:w="90" w:type="dxa"/>
+              <w:start w:w="90" w:type="dxa"/>
+              <w:bottom w:w="90" w:type="dxa"/>
+              <w:end w:w="90" w:type="dxa"/>
+            </w:tcMar>
+            <w:shd w:fill="F2F2F2"/>
+            <w:vAlign w:val="center"/>
+          </w:tcPr>
+          <w:p>
+            <w:pPr>
+              <w:spacing w:after="0" w:before="0"/>
+              <w:jc w:val="left"/>
+            </w:pPr>
+            <w:r/>
+            <w:r>
+              <w:rPr>
+                <w:rFonts w:ascii="Arial" w:hAnsi="Arial"/>
+                <w:b w:val="0"/>
+                <w:sz w:val="16"/>
+              </w:rPr>
+              <w:t>400–474</w:t>
+            </w:r>
+          </w:p>
+        </w:tc>
+        <w:tc>
+          <w:tcPr>
+            <w:tcW w:type="dxa" w:w="5352"/>
+            <w:tcMar>
+              <w:top w:w="90" w:type="dxa"/>
+              <w:start w:w="90" w:type="dxa"/>
+              <w:bottom w:w="90" w:type="dxa"/>
+              <w:end w:w="90" w:type="dxa"/>
+            </w:tcMar>
+            <w:shd w:fill="F2F2F2"/>
+            <w:vAlign w:val="center"/>
+          </w:tcPr>
+          <w:p>
+            <w:pPr>
+              <w:spacing w:after="0" w:before="0"/>
+              <w:jc w:val="left"/>
+            </w:pPr>
+            <w:r/>
+            <w:r>
+              <w:rPr>
+                <w:rFonts w:ascii="Arial" w:hAnsi="Arial"/>
+                <w:b w:val="0"/>
+                <w:sz w:val="16"/>
+              </w:rPr>
+              <w:t>Bueno: desempeño correcto con omisiones menores que no comprometen la validez de las mediciones.</w:t>
+            </w:r>
+          </w:p>
+        </w:tc>
+      </w:tr>
+      <w:tr>
+        <w:trPr>
+          <w:cantSplit/>
+        </w:trPr>
+        <w:tc>
+          <w:tcPr>
+            <w:tcW w:type="dxa" w:w="2018"/>
+            <w:tcMar>
+              <w:top w:w="90" w:type="dxa"/>
+              <w:start w:w="90" w:type="dxa"/>
+              <w:bottom w:w="90" w:type="dxa"/>
+              <w:end w:w="90" w:type="dxa"/>
+            </w:tcMar>
+            <w:vAlign w:val="center"/>
+          </w:tcPr>
+          <w:p>
+            <w:pPr>
+              <w:spacing w:after="0" w:before="0"/>
+              <w:jc w:val="left"/>
+            </w:pPr>
+            <w:r/>
+            <w:r>
+              <w:rPr>
+                <w:rFonts w:ascii="Arial" w:hAnsi="Arial"/>
+                <w:b w:val="0"/>
+                <w:sz w:val="16"/>
+              </w:rPr>
+              <w:t>N3</w:t>
+            </w:r>
+          </w:p>
+        </w:tc>
+        <w:tc>
+          <w:tcPr>
+            <w:tcW w:type="dxa" w:w="2268"/>
+            <w:tcMar>
+              <w:top w:w="90" w:type="dxa"/>
+              <w:start w:w="90" w:type="dxa"/>
+              <w:bottom w:w="90" w:type="dxa"/>
+              <w:end w:w="90" w:type="dxa"/>
+            </w:tcMar>
+            <w:vAlign w:val="center"/>
+          </w:tcPr>
+          <w:p>
+            <w:pPr>
+              <w:spacing w:after="0" w:before="0"/>
+              <w:jc w:val="left"/>
+            </w:pPr>
+            <w:r/>
+            <w:r>
+              <w:rPr>
+                <w:rFonts w:ascii="Arial" w:hAnsi="Arial"/>
+                <w:b w:val="0"/>
+                <w:sz w:val="16"/>
+              </w:rPr>
+              <w:t>300–399</w:t>
+            </w:r>
+          </w:p>
+        </w:tc>
+        <w:tc>
+          <w:tcPr>
+            <w:tcW w:type="dxa" w:w="5352"/>
+            <w:tcMar>
+              <w:top w:w="90" w:type="dxa"/>
+              <w:start w:w="90" w:type="dxa"/>
+              <w:bottom w:w="90" w:type="dxa"/>
+              <w:end w:w="90" w:type="dxa"/>
+            </w:tcMar>
+            <w:vAlign w:val="center"/>
+          </w:tcPr>
+          <w:p>
+            <w:pPr>
+              <w:spacing w:after="0" w:before="0"/>
+              <w:jc w:val="left"/>
+            </w:pPr>
+            <w:r/>
+            <w:r>
+              <w:rPr>
+                <w:rFonts w:ascii="Arial" w:hAnsi="Arial"/>
+                <w:b w:val="0"/>
+                <w:sz w:val="16"/>
+              </w:rPr>
+              <w:t>Aceptable: desempeño esencial con evidencia verificable (umbral de logro).</w:t>
+            </w:r>
+          </w:p>
+        </w:tc>
+      </w:tr>
+      <w:tr>
+        <w:trPr>
+          <w:cantSplit/>
+        </w:trPr>
+        <w:tc>
+          <w:tcPr>
+            <w:tcW w:type="dxa" w:w="2018"/>
+            <w:tcMar>
+              <w:top w:w="90" w:type="dxa"/>
+              <w:start w:w="90" w:type="dxa"/>
+              <w:bottom w:w="90" w:type="dxa"/>
+              <w:end w:w="90" w:type="dxa"/>
+            </w:tcMar>
+            <w:shd w:fill="F2F2F2"/>
+            <w:vAlign w:val="center"/>
+          </w:tcPr>
+          <w:p>
+            <w:pPr>
+              <w:spacing w:after="0" w:before="0"/>
+              <w:jc w:val="left"/>
+            </w:pPr>
+            <w:r/>
+            <w:r>
+              <w:rPr>
+                <w:rFonts w:ascii="Arial" w:hAnsi="Arial"/>
+                <w:b w:val="0"/>
+                <w:sz w:val="16"/>
+              </w:rPr>
+              <w:t>N2</w:t>
+            </w:r>
+          </w:p>
+        </w:tc>
+        <w:tc>
+          <w:tcPr>
+            <w:tcW w:type="dxa" w:w="2268"/>
+            <w:tcMar>
+              <w:top w:w="90" w:type="dxa"/>
+              <w:start w:w="90" w:type="dxa"/>
+              <w:bottom w:w="90" w:type="dxa"/>
+              <w:end w:w="90" w:type="dxa"/>
+            </w:tcMar>
+            <w:shd w:fill="F2F2F2"/>
+            <w:vAlign w:val="center"/>
+          </w:tcPr>
+          <w:p>
+            <w:pPr>
+              <w:spacing w:after="0" w:before="0"/>
+              <w:jc w:val="left"/>
+            </w:pPr>
+            <w:r/>
+            <w:r>
+              <w:rPr>
+                <w:rFonts w:ascii="Arial" w:hAnsi="Arial"/>
+                <w:b w:val="0"/>
+                <w:sz w:val="16"/>
+              </w:rPr>
+              <w:t>150–299</w:t>
+            </w:r>
+          </w:p>
+        </w:tc>
+        <w:tc>
+          <w:tcPr>
+            <w:tcW w:type="dxa" w:w="5352"/>
+            <w:tcMar>
+              <w:top w:w="90" w:type="dxa"/>
+              <w:start w:w="90" w:type="dxa"/>
+              <w:bottom w:w="90" w:type="dxa"/>
+              <w:end w:w="90" w:type="dxa"/>
+            </w:tcMar>
+            <w:shd w:fill="F2F2F2"/>
+            <w:vAlign w:val="center"/>
+          </w:tcPr>
+          <w:p>
+            <w:pPr>
+              <w:spacing w:after="0" w:before="0"/>
+              <w:jc w:val="left"/>
+            </w:pPr>
+            <w:r/>
+            <w:r>
+              <w:rPr>
+                <w:rFonts w:ascii="Arial" w:hAnsi="Arial"/>
+                <w:b w:val="0"/>
+                <w:sz w:val="16"/>
+              </w:rPr>
+              <w:t>Parcial: evidencia incompleta, métricas faltantes o conclusiones sin sustento en los datos.</w:t>
+            </w:r>
+          </w:p>
+        </w:tc>
+      </w:tr>
+      <w:tr>
+        <w:trPr>
+          <w:cantSplit/>
+        </w:trPr>
+        <w:tc>
+          <w:tcPr>
+            <w:tcW w:type="dxa" w:w="2018"/>
+            <w:tcMar>
+              <w:top w:w="90" w:type="dxa"/>
+              <w:start w:w="90" w:type="dxa"/>
+              <w:bottom w:w="90" w:type="dxa"/>
+              <w:end w:w="90" w:type="dxa"/>
+            </w:tcMar>
+            <w:vAlign w:val="center"/>
+          </w:tcPr>
+          <w:p>
+            <w:pPr>
+              <w:spacing w:after="0" w:before="0"/>
+              <w:jc w:val="left"/>
+            </w:pPr>
+            <w:r/>
+            <w:r>
+              <w:rPr>
+                <w:rFonts w:ascii="Arial" w:hAnsi="Arial"/>
+                <w:b w:val="0"/>
+                <w:sz w:val="16"/>
+              </w:rPr>
+              <w:t>N1</w:t>
+            </w:r>
+          </w:p>
+        </w:tc>
+        <w:tc>
+          <w:tcPr>
+            <w:tcW w:type="dxa" w:w="2268"/>
+            <w:tcMar>
+              <w:top w:w="90" w:type="dxa"/>
+              <w:start w:w="90" w:type="dxa"/>
+              <w:bottom w:w="90" w:type="dxa"/>
+              <w:end w:w="90" w:type="dxa"/>
+            </w:tcMar>
+            <w:vAlign w:val="center"/>
+          </w:tcPr>
+          <w:p>
+            <w:pPr>
+              <w:spacing w:after="0" w:before="0"/>
+              <w:jc w:val="left"/>
+            </w:pPr>
+            <w:r/>
+            <w:r>
+              <w:rPr>
+                <w:rFonts w:ascii="Arial" w:hAnsi="Arial"/>
+                <w:b w:val="0"/>
+                <w:sz w:val="16"/>
+              </w:rPr>
+              <w:t>0–149</w:t>
+            </w:r>
+          </w:p>
+        </w:tc>
+        <w:tc>
+          <w:tcPr>
+            <w:tcW w:type="dxa" w:w="5352"/>
+            <w:tcMar>
+              <w:top w:w="90" w:type="dxa"/>
+              <w:start w:w="90" w:type="dxa"/>
+              <w:bottom w:w="90" w:type="dxa"/>
+              <w:end w:w="90" w:type="dxa"/>
+            </w:tcMar>
+            <w:vAlign w:val="center"/>
+          </w:tcPr>
+          <w:p>
+            <w:pPr>
+              <w:spacing w:after="0" w:before="0"/>
+              <w:jc w:val="left"/>
+            </w:pPr>
+            <w:r/>
+            <w:r>
+              <w:rPr>
+                <w:rFonts w:ascii="Arial" w:hAnsi="Arial"/>
+                <w:b w:val="0"/>
+                <w:sz w:val="16"/>
+              </w:rPr>
+              <w:t>No cumple: evidencia mínima o no funcional; sin evidencia obligatoria se registra 0.</w:t>
+            </w:r>
+          </w:p>
+        </w:tc>
+      </w:tr>
+    </w:tbl>
+    <w:p>
+      <w:pPr>
+        <w:keepNext w:val="0"/>
+        <w:spacing w:before="0" w:after="80" w:line="240" w:lineRule="auto"/>
+        <w:ind w:left="0" w:firstLine="0"/>
+        <w:jc w:val="both"/>
+      </w:pPr>
+      <w:r>
+        <w:rPr>
+          <w:rFonts w:ascii="Arial" w:hAnsi="Arial"/>
+          <w:b w:val="0"/>
+          <w:i w:val="0"/>
+          <w:sz w:val="4"/>
+        </w:rPr>
+      </w:r>
+    </w:p>
+    <w:p>
+      <w:pPr>
+        <w:keepNext w:val="0"/>
+        <w:spacing w:before="0" w:after="80" w:line="240" w:lineRule="auto"/>
+        <w:ind w:left="0" w:firstLine="0"/>
+        <w:jc w:val="both"/>
+      </w:pPr>
+      <w:r>
+        <w:rPr>
+          <w:rFonts w:ascii="Arial" w:hAnsi="Arial"/>
+          <w:b w:val="0"/>
+          <w:i w:val="0"/>
+          <w:sz w:val="18"/>
+        </w:rPr>
+        <w:t>Las rúbricas con la evidencia observable de cada nivel por criterio están en el instrumento ABET (sección 9).</w:t>
       </w:r>
     </w:p>
     <w:tbl>
@@ -5048,7 +5657,7 @@
                 <w:rFonts w:ascii="Arial" w:hAnsi="Arial"/>
                 <w:sz w:val="16"/>
               </w:rPr>
-              <w:t>Los códigos SO siguen la numeración ABET usada en las demás guías del repositorio; ajústelos a los indicadores del syllabus vigente de Inteligencia Artificial.</w:t>
+              <w:t>Los indicadores 1.1, 3.1 - 3.3, 4.3, 5.1 y 6.4 se citan como aparecen en los instrumentos del programa usados en las demás prácticas; el 6.1 se redactó para esta práctica. Verifíquelos contra el syllabus vigente de Inteligencia Artificial.</w:t>
             </w:r>
           </w:p>
         </w:tc>
@@ -5113,12 +5722,13 @@
           <w:insideH w:val="single" w:sz="4" w:space="0" w:color="auto"/>
           <w:insideV w:val="single" w:sz="4" w:space="0" w:color="auto"/>
         </w:tblBorders>
+        <w:tblLayout w:type="fixed"/>
         <w:tblLook w:val="04A0" w:firstRow="1" w:lastRow="0" w:firstColumn="1" w:lastColumn="0" w:noHBand="0" w:noVBand="1"/>
       </w:tblPr>
       <w:tblGrid>
-        <w:gridCol w:w="2947"/>
-        <w:gridCol w:w="2947"/>
-        <w:gridCol w:w="2947"/>
+        <w:gridCol w:w="5204"/>
+        <w:gridCol w:w="1979"/>
+        <w:gridCol w:w="2455"/>
       </w:tblGrid>
       <w:tr>
         <w:trPr>
@@ -5782,12 +6392,13 @@
           <w:insideH w:val="single" w:sz="4" w:space="0" w:color="auto"/>
           <w:insideV w:val="single" w:sz="4" w:space="0" w:color="auto"/>
         </w:tblBorders>
+        <w:tblLayout w:type="fixed"/>
         <w:tblLook w:val="04A0" w:firstRow="1" w:lastRow="0" w:firstColumn="1" w:lastColumn="0" w:noHBand="0" w:noVBand="1"/>
       </w:tblPr>
       <w:tblGrid>
-        <w:gridCol w:w="2947"/>
-        <w:gridCol w:w="2947"/>
-        <w:gridCol w:w="2947"/>
+        <w:gridCol w:w="5023"/>
+        <w:gridCol w:w="2058"/>
+        <w:gridCol w:w="2557"/>
       </w:tblGrid>
       <w:tr>
         <w:trPr>
@@ -7586,12 +8197,13 @@
           <w:insideH w:val="single" w:sz="4" w:space="0" w:color="auto"/>
           <w:insideV w:val="single" w:sz="4" w:space="0" w:color="auto"/>
         </w:tblBorders>
+        <w:tblLayout w:type="fixed"/>
         <w:tblLook w:val="04A0" w:firstRow="1" w:lastRow="0" w:firstColumn="1" w:lastColumn="0" w:noHBand="0" w:noVBand="1"/>
       </w:tblPr>
       <w:tblGrid>
-        <w:gridCol w:w="2947"/>
-        <w:gridCol w:w="2947"/>
-        <w:gridCol w:w="2947"/>
+        <w:gridCol w:w="1457"/>
+        <w:gridCol w:w="3203"/>
+        <w:gridCol w:w="4978"/>
       </w:tblGrid>
       <w:tr>
         <w:trPr>
@@ -8927,6 +9539,23 @@
           <w:sz w:val="20"/>
         </w:rPr>
         <w:t>RESULTADOS DE LA PRÁCTICA</w:t>
+      </w:r>
+    </w:p>
+    <w:p>
+      <w:pPr>
+        <w:keepNext w:val="0"/>
+        <w:spacing w:before="0" w:after="80" w:line="240" w:lineRule="auto"/>
+        <w:ind w:left="0" w:firstLine="0"/>
+        <w:jc w:val="both"/>
+      </w:pPr>
+      <w:r>
+        <w:rPr>
+          <w:rFonts w:ascii="Arial" w:hAnsi="Arial"/>
+          <w:b w:val="0"/>
+          <w:i w:val="0"/>
+          <w:sz w:val="18"/>
+        </w:rPr>
+        <w:t>Las tablas se diligencian en el instrumento ABET de entrega (sección 6), que además pide las evidencias E1–E9 y la declaración de uso de IA generativa (Tabla 8). Aquí se reproducen como referencia para la sesión.</w:t>
       </w:r>
     </w:p>
     <w:p>
@@ -8956,11 +9585,12 @@
           <w:insideH w:val="single" w:sz="4" w:space="0" w:color="auto"/>
           <w:insideV w:val="single" w:sz="4" w:space="0" w:color="auto"/>
         </w:tblBorders>
+        <w:tblLayout w:type="fixed"/>
         <w:tblLook w:val="04A0" w:firstRow="1" w:lastRow="0" w:firstColumn="1" w:lastColumn="0" w:noHBand="0" w:noVBand="1"/>
       </w:tblPr>
       <w:tblGrid>
-        <w:gridCol w:w="4420"/>
-        <w:gridCol w:w="4420"/>
+        <w:gridCol w:w="5352"/>
+        <w:gridCol w:w="4286"/>
       </w:tblGrid>
       <w:tr>
         <w:trPr>
@@ -8969,7 +9599,7 @@
         </w:trPr>
         <w:tc>
           <w:tcPr>
-            <w:tcW w:type="dxa" w:w="6843"/>
+            <w:tcW w:type="dxa" w:w="5352"/>
             <w:tcMar>
               <w:top w:w="90" w:type="dxa"/>
               <w:start w:w="90" w:type="dxa"/>
@@ -8998,7 +9628,7 @@
         </w:tc>
         <w:tc>
           <w:tcPr>
-            <w:tcW w:type="dxa" w:w="2795"/>
+            <w:tcW w:type="dxa" w:w="4286"/>
             <w:tcMar>
               <w:top w:w="90" w:type="dxa"/>
               <w:start w:w="90" w:type="dxa"/>
@@ -9032,7 +9662,7 @@
         </w:trPr>
         <w:tc>
           <w:tcPr>
-            <w:tcW w:type="dxa" w:w="6843"/>
+            <w:tcW w:type="dxa" w:w="5352"/>
             <w:tcMar>
               <w:top w:w="90" w:type="dxa"/>
               <w:start w:w="90" w:type="dxa"/>
@@ -9059,7 +9689,7 @@
         </w:tc>
         <w:tc>
           <w:tcPr>
-            <w:tcW w:type="dxa" w:w="2795"/>
+            <w:tcW w:type="dxa" w:w="4286"/>
             <w:tcMar>
               <w:top w:w="90" w:type="dxa"/>
               <w:start w:w="90" w:type="dxa"/>
@@ -9090,7 +9720,7 @@
         </w:trPr>
         <w:tc>
           <w:tcPr>
-            <w:tcW w:type="dxa" w:w="6843"/>
+            <w:tcW w:type="dxa" w:w="5352"/>
             <w:tcMar>
               <w:top w:w="90" w:type="dxa"/>
               <w:start w:w="90" w:type="dxa"/>
@@ -9118,7 +9748,7 @@
         </w:tc>
         <w:tc>
           <w:tcPr>
-            <w:tcW w:type="dxa" w:w="2795"/>
+            <w:tcW w:type="dxa" w:w="4286"/>
             <w:tcMar>
               <w:top w:w="90" w:type="dxa"/>
               <w:start w:w="90" w:type="dxa"/>
@@ -9150,7 +9780,7 @@
         </w:trPr>
         <w:tc>
           <w:tcPr>
-            <w:tcW w:type="dxa" w:w="6843"/>
+            <w:tcW w:type="dxa" w:w="5352"/>
             <w:tcMar>
               <w:top w:w="90" w:type="dxa"/>
               <w:start w:w="90" w:type="dxa"/>
@@ -9177,7 +9807,7 @@
         </w:tc>
         <w:tc>
           <w:tcPr>
-            <w:tcW w:type="dxa" w:w="2795"/>
+            <w:tcW w:type="dxa" w:w="4286"/>
             <w:tcMar>
               <w:top w:w="90" w:type="dxa"/>
               <w:start w:w="90" w:type="dxa"/>
@@ -9208,7 +9838,7 @@
         </w:trPr>
         <w:tc>
           <w:tcPr>
-            <w:tcW w:type="dxa" w:w="6843"/>
+            <w:tcW w:type="dxa" w:w="5352"/>
             <w:tcMar>
               <w:top w:w="90" w:type="dxa"/>
               <w:start w:w="90" w:type="dxa"/>
@@ -9236,7 +9866,7 @@
         </w:tc>
         <w:tc>
           <w:tcPr>
-            <w:tcW w:type="dxa" w:w="2795"/>
+            <w:tcW w:type="dxa" w:w="4286"/>
             <w:tcMar>
               <w:top w:w="90" w:type="dxa"/>
               <w:start w:w="90" w:type="dxa"/>
@@ -9268,7 +9898,7 @@
         </w:trPr>
         <w:tc>
           <w:tcPr>
-            <w:tcW w:type="dxa" w:w="6843"/>
+            <w:tcW w:type="dxa" w:w="5352"/>
             <w:tcMar>
               <w:top w:w="90" w:type="dxa"/>
               <w:start w:w="90" w:type="dxa"/>
@@ -9295,7 +9925,7 @@
         </w:tc>
         <w:tc>
           <w:tcPr>
-            <w:tcW w:type="dxa" w:w="2795"/>
+            <w:tcW w:type="dxa" w:w="4286"/>
             <w:tcMar>
               <w:top w:w="90" w:type="dxa"/>
               <w:start w:w="90" w:type="dxa"/>
@@ -9364,14 +9994,15 @@
           <w:insideH w:val="single" w:sz="4" w:space="0" w:color="auto"/>
           <w:insideV w:val="single" w:sz="4" w:space="0" w:color="auto"/>
         </w:tblBorders>
+        <w:tblLayout w:type="fixed"/>
         <w:tblLook w:val="04A0" w:firstRow="1" w:lastRow="0" w:firstColumn="1" w:lastColumn="0" w:noHBand="0" w:noVBand="1"/>
       </w:tblPr>
       <w:tblGrid>
-        <w:gridCol w:w="1768"/>
-        <w:gridCol w:w="1768"/>
-        <w:gridCol w:w="1768"/>
-        <w:gridCol w:w="1768"/>
-        <w:gridCol w:w="1768"/>
+        <w:gridCol w:w="2058"/>
+        <w:gridCol w:w="1089"/>
+        <w:gridCol w:w="2387"/>
+        <w:gridCol w:w="2081"/>
+        <w:gridCol w:w="2030"/>
       </w:tblGrid>
       <w:tr>
         <w:trPr>
@@ -10692,12 +11323,13 @@
           <w:insideH w:val="single" w:sz="4" w:space="0" w:color="auto"/>
           <w:insideV w:val="single" w:sz="4" w:space="0" w:color="auto"/>
         </w:tblBorders>
+        <w:tblLayout w:type="fixed"/>
         <w:tblLook w:val="04A0" w:firstRow="1" w:lastRow="0" w:firstColumn="1" w:lastColumn="0" w:noHBand="0" w:noVBand="1"/>
       </w:tblPr>
       <w:tblGrid>
-        <w:gridCol w:w="2947"/>
-        <w:gridCol w:w="2947"/>
-        <w:gridCol w:w="2947"/>
+        <w:gridCol w:w="3600"/>
+        <w:gridCol w:w="2880"/>
+        <w:gridCol w:w="3158"/>
       </w:tblGrid>
       <w:tr>
         <w:trPr>
@@ -10706,7 +11338,7 @@
         </w:trPr>
         <w:tc>
           <w:tcPr>
-            <w:tcW w:type="dxa" w:w="4071"/>
+            <w:tcW w:type="dxa" w:w="3600"/>
             <w:tcMar>
               <w:top w:w="90" w:type="dxa"/>
               <w:start w:w="90" w:type="dxa"/>
@@ -10735,7 +11367,7 @@
         </w:tc>
         <w:tc>
           <w:tcPr>
-            <w:tcW w:type="dxa" w:w="1996"/>
+            <w:tcW w:type="dxa" w:w="2880"/>
             <w:tcMar>
               <w:top w:w="90" w:type="dxa"/>
               <w:start w:w="90" w:type="dxa"/>
@@ -10764,7 +11396,7 @@
         </w:tc>
         <w:tc>
           <w:tcPr>
-            <w:tcW w:type="dxa" w:w="3572"/>
+            <w:tcW w:type="dxa" w:w="3158"/>
             <w:tcMar>
               <w:top w:w="90" w:type="dxa"/>
               <w:start w:w="90" w:type="dxa"/>
@@ -10798,7 +11430,7 @@
         </w:trPr>
         <w:tc>
           <w:tcPr>
-            <w:tcW w:type="dxa" w:w="4071"/>
+            <w:tcW w:type="dxa" w:w="3600"/>
             <w:tcMar>
               <w:top w:w="90" w:type="dxa"/>
               <w:start w:w="90" w:type="dxa"/>
@@ -10825,33 +11457,33 @@
         </w:tc>
         <w:tc>
           <w:tcPr>
-            <w:tcW w:type="dxa" w:w="1996"/>
-            <w:tcMar>
-              <w:top w:w="90" w:type="dxa"/>
-              <w:start w:w="90" w:type="dxa"/>
-              <w:bottom w:w="90" w:type="dxa"/>
-              <w:end w:w="90" w:type="dxa"/>
-            </w:tcMar>
-            <w:vAlign w:val="center"/>
-          </w:tcPr>
-          <w:p>
-            <w:pPr>
-              <w:spacing w:after="0" w:before="0"/>
-              <w:jc w:val="left"/>
-            </w:pPr>
-            <w:r/>
-            <w:r>
-              <w:rPr>
-                <w:rFonts w:ascii="Arial" w:hAnsi="Arial"/>
-                <w:b w:val="0"/>
-                <w:sz w:val="16"/>
-              </w:rPr>
-            </w:r>
-          </w:p>
-        </w:tc>
-        <w:tc>
-          <w:tcPr>
-            <w:tcW w:type="dxa" w:w="3572"/>
+            <w:tcW w:type="dxa" w:w="2880"/>
+            <w:tcMar>
+              <w:top w:w="90" w:type="dxa"/>
+              <w:start w:w="90" w:type="dxa"/>
+              <w:bottom w:w="90" w:type="dxa"/>
+              <w:end w:w="90" w:type="dxa"/>
+            </w:tcMar>
+            <w:vAlign w:val="center"/>
+          </w:tcPr>
+          <w:p>
+            <w:pPr>
+              <w:spacing w:after="0" w:before="0"/>
+              <w:jc w:val="left"/>
+            </w:pPr>
+            <w:r/>
+            <w:r>
+              <w:rPr>
+                <w:rFonts w:ascii="Arial" w:hAnsi="Arial"/>
+                <w:b w:val="0"/>
+                <w:sz w:val="16"/>
+              </w:rPr>
+            </w:r>
+          </w:p>
+        </w:tc>
+        <w:tc>
+          <w:tcPr>
+            <w:tcW w:type="dxa" w:w="3158"/>
             <w:tcMar>
               <w:top w:w="90" w:type="dxa"/>
               <w:start w:w="90" w:type="dxa"/>
@@ -10883,7 +11515,7 @@
         </w:trPr>
         <w:tc>
           <w:tcPr>
-            <w:tcW w:type="dxa" w:w="4071"/>
+            <w:tcW w:type="dxa" w:w="3600"/>
             <w:tcMar>
               <w:top w:w="90" w:type="dxa"/>
               <w:start w:w="90" w:type="dxa"/>
@@ -10911,7 +11543,7 @@
         </w:tc>
         <w:tc>
           <w:tcPr>
-            <w:tcW w:type="dxa" w:w="1996"/>
+            <w:tcW w:type="dxa" w:w="2880"/>
             <w:tcMar>
               <w:top w:w="90" w:type="dxa"/>
               <w:start w:w="90" w:type="dxa"/>
@@ -10938,7 +11570,7 @@
         </w:tc>
         <w:tc>
           <w:tcPr>
-            <w:tcW w:type="dxa" w:w="3572"/>
+            <w:tcW w:type="dxa" w:w="3158"/>
             <w:tcMar>
               <w:top w:w="90" w:type="dxa"/>
               <w:start w:w="90" w:type="dxa"/>
@@ -10971,7 +11603,7 @@
         </w:trPr>
         <w:tc>
           <w:tcPr>
-            <w:tcW w:type="dxa" w:w="4071"/>
+            <w:tcW w:type="dxa" w:w="3600"/>
             <w:tcMar>
               <w:top w:w="90" w:type="dxa"/>
               <w:start w:w="90" w:type="dxa"/>
@@ -10998,33 +11630,33 @@
         </w:tc>
         <w:tc>
           <w:tcPr>
-            <w:tcW w:type="dxa" w:w="1996"/>
-            <w:tcMar>
-              <w:top w:w="90" w:type="dxa"/>
-              <w:start w:w="90" w:type="dxa"/>
-              <w:bottom w:w="90" w:type="dxa"/>
-              <w:end w:w="90" w:type="dxa"/>
-            </w:tcMar>
-            <w:vAlign w:val="center"/>
-          </w:tcPr>
-          <w:p>
-            <w:pPr>
-              <w:spacing w:after="0" w:before="0"/>
-              <w:jc w:val="left"/>
-            </w:pPr>
-            <w:r/>
-            <w:r>
-              <w:rPr>
-                <w:rFonts w:ascii="Arial" w:hAnsi="Arial"/>
-                <w:b w:val="0"/>
-                <w:sz w:val="16"/>
-              </w:rPr>
-            </w:r>
-          </w:p>
-        </w:tc>
-        <w:tc>
-          <w:tcPr>
-            <w:tcW w:type="dxa" w:w="3572"/>
+            <w:tcW w:type="dxa" w:w="2880"/>
+            <w:tcMar>
+              <w:top w:w="90" w:type="dxa"/>
+              <w:start w:w="90" w:type="dxa"/>
+              <w:bottom w:w="90" w:type="dxa"/>
+              <w:end w:w="90" w:type="dxa"/>
+            </w:tcMar>
+            <w:vAlign w:val="center"/>
+          </w:tcPr>
+          <w:p>
+            <w:pPr>
+              <w:spacing w:after="0" w:before="0"/>
+              <w:jc w:val="left"/>
+            </w:pPr>
+            <w:r/>
+            <w:r>
+              <w:rPr>
+                <w:rFonts w:ascii="Arial" w:hAnsi="Arial"/>
+                <w:b w:val="0"/>
+                <w:sz w:val="16"/>
+              </w:rPr>
+            </w:r>
+          </w:p>
+        </w:tc>
+        <w:tc>
+          <w:tcPr>
+            <w:tcW w:type="dxa" w:w="3158"/>
             <w:tcMar>
               <w:top w:w="90" w:type="dxa"/>
               <w:start w:w="90" w:type="dxa"/>
@@ -11055,7 +11687,7 @@
         </w:trPr>
         <w:tc>
           <w:tcPr>
-            <w:tcW w:type="dxa" w:w="4071"/>
+            <w:tcW w:type="dxa" w:w="3600"/>
             <w:tcMar>
               <w:top w:w="90" w:type="dxa"/>
               <w:start w:w="90" w:type="dxa"/>
@@ -11083,7 +11715,7 @@
         </w:tc>
         <w:tc>
           <w:tcPr>
-            <w:tcW w:type="dxa" w:w="1996"/>
+            <w:tcW w:type="dxa" w:w="2880"/>
             <w:tcMar>
               <w:top w:w="90" w:type="dxa"/>
               <w:start w:w="90" w:type="dxa"/>
@@ -11110,7 +11742,7 @@
         </w:tc>
         <w:tc>
           <w:tcPr>
-            <w:tcW w:type="dxa" w:w="3572"/>
+            <w:tcW w:type="dxa" w:w="3158"/>
             <w:tcMar>
               <w:top w:w="90" w:type="dxa"/>
               <w:start w:w="90" w:type="dxa"/>
@@ -11143,7 +11775,7 @@
         </w:trPr>
         <w:tc>
           <w:tcPr>
-            <w:tcW w:type="dxa" w:w="4071"/>
+            <w:tcW w:type="dxa" w:w="3600"/>
             <w:tcMar>
               <w:top w:w="90" w:type="dxa"/>
               <w:start w:w="90" w:type="dxa"/>
@@ -11170,33 +11802,33 @@
         </w:tc>
         <w:tc>
           <w:tcPr>
-            <w:tcW w:type="dxa" w:w="1996"/>
-            <w:tcMar>
-              <w:top w:w="90" w:type="dxa"/>
-              <w:start w:w="90" w:type="dxa"/>
-              <w:bottom w:w="90" w:type="dxa"/>
-              <w:end w:w="90" w:type="dxa"/>
-            </w:tcMar>
-            <w:vAlign w:val="center"/>
-          </w:tcPr>
-          <w:p>
-            <w:pPr>
-              <w:spacing w:after="0" w:before="0"/>
-              <w:jc w:val="left"/>
-            </w:pPr>
-            <w:r/>
-            <w:r>
-              <w:rPr>
-                <w:rFonts w:ascii="Arial" w:hAnsi="Arial"/>
-                <w:b w:val="0"/>
-                <w:sz w:val="16"/>
-              </w:rPr>
-            </w:r>
-          </w:p>
-        </w:tc>
-        <w:tc>
-          <w:tcPr>
-            <w:tcW w:type="dxa" w:w="3572"/>
+            <w:tcW w:type="dxa" w:w="2880"/>
+            <w:tcMar>
+              <w:top w:w="90" w:type="dxa"/>
+              <w:start w:w="90" w:type="dxa"/>
+              <w:bottom w:w="90" w:type="dxa"/>
+              <w:end w:w="90" w:type="dxa"/>
+            </w:tcMar>
+            <w:vAlign w:val="center"/>
+          </w:tcPr>
+          <w:p>
+            <w:pPr>
+              <w:spacing w:after="0" w:before="0"/>
+              <w:jc w:val="left"/>
+            </w:pPr>
+            <w:r/>
+            <w:r>
+              <w:rPr>
+                <w:rFonts w:ascii="Arial" w:hAnsi="Arial"/>
+                <w:b w:val="0"/>
+                <w:sz w:val="16"/>
+              </w:rPr>
+            </w:r>
+          </w:p>
+        </w:tc>
+        <w:tc>
+          <w:tcPr>
+            <w:tcW w:type="dxa" w:w="3158"/>
             <w:tcMar>
               <w:top w:w="90" w:type="dxa"/>
               <w:start w:w="90" w:type="dxa"/>
@@ -11228,7 +11860,7 @@
         </w:trPr>
         <w:tc>
           <w:tcPr>
-            <w:tcW w:type="dxa" w:w="4071"/>
+            <w:tcW w:type="dxa" w:w="3600"/>
             <w:tcMar>
               <w:top w:w="90" w:type="dxa"/>
               <w:start w:w="90" w:type="dxa"/>
@@ -11256,7 +11888,7 @@
         </w:tc>
         <w:tc>
           <w:tcPr>
-            <w:tcW w:type="dxa" w:w="1996"/>
+            <w:tcW w:type="dxa" w:w="2880"/>
             <w:tcMar>
               <w:top w:w="90" w:type="dxa"/>
               <w:start w:w="90" w:type="dxa"/>
@@ -11283,7 +11915,7 @@
         </w:tc>
         <w:tc>
           <w:tcPr>
-            <w:tcW w:type="dxa" w:w="3572"/>
+            <w:tcW w:type="dxa" w:w="3158"/>
             <w:tcMar>
               <w:top w:w="90" w:type="dxa"/>
               <w:start w:w="90" w:type="dxa"/>
@@ -11353,16 +11985,17 @@
           <w:insideH w:val="single" w:sz="4" w:space="0" w:color="auto"/>
           <w:insideV w:val="single" w:sz="4" w:space="0" w:color="auto"/>
         </w:tblBorders>
+        <w:tblLayout w:type="fixed"/>
         <w:tblLook w:val="04A0" w:firstRow="1" w:lastRow="0" w:firstColumn="1" w:lastColumn="0" w:noHBand="0" w:noVBand="1"/>
       </w:tblPr>
       <w:tblGrid>
-        <w:gridCol w:w="1263"/>
-        <w:gridCol w:w="1263"/>
-        <w:gridCol w:w="1263"/>
-        <w:gridCol w:w="1263"/>
-        <w:gridCol w:w="1263"/>
-        <w:gridCol w:w="1263"/>
-        <w:gridCol w:w="1263"/>
+        <w:gridCol w:w="1270"/>
+        <w:gridCol w:w="1672"/>
+        <w:gridCol w:w="1338"/>
+        <w:gridCol w:w="1338"/>
+        <w:gridCol w:w="1338"/>
+        <w:gridCol w:w="1338"/>
+        <w:gridCol w:w="1338"/>
       </w:tblGrid>
       <w:tr>
         <w:trPr>
@@ -11371,7 +12004,7 @@
         </w:trPr>
         <w:tc>
           <w:tcPr>
-            <w:tcW w:type="dxa" w:w="1344"/>
+            <w:tcW w:type="dxa" w:w="1270"/>
             <w:tcMar>
               <w:top w:w="90" w:type="dxa"/>
               <w:start w:w="90" w:type="dxa"/>
@@ -11400,7 +12033,7 @@
         </w:tc>
         <w:tc>
           <w:tcPr>
-            <w:tcW w:type="dxa" w:w="1774"/>
+            <w:tcW w:type="dxa" w:w="1672"/>
             <w:tcMar>
               <w:top w:w="90" w:type="dxa"/>
               <w:start w:w="90" w:type="dxa"/>
@@ -11429,7 +12062,7 @@
         </w:tc>
         <w:tc>
           <w:tcPr>
-            <w:tcW w:type="dxa" w:w="1344"/>
+            <w:tcW w:type="dxa" w:w="1338"/>
             <w:tcMar>
               <w:top w:w="90" w:type="dxa"/>
               <w:start w:w="90" w:type="dxa"/>
@@ -11458,7 +12091,7 @@
         </w:tc>
         <w:tc>
           <w:tcPr>
-            <w:tcW w:type="dxa" w:w="1179"/>
+            <w:tcW w:type="dxa" w:w="1338"/>
             <w:tcMar>
               <w:top w:w="90" w:type="dxa"/>
               <w:start w:w="90" w:type="dxa"/>
@@ -11487,7 +12120,7 @@
         </w:tc>
         <w:tc>
           <w:tcPr>
-            <w:tcW w:type="dxa" w:w="1236"/>
+            <w:tcW w:type="dxa" w:w="1338"/>
             <w:tcMar>
               <w:top w:w="90" w:type="dxa"/>
               <w:start w:w="90" w:type="dxa"/>
@@ -11516,7 +12149,7 @@
         </w:tc>
         <w:tc>
           <w:tcPr>
-            <w:tcW w:type="dxa" w:w="1344"/>
+            <w:tcW w:type="dxa" w:w="1338"/>
             <w:tcMar>
               <w:top w:w="90" w:type="dxa"/>
               <w:start w:w="90" w:type="dxa"/>
@@ -11545,7 +12178,7 @@
         </w:tc>
         <w:tc>
           <w:tcPr>
-            <w:tcW w:type="dxa" w:w="1417"/>
+            <w:tcW w:type="dxa" w:w="1338"/>
             <w:tcMar>
               <w:top w:w="90" w:type="dxa"/>
               <w:start w:w="90" w:type="dxa"/>
@@ -11579,7 +12212,7 @@
         </w:trPr>
         <w:tc>
           <w:tcPr>
-            <w:tcW w:type="dxa" w:w="1344"/>
+            <w:tcW w:type="dxa" w:w="1270"/>
             <w:tcMar>
               <w:top w:w="90" w:type="dxa"/>
               <w:start w:w="90" w:type="dxa"/>
@@ -11606,7 +12239,7 @@
         </w:tc>
         <w:tc>
           <w:tcPr>
-            <w:tcW w:type="dxa" w:w="1774"/>
+            <w:tcW w:type="dxa" w:w="1672"/>
             <w:tcMar>
               <w:top w:w="90" w:type="dxa"/>
               <w:start w:w="90" w:type="dxa"/>
@@ -11633,111 +12266,111 @@
         </w:tc>
         <w:tc>
           <w:tcPr>
-            <w:tcW w:type="dxa" w:w="1344"/>
-            <w:tcMar>
-              <w:top w:w="90" w:type="dxa"/>
-              <w:start w:w="90" w:type="dxa"/>
-              <w:bottom w:w="90" w:type="dxa"/>
-              <w:end w:w="90" w:type="dxa"/>
-            </w:tcMar>
-            <w:vAlign w:val="center"/>
-          </w:tcPr>
-          <w:p>
-            <w:pPr>
-              <w:spacing w:after="0" w:before="0"/>
-              <w:jc w:val="left"/>
-            </w:pPr>
-            <w:r/>
-            <w:r>
-              <w:rPr>
-                <w:rFonts w:ascii="Arial" w:hAnsi="Arial"/>
-                <w:b w:val="0"/>
-                <w:sz w:val="15"/>
-              </w:rPr>
-            </w:r>
-          </w:p>
-        </w:tc>
-        <w:tc>
-          <w:tcPr>
-            <w:tcW w:type="dxa" w:w="1179"/>
-            <w:tcMar>
-              <w:top w:w="90" w:type="dxa"/>
-              <w:start w:w="90" w:type="dxa"/>
-              <w:bottom w:w="90" w:type="dxa"/>
-              <w:end w:w="90" w:type="dxa"/>
-            </w:tcMar>
-            <w:vAlign w:val="center"/>
-          </w:tcPr>
-          <w:p>
-            <w:pPr>
-              <w:spacing w:after="0" w:before="0"/>
-              <w:jc w:val="left"/>
-            </w:pPr>
-            <w:r/>
-            <w:r>
-              <w:rPr>
-                <w:rFonts w:ascii="Arial" w:hAnsi="Arial"/>
-                <w:b w:val="0"/>
-                <w:sz w:val="15"/>
-              </w:rPr>
-            </w:r>
-          </w:p>
-        </w:tc>
-        <w:tc>
-          <w:tcPr>
-            <w:tcW w:type="dxa" w:w="1236"/>
-            <w:tcMar>
-              <w:top w:w="90" w:type="dxa"/>
-              <w:start w:w="90" w:type="dxa"/>
-              <w:bottom w:w="90" w:type="dxa"/>
-              <w:end w:w="90" w:type="dxa"/>
-            </w:tcMar>
-            <w:vAlign w:val="center"/>
-          </w:tcPr>
-          <w:p>
-            <w:pPr>
-              <w:spacing w:after="0" w:before="0"/>
-              <w:jc w:val="left"/>
-            </w:pPr>
-            <w:r/>
-            <w:r>
-              <w:rPr>
-                <w:rFonts w:ascii="Arial" w:hAnsi="Arial"/>
-                <w:b w:val="0"/>
-                <w:sz w:val="15"/>
-              </w:rPr>
-            </w:r>
-          </w:p>
-        </w:tc>
-        <w:tc>
-          <w:tcPr>
-            <w:tcW w:type="dxa" w:w="1344"/>
-            <w:tcMar>
-              <w:top w:w="90" w:type="dxa"/>
-              <w:start w:w="90" w:type="dxa"/>
-              <w:bottom w:w="90" w:type="dxa"/>
-              <w:end w:w="90" w:type="dxa"/>
-            </w:tcMar>
-            <w:vAlign w:val="center"/>
-          </w:tcPr>
-          <w:p>
-            <w:pPr>
-              <w:spacing w:after="0" w:before="0"/>
-              <w:jc w:val="left"/>
-            </w:pPr>
-            <w:r/>
-            <w:r>
-              <w:rPr>
-                <w:rFonts w:ascii="Arial" w:hAnsi="Arial"/>
-                <w:b w:val="0"/>
-                <w:sz w:val="15"/>
-              </w:rPr>
-            </w:r>
-          </w:p>
-        </w:tc>
-        <w:tc>
-          <w:tcPr>
-            <w:tcW w:type="dxa" w:w="1417"/>
+            <w:tcW w:type="dxa" w:w="1338"/>
+            <w:tcMar>
+              <w:top w:w="90" w:type="dxa"/>
+              <w:start w:w="90" w:type="dxa"/>
+              <w:bottom w:w="90" w:type="dxa"/>
+              <w:end w:w="90" w:type="dxa"/>
+            </w:tcMar>
+            <w:vAlign w:val="center"/>
+          </w:tcPr>
+          <w:p>
+            <w:pPr>
+              <w:spacing w:after="0" w:before="0"/>
+              <w:jc w:val="left"/>
+            </w:pPr>
+            <w:r/>
+            <w:r>
+              <w:rPr>
+                <w:rFonts w:ascii="Arial" w:hAnsi="Arial"/>
+                <w:b w:val="0"/>
+                <w:sz w:val="15"/>
+              </w:rPr>
+            </w:r>
+          </w:p>
+        </w:tc>
+        <w:tc>
+          <w:tcPr>
+            <w:tcW w:type="dxa" w:w="1338"/>
+            <w:tcMar>
+              <w:top w:w="90" w:type="dxa"/>
+              <w:start w:w="90" w:type="dxa"/>
+              <w:bottom w:w="90" w:type="dxa"/>
+              <w:end w:w="90" w:type="dxa"/>
+            </w:tcMar>
+            <w:vAlign w:val="center"/>
+          </w:tcPr>
+          <w:p>
+            <w:pPr>
+              <w:spacing w:after="0" w:before="0"/>
+              <w:jc w:val="left"/>
+            </w:pPr>
+            <w:r/>
+            <w:r>
+              <w:rPr>
+                <w:rFonts w:ascii="Arial" w:hAnsi="Arial"/>
+                <w:b w:val="0"/>
+                <w:sz w:val="15"/>
+              </w:rPr>
+            </w:r>
+          </w:p>
+        </w:tc>
+        <w:tc>
+          <w:tcPr>
+            <w:tcW w:type="dxa" w:w="1338"/>
+            <w:tcMar>
+              <w:top w:w="90" w:type="dxa"/>
+              <w:start w:w="90" w:type="dxa"/>
+              <w:bottom w:w="90" w:type="dxa"/>
+              <w:end w:w="90" w:type="dxa"/>
+            </w:tcMar>
+            <w:vAlign w:val="center"/>
+          </w:tcPr>
+          <w:p>
+            <w:pPr>
+              <w:spacing w:after="0" w:before="0"/>
+              <w:jc w:val="left"/>
+            </w:pPr>
+            <w:r/>
+            <w:r>
+              <w:rPr>
+                <w:rFonts w:ascii="Arial" w:hAnsi="Arial"/>
+                <w:b w:val="0"/>
+                <w:sz w:val="15"/>
+              </w:rPr>
+            </w:r>
+          </w:p>
+        </w:tc>
+        <w:tc>
+          <w:tcPr>
+            <w:tcW w:type="dxa" w:w="1338"/>
+            <w:tcMar>
+              <w:top w:w="90" w:type="dxa"/>
+              <w:start w:w="90" w:type="dxa"/>
+              <w:bottom w:w="90" w:type="dxa"/>
+              <w:end w:w="90" w:type="dxa"/>
+            </w:tcMar>
+            <w:vAlign w:val="center"/>
+          </w:tcPr>
+          <w:p>
+            <w:pPr>
+              <w:spacing w:after="0" w:before="0"/>
+              <w:jc w:val="left"/>
+            </w:pPr>
+            <w:r/>
+            <w:r>
+              <w:rPr>
+                <w:rFonts w:ascii="Arial" w:hAnsi="Arial"/>
+                <w:b w:val="0"/>
+                <w:sz w:val="15"/>
+              </w:rPr>
+            </w:r>
+          </w:p>
+        </w:tc>
+        <w:tc>
+          <w:tcPr>
+            <w:tcW w:type="dxa" w:w="1338"/>
             <w:tcMar>
               <w:top w:w="90" w:type="dxa"/>
               <w:start w:w="90" w:type="dxa"/>
@@ -11768,7 +12401,7 @@
         </w:trPr>
         <w:tc>
           <w:tcPr>
-            <w:tcW w:type="dxa" w:w="1344"/>
+            <w:tcW w:type="dxa" w:w="1270"/>
             <w:tcMar>
               <w:top w:w="90" w:type="dxa"/>
               <w:start w:w="90" w:type="dxa"/>
@@ -11796,7 +12429,7 @@
         </w:tc>
         <w:tc>
           <w:tcPr>
-            <w:tcW w:type="dxa" w:w="1774"/>
+            <w:tcW w:type="dxa" w:w="1672"/>
             <w:tcMar>
               <w:top w:w="90" w:type="dxa"/>
               <w:start w:w="90" w:type="dxa"/>
@@ -11824,7 +12457,7 @@
         </w:tc>
         <w:tc>
           <w:tcPr>
-            <w:tcW w:type="dxa" w:w="1344"/>
+            <w:tcW w:type="dxa" w:w="1338"/>
             <w:tcMar>
               <w:top w:w="90" w:type="dxa"/>
               <w:start w:w="90" w:type="dxa"/>
@@ -11851,7 +12484,7 @@
         </w:tc>
         <w:tc>
           <w:tcPr>
-            <w:tcW w:type="dxa" w:w="1179"/>
+            <w:tcW w:type="dxa" w:w="1338"/>
             <w:tcMar>
               <w:top w:w="90" w:type="dxa"/>
               <w:start w:w="90" w:type="dxa"/>
@@ -11878,7 +12511,7 @@
         </w:tc>
         <w:tc>
           <w:tcPr>
-            <w:tcW w:type="dxa" w:w="1236"/>
+            <w:tcW w:type="dxa" w:w="1338"/>
             <w:tcMar>
               <w:top w:w="90" w:type="dxa"/>
               <w:start w:w="90" w:type="dxa"/>
@@ -11905,7 +12538,7 @@
         </w:tc>
         <w:tc>
           <w:tcPr>
-            <w:tcW w:type="dxa" w:w="1344"/>
+            <w:tcW w:type="dxa" w:w="1338"/>
             <w:tcMar>
               <w:top w:w="90" w:type="dxa"/>
               <w:start w:w="90" w:type="dxa"/>
@@ -11932,7 +12565,7 @@
         </w:tc>
         <w:tc>
           <w:tcPr>
-            <w:tcW w:type="dxa" w:w="1417"/>
+            <w:tcW w:type="dxa" w:w="1338"/>
             <w:tcMar>
               <w:top w:w="90" w:type="dxa"/>
               <w:start w:w="90" w:type="dxa"/>
@@ -11964,7 +12597,7 @@
         </w:trPr>
         <w:tc>
           <w:tcPr>
-            <w:tcW w:type="dxa" w:w="1344"/>
+            <w:tcW w:type="dxa" w:w="1270"/>
             <w:tcMar>
               <w:top w:w="90" w:type="dxa"/>
               <w:start w:w="90" w:type="dxa"/>
@@ -11991,7 +12624,7 @@
         </w:tc>
         <w:tc>
           <w:tcPr>
-            <w:tcW w:type="dxa" w:w="1774"/>
+            <w:tcW w:type="dxa" w:w="1672"/>
             <w:tcMar>
               <w:top w:w="90" w:type="dxa"/>
               <w:start w:w="90" w:type="dxa"/>
@@ -12018,111 +12651,111 @@
         </w:tc>
         <w:tc>
           <w:tcPr>
-            <w:tcW w:type="dxa" w:w="1344"/>
-            <w:tcMar>
-              <w:top w:w="90" w:type="dxa"/>
-              <w:start w:w="90" w:type="dxa"/>
-              <w:bottom w:w="90" w:type="dxa"/>
-              <w:end w:w="90" w:type="dxa"/>
-            </w:tcMar>
-            <w:vAlign w:val="center"/>
-          </w:tcPr>
-          <w:p>
-            <w:pPr>
-              <w:spacing w:after="0" w:before="0"/>
-              <w:jc w:val="left"/>
-            </w:pPr>
-            <w:r/>
-            <w:r>
-              <w:rPr>
-                <w:rFonts w:ascii="Arial" w:hAnsi="Arial"/>
-                <w:b w:val="0"/>
-                <w:sz w:val="15"/>
-              </w:rPr>
-            </w:r>
-          </w:p>
-        </w:tc>
-        <w:tc>
-          <w:tcPr>
-            <w:tcW w:type="dxa" w:w="1179"/>
-            <w:tcMar>
-              <w:top w:w="90" w:type="dxa"/>
-              <w:start w:w="90" w:type="dxa"/>
-              <w:bottom w:w="90" w:type="dxa"/>
-              <w:end w:w="90" w:type="dxa"/>
-            </w:tcMar>
-            <w:vAlign w:val="center"/>
-          </w:tcPr>
-          <w:p>
-            <w:pPr>
-              <w:spacing w:after="0" w:before="0"/>
-              <w:jc w:val="left"/>
-            </w:pPr>
-            <w:r/>
-            <w:r>
-              <w:rPr>
-                <w:rFonts w:ascii="Arial" w:hAnsi="Arial"/>
-                <w:b w:val="0"/>
-                <w:sz w:val="15"/>
-              </w:rPr>
-            </w:r>
-          </w:p>
-        </w:tc>
-        <w:tc>
-          <w:tcPr>
-            <w:tcW w:type="dxa" w:w="1236"/>
-            <w:tcMar>
-              <w:top w:w="90" w:type="dxa"/>
-              <w:start w:w="90" w:type="dxa"/>
-              <w:bottom w:w="90" w:type="dxa"/>
-              <w:end w:w="90" w:type="dxa"/>
-            </w:tcMar>
-            <w:vAlign w:val="center"/>
-          </w:tcPr>
-          <w:p>
-            <w:pPr>
-              <w:spacing w:after="0" w:before="0"/>
-              <w:jc w:val="left"/>
-            </w:pPr>
-            <w:r/>
-            <w:r>
-              <w:rPr>
-                <w:rFonts w:ascii="Arial" w:hAnsi="Arial"/>
-                <w:b w:val="0"/>
-                <w:sz w:val="15"/>
-              </w:rPr>
-            </w:r>
-          </w:p>
-        </w:tc>
-        <w:tc>
-          <w:tcPr>
-            <w:tcW w:type="dxa" w:w="1344"/>
-            <w:tcMar>
-              <w:top w:w="90" w:type="dxa"/>
-              <w:start w:w="90" w:type="dxa"/>
-              <w:bottom w:w="90" w:type="dxa"/>
-              <w:end w:w="90" w:type="dxa"/>
-            </w:tcMar>
-            <w:vAlign w:val="center"/>
-          </w:tcPr>
-          <w:p>
-            <w:pPr>
-              <w:spacing w:after="0" w:before="0"/>
-              <w:jc w:val="left"/>
-            </w:pPr>
-            <w:r/>
-            <w:r>
-              <w:rPr>
-                <w:rFonts w:ascii="Arial" w:hAnsi="Arial"/>
-                <w:b w:val="0"/>
-                <w:sz w:val="15"/>
-              </w:rPr>
-            </w:r>
-          </w:p>
-        </w:tc>
-        <w:tc>
-          <w:tcPr>
-            <w:tcW w:type="dxa" w:w="1417"/>
+            <w:tcW w:type="dxa" w:w="1338"/>
+            <w:tcMar>
+              <w:top w:w="90" w:type="dxa"/>
+              <w:start w:w="90" w:type="dxa"/>
+              <w:bottom w:w="90" w:type="dxa"/>
+              <w:end w:w="90" w:type="dxa"/>
+            </w:tcMar>
+            <w:vAlign w:val="center"/>
+          </w:tcPr>
+          <w:p>
+            <w:pPr>
+              <w:spacing w:after="0" w:before="0"/>
+              <w:jc w:val="left"/>
+            </w:pPr>
+            <w:r/>
+            <w:r>
+              <w:rPr>
+                <w:rFonts w:ascii="Arial" w:hAnsi="Arial"/>
+                <w:b w:val="0"/>
+                <w:sz w:val="15"/>
+              </w:rPr>
+            </w:r>
+          </w:p>
+        </w:tc>
+        <w:tc>
+          <w:tcPr>
+            <w:tcW w:type="dxa" w:w="1338"/>
+            <w:tcMar>
+              <w:top w:w="90" w:type="dxa"/>
+              <w:start w:w="90" w:type="dxa"/>
+              <w:bottom w:w="90" w:type="dxa"/>
+              <w:end w:w="90" w:type="dxa"/>
+            </w:tcMar>
+            <w:vAlign w:val="center"/>
+          </w:tcPr>
+          <w:p>
+            <w:pPr>
+              <w:spacing w:after="0" w:before="0"/>
+              <w:jc w:val="left"/>
+            </w:pPr>
+            <w:r/>
+            <w:r>
+              <w:rPr>
+                <w:rFonts w:ascii="Arial" w:hAnsi="Arial"/>
+                <w:b w:val="0"/>
+                <w:sz w:val="15"/>
+              </w:rPr>
+            </w:r>
+          </w:p>
+        </w:tc>
+        <w:tc>
+          <w:tcPr>
+            <w:tcW w:type="dxa" w:w="1338"/>
+            <w:tcMar>
+              <w:top w:w="90" w:type="dxa"/>
+              <w:start w:w="90" w:type="dxa"/>
+              <w:bottom w:w="90" w:type="dxa"/>
+              <w:end w:w="90" w:type="dxa"/>
+            </w:tcMar>
+            <w:vAlign w:val="center"/>
+          </w:tcPr>
+          <w:p>
+            <w:pPr>
+              <w:spacing w:after="0" w:before="0"/>
+              <w:jc w:val="left"/>
+            </w:pPr>
+            <w:r/>
+            <w:r>
+              <w:rPr>
+                <w:rFonts w:ascii="Arial" w:hAnsi="Arial"/>
+                <w:b w:val="0"/>
+                <w:sz w:val="15"/>
+              </w:rPr>
+            </w:r>
+          </w:p>
+        </w:tc>
+        <w:tc>
+          <w:tcPr>
+            <w:tcW w:type="dxa" w:w="1338"/>
+            <w:tcMar>
+              <w:top w:w="90" w:type="dxa"/>
+              <w:start w:w="90" w:type="dxa"/>
+              <w:bottom w:w="90" w:type="dxa"/>
+              <w:end w:w="90" w:type="dxa"/>
+            </w:tcMar>
+            <w:vAlign w:val="center"/>
+          </w:tcPr>
+          <w:p>
+            <w:pPr>
+              <w:spacing w:after="0" w:before="0"/>
+              <w:jc w:val="left"/>
+            </w:pPr>
+            <w:r/>
+            <w:r>
+              <w:rPr>
+                <w:rFonts w:ascii="Arial" w:hAnsi="Arial"/>
+                <w:b w:val="0"/>
+                <w:sz w:val="15"/>
+              </w:rPr>
+            </w:r>
+          </w:p>
+        </w:tc>
+        <w:tc>
+          <w:tcPr>
+            <w:tcW w:type="dxa" w:w="1338"/>
             <w:tcMar>
               <w:top w:w="90" w:type="dxa"/>
               <w:start w:w="90" w:type="dxa"/>
@@ -12153,7 +12786,7 @@
         </w:trPr>
         <w:tc>
           <w:tcPr>
-            <w:tcW w:type="dxa" w:w="1344"/>
+            <w:tcW w:type="dxa" w:w="1270"/>
             <w:tcMar>
               <w:top w:w="90" w:type="dxa"/>
               <w:start w:w="90" w:type="dxa"/>
@@ -12181,7 +12814,7 @@
         </w:tc>
         <w:tc>
           <w:tcPr>
-            <w:tcW w:type="dxa" w:w="1774"/>
+            <w:tcW w:type="dxa" w:w="1672"/>
             <w:tcMar>
               <w:top w:w="90" w:type="dxa"/>
               <w:start w:w="90" w:type="dxa"/>
@@ -12209,7 +12842,7 @@
         </w:tc>
         <w:tc>
           <w:tcPr>
-            <w:tcW w:type="dxa" w:w="1344"/>
+            <w:tcW w:type="dxa" w:w="1338"/>
             <w:tcMar>
               <w:top w:w="90" w:type="dxa"/>
               <w:start w:w="90" w:type="dxa"/>
@@ -12236,7 +12869,7 @@
         </w:tc>
         <w:tc>
           <w:tcPr>
-            <w:tcW w:type="dxa" w:w="1179"/>
+            <w:tcW w:type="dxa" w:w="1338"/>
             <w:tcMar>
               <w:top w:w="90" w:type="dxa"/>
               <w:start w:w="90" w:type="dxa"/>
@@ -12263,7 +12896,7 @@
         </w:tc>
         <w:tc>
           <w:tcPr>
-            <w:tcW w:type="dxa" w:w="1236"/>
+            <w:tcW w:type="dxa" w:w="1338"/>
             <w:tcMar>
               <w:top w:w="90" w:type="dxa"/>
               <w:start w:w="90" w:type="dxa"/>
@@ -12290,7 +12923,7 @@
         </w:tc>
         <w:tc>
           <w:tcPr>
-            <w:tcW w:type="dxa" w:w="1344"/>
+            <w:tcW w:type="dxa" w:w="1338"/>
             <w:tcMar>
               <w:top w:w="90" w:type="dxa"/>
               <w:start w:w="90" w:type="dxa"/>
@@ -12317,7 +12950,7 @@
         </w:tc>
         <w:tc>
           <w:tcPr>
-            <w:tcW w:type="dxa" w:w="1417"/>
+            <w:tcW w:type="dxa" w:w="1338"/>
             <w:tcMar>
               <w:top w:w="90" w:type="dxa"/>
               <w:start w:w="90" w:type="dxa"/>
@@ -12349,7 +12982,7 @@
         </w:trPr>
         <w:tc>
           <w:tcPr>
-            <w:tcW w:type="dxa" w:w="1344"/>
+            <w:tcW w:type="dxa" w:w="1270"/>
             <w:tcMar>
               <w:top w:w="90" w:type="dxa"/>
               <w:start w:w="90" w:type="dxa"/>
@@ -12376,7 +13009,7 @@
         </w:tc>
         <w:tc>
           <w:tcPr>
-            <w:tcW w:type="dxa" w:w="1774"/>
+            <w:tcW w:type="dxa" w:w="1672"/>
             <w:tcMar>
               <w:top w:w="90" w:type="dxa"/>
               <w:start w:w="90" w:type="dxa"/>
@@ -12403,111 +13036,111 @@
         </w:tc>
         <w:tc>
           <w:tcPr>
-            <w:tcW w:type="dxa" w:w="1344"/>
-            <w:tcMar>
-              <w:top w:w="90" w:type="dxa"/>
-              <w:start w:w="90" w:type="dxa"/>
-              <w:bottom w:w="90" w:type="dxa"/>
-              <w:end w:w="90" w:type="dxa"/>
-            </w:tcMar>
-            <w:vAlign w:val="center"/>
-          </w:tcPr>
-          <w:p>
-            <w:pPr>
-              <w:spacing w:after="0" w:before="0"/>
-              <w:jc w:val="left"/>
-            </w:pPr>
-            <w:r/>
-            <w:r>
-              <w:rPr>
-                <w:rFonts w:ascii="Arial" w:hAnsi="Arial"/>
-                <w:b w:val="0"/>
-                <w:sz w:val="15"/>
-              </w:rPr>
-            </w:r>
-          </w:p>
-        </w:tc>
-        <w:tc>
-          <w:tcPr>
-            <w:tcW w:type="dxa" w:w="1179"/>
-            <w:tcMar>
-              <w:top w:w="90" w:type="dxa"/>
-              <w:start w:w="90" w:type="dxa"/>
-              <w:bottom w:w="90" w:type="dxa"/>
-              <w:end w:w="90" w:type="dxa"/>
-            </w:tcMar>
-            <w:vAlign w:val="center"/>
-          </w:tcPr>
-          <w:p>
-            <w:pPr>
-              <w:spacing w:after="0" w:before="0"/>
-              <w:jc w:val="left"/>
-            </w:pPr>
-            <w:r/>
-            <w:r>
-              <w:rPr>
-                <w:rFonts w:ascii="Arial" w:hAnsi="Arial"/>
-                <w:b w:val="0"/>
-                <w:sz w:val="15"/>
-              </w:rPr>
-            </w:r>
-          </w:p>
-        </w:tc>
-        <w:tc>
-          <w:tcPr>
-            <w:tcW w:type="dxa" w:w="1236"/>
-            <w:tcMar>
-              <w:top w:w="90" w:type="dxa"/>
-              <w:start w:w="90" w:type="dxa"/>
-              <w:bottom w:w="90" w:type="dxa"/>
-              <w:end w:w="90" w:type="dxa"/>
-            </w:tcMar>
-            <w:vAlign w:val="center"/>
-          </w:tcPr>
-          <w:p>
-            <w:pPr>
-              <w:spacing w:after="0" w:before="0"/>
-              <w:jc w:val="left"/>
-            </w:pPr>
-            <w:r/>
-            <w:r>
-              <w:rPr>
-                <w:rFonts w:ascii="Arial" w:hAnsi="Arial"/>
-                <w:b w:val="0"/>
-                <w:sz w:val="15"/>
-              </w:rPr>
-            </w:r>
-          </w:p>
-        </w:tc>
-        <w:tc>
-          <w:tcPr>
-            <w:tcW w:type="dxa" w:w="1344"/>
-            <w:tcMar>
-              <w:top w:w="90" w:type="dxa"/>
-              <w:start w:w="90" w:type="dxa"/>
-              <w:bottom w:w="90" w:type="dxa"/>
-              <w:end w:w="90" w:type="dxa"/>
-            </w:tcMar>
-            <w:vAlign w:val="center"/>
-          </w:tcPr>
-          <w:p>
-            <w:pPr>
-              <w:spacing w:after="0" w:before="0"/>
-              <w:jc w:val="left"/>
-            </w:pPr>
-            <w:r/>
-            <w:r>
-              <w:rPr>
-                <w:rFonts w:ascii="Arial" w:hAnsi="Arial"/>
-                <w:b w:val="0"/>
-                <w:sz w:val="15"/>
-              </w:rPr>
-            </w:r>
-          </w:p>
-        </w:tc>
-        <w:tc>
-          <w:tcPr>
-            <w:tcW w:type="dxa" w:w="1417"/>
+            <w:tcW w:type="dxa" w:w="1338"/>
+            <w:tcMar>
+              <w:top w:w="90" w:type="dxa"/>
+              <w:start w:w="90" w:type="dxa"/>
+              <w:bottom w:w="90" w:type="dxa"/>
+              <w:end w:w="90" w:type="dxa"/>
+            </w:tcMar>
+            <w:vAlign w:val="center"/>
+          </w:tcPr>
+          <w:p>
+            <w:pPr>
+              <w:spacing w:after="0" w:before="0"/>
+              <w:jc w:val="left"/>
+            </w:pPr>
+            <w:r/>
+            <w:r>
+              <w:rPr>
+                <w:rFonts w:ascii="Arial" w:hAnsi="Arial"/>
+                <w:b w:val="0"/>
+                <w:sz w:val="15"/>
+              </w:rPr>
+            </w:r>
+          </w:p>
+        </w:tc>
+        <w:tc>
+          <w:tcPr>
+            <w:tcW w:type="dxa" w:w="1338"/>
+            <w:tcMar>
+              <w:top w:w="90" w:type="dxa"/>
+              <w:start w:w="90" w:type="dxa"/>
+              <w:bottom w:w="90" w:type="dxa"/>
+              <w:end w:w="90" w:type="dxa"/>
+            </w:tcMar>
+            <w:vAlign w:val="center"/>
+          </w:tcPr>
+          <w:p>
+            <w:pPr>
+              <w:spacing w:after="0" w:before="0"/>
+              <w:jc w:val="left"/>
+            </w:pPr>
+            <w:r/>
+            <w:r>
+              <w:rPr>
+                <w:rFonts w:ascii="Arial" w:hAnsi="Arial"/>
+                <w:b w:val="0"/>
+                <w:sz w:val="15"/>
+              </w:rPr>
+            </w:r>
+          </w:p>
+        </w:tc>
+        <w:tc>
+          <w:tcPr>
+            <w:tcW w:type="dxa" w:w="1338"/>
+            <w:tcMar>
+              <w:top w:w="90" w:type="dxa"/>
+              <w:start w:w="90" w:type="dxa"/>
+              <w:bottom w:w="90" w:type="dxa"/>
+              <w:end w:w="90" w:type="dxa"/>
+            </w:tcMar>
+            <w:vAlign w:val="center"/>
+          </w:tcPr>
+          <w:p>
+            <w:pPr>
+              <w:spacing w:after="0" w:before="0"/>
+              <w:jc w:val="left"/>
+            </w:pPr>
+            <w:r/>
+            <w:r>
+              <w:rPr>
+                <w:rFonts w:ascii="Arial" w:hAnsi="Arial"/>
+                <w:b w:val="0"/>
+                <w:sz w:val="15"/>
+              </w:rPr>
+            </w:r>
+          </w:p>
+        </w:tc>
+        <w:tc>
+          <w:tcPr>
+            <w:tcW w:type="dxa" w:w="1338"/>
+            <w:tcMar>
+              <w:top w:w="90" w:type="dxa"/>
+              <w:start w:w="90" w:type="dxa"/>
+              <w:bottom w:w="90" w:type="dxa"/>
+              <w:end w:w="90" w:type="dxa"/>
+            </w:tcMar>
+            <w:vAlign w:val="center"/>
+          </w:tcPr>
+          <w:p>
+            <w:pPr>
+              <w:spacing w:after="0" w:before="0"/>
+              <w:jc w:val="left"/>
+            </w:pPr>
+            <w:r/>
+            <w:r>
+              <w:rPr>
+                <w:rFonts w:ascii="Arial" w:hAnsi="Arial"/>
+                <w:b w:val="0"/>
+                <w:sz w:val="15"/>
+              </w:rPr>
+            </w:r>
+          </w:p>
+        </w:tc>
+        <w:tc>
+          <w:tcPr>
+            <w:tcW w:type="dxa" w:w="1338"/>
             <w:tcMar>
               <w:top w:w="90" w:type="dxa"/>
               <w:start w:w="90" w:type="dxa"/>
@@ -12538,7 +13171,7 @@
         </w:trPr>
         <w:tc>
           <w:tcPr>
-            <w:tcW w:type="dxa" w:w="1344"/>
+            <w:tcW w:type="dxa" w:w="1270"/>
             <w:tcMar>
               <w:top w:w="90" w:type="dxa"/>
               <w:start w:w="90" w:type="dxa"/>
@@ -12566,7 +13199,7 @@
         </w:tc>
         <w:tc>
           <w:tcPr>
-            <w:tcW w:type="dxa" w:w="1774"/>
+            <w:tcW w:type="dxa" w:w="1672"/>
             <w:tcMar>
               <w:top w:w="90" w:type="dxa"/>
               <w:start w:w="90" w:type="dxa"/>
@@ -12594,7 +13227,7 @@
         </w:tc>
         <w:tc>
           <w:tcPr>
-            <w:tcW w:type="dxa" w:w="1344"/>
+            <w:tcW w:type="dxa" w:w="1338"/>
             <w:tcMar>
               <w:top w:w="90" w:type="dxa"/>
               <w:start w:w="90" w:type="dxa"/>
@@ -12621,7 +13254,7 @@
         </w:tc>
         <w:tc>
           <w:tcPr>
-            <w:tcW w:type="dxa" w:w="1179"/>
+            <w:tcW w:type="dxa" w:w="1338"/>
             <w:tcMar>
               <w:top w:w="90" w:type="dxa"/>
               <w:start w:w="90" w:type="dxa"/>
@@ -12648,7 +13281,7 @@
         </w:tc>
         <w:tc>
           <w:tcPr>
-            <w:tcW w:type="dxa" w:w="1236"/>
+            <w:tcW w:type="dxa" w:w="1338"/>
             <w:tcMar>
               <w:top w:w="90" w:type="dxa"/>
               <w:start w:w="90" w:type="dxa"/>
@@ -12675,7 +13308,7 @@
         </w:tc>
         <w:tc>
           <w:tcPr>
-            <w:tcW w:type="dxa" w:w="1344"/>
+            <w:tcW w:type="dxa" w:w="1338"/>
             <w:tcMar>
               <w:top w:w="90" w:type="dxa"/>
               <w:start w:w="90" w:type="dxa"/>
@@ -12702,7 +13335,7 @@
         </w:tc>
         <w:tc>
           <w:tcPr>
-            <w:tcW w:type="dxa" w:w="1417"/>
+            <w:tcW w:type="dxa" w:w="1338"/>
             <w:tcMar>
               <w:top w:w="90" w:type="dxa"/>
               <w:start w:w="90" w:type="dxa"/>
@@ -12772,16 +13405,17 @@
           <w:insideH w:val="single" w:sz="4" w:space="0" w:color="auto"/>
           <w:insideV w:val="single" w:sz="4" w:space="0" w:color="auto"/>
         </w:tblBorders>
+        <w:tblLayout w:type="fixed"/>
         <w:tblLook w:val="04A0" w:firstRow="1" w:lastRow="0" w:firstColumn="1" w:lastColumn="0" w:noHBand="0" w:noVBand="1"/>
       </w:tblPr>
       <w:tblGrid>
-        <w:gridCol w:w="1263"/>
-        <w:gridCol w:w="1263"/>
-        <w:gridCol w:w="1263"/>
-        <w:gridCol w:w="1263"/>
-        <w:gridCol w:w="1263"/>
-        <w:gridCol w:w="1263"/>
-        <w:gridCol w:w="1263"/>
+        <w:gridCol w:w="1338"/>
+        <w:gridCol w:w="1276"/>
+        <w:gridCol w:w="1599"/>
+        <w:gridCol w:w="1276"/>
+        <w:gridCol w:w="1599"/>
+        <w:gridCol w:w="1276"/>
+        <w:gridCol w:w="1276"/>
       </w:tblGrid>
       <w:tr>
         <w:trPr>
@@ -12790,7 +13424,7 @@
         </w:trPr>
         <w:tc>
           <w:tcPr>
-            <w:tcW w:type="dxa" w:w="1355"/>
+            <w:tcW w:type="dxa" w:w="1338"/>
             <w:tcMar>
               <w:top w:w="90" w:type="dxa"/>
               <w:start w:w="90" w:type="dxa"/>
@@ -12819,7 +13453,7 @@
         </w:tc>
         <w:tc>
           <w:tcPr>
-            <w:tcW w:type="dxa" w:w="1253"/>
+            <w:tcW w:type="dxa" w:w="1276"/>
             <w:tcMar>
               <w:top w:w="90" w:type="dxa"/>
               <w:start w:w="90" w:type="dxa"/>
@@ -12848,7 +13482,7 @@
         </w:tc>
         <w:tc>
           <w:tcPr>
-            <w:tcW w:type="dxa" w:w="1621"/>
+            <w:tcW w:type="dxa" w:w="1599"/>
             <w:tcMar>
               <w:top w:w="90" w:type="dxa"/>
               <w:start w:w="90" w:type="dxa"/>
@@ -12877,7 +13511,7 @@
         </w:tc>
         <w:tc>
           <w:tcPr>
-            <w:tcW w:type="dxa" w:w="1253"/>
+            <w:tcW w:type="dxa" w:w="1276"/>
             <w:tcMar>
               <w:top w:w="90" w:type="dxa"/>
               <w:start w:w="90" w:type="dxa"/>
@@ -12906,7 +13540,7 @@
         </w:tc>
         <w:tc>
           <w:tcPr>
-            <w:tcW w:type="dxa" w:w="1621"/>
+            <w:tcW w:type="dxa" w:w="1599"/>
             <w:tcMar>
               <w:top w:w="90" w:type="dxa"/>
               <w:start w:w="90" w:type="dxa"/>
@@ -12935,7 +13569,7 @@
         </w:tc>
         <w:tc>
           <w:tcPr>
-            <w:tcW w:type="dxa" w:w="1253"/>
+            <w:tcW w:type="dxa" w:w="1276"/>
             <w:tcMar>
               <w:top w:w="90" w:type="dxa"/>
               <w:start w:w="90" w:type="dxa"/>
@@ -12964,7 +13598,7 @@
         </w:tc>
         <w:tc>
           <w:tcPr>
-            <w:tcW w:type="dxa" w:w="1287"/>
+            <w:tcW w:type="dxa" w:w="1276"/>
             <w:tcMar>
               <w:top w:w="90" w:type="dxa"/>
               <w:start w:w="90" w:type="dxa"/>
@@ -12998,7 +13632,7 @@
         </w:trPr>
         <w:tc>
           <w:tcPr>
-            <w:tcW w:type="dxa" w:w="1355"/>
+            <w:tcW w:type="dxa" w:w="1338"/>
             <w:tcMar>
               <w:top w:w="90" w:type="dxa"/>
               <w:start w:w="90" w:type="dxa"/>
@@ -13025,137 +13659,137 @@
         </w:tc>
         <w:tc>
           <w:tcPr>
-            <w:tcW w:type="dxa" w:w="1253"/>
-            <w:tcMar>
-              <w:top w:w="90" w:type="dxa"/>
-              <w:start w:w="90" w:type="dxa"/>
-              <w:bottom w:w="90" w:type="dxa"/>
-              <w:end w:w="90" w:type="dxa"/>
-            </w:tcMar>
-            <w:vAlign w:val="center"/>
-          </w:tcPr>
-          <w:p>
-            <w:pPr>
-              <w:spacing w:after="0" w:before="0"/>
-              <w:jc w:val="left"/>
-            </w:pPr>
-            <w:r/>
-            <w:r>
-              <w:rPr>
-                <w:rFonts w:ascii="Arial" w:hAnsi="Arial"/>
-                <w:b w:val="0"/>
-                <w:sz w:val="15"/>
-              </w:rPr>
-            </w:r>
-          </w:p>
-        </w:tc>
-        <w:tc>
-          <w:tcPr>
-            <w:tcW w:type="dxa" w:w="1621"/>
-            <w:tcMar>
-              <w:top w:w="90" w:type="dxa"/>
-              <w:start w:w="90" w:type="dxa"/>
-              <w:bottom w:w="90" w:type="dxa"/>
-              <w:end w:w="90" w:type="dxa"/>
-            </w:tcMar>
-            <w:vAlign w:val="center"/>
-          </w:tcPr>
-          <w:p>
-            <w:pPr>
-              <w:spacing w:after="0" w:before="0"/>
-              <w:jc w:val="left"/>
-            </w:pPr>
-            <w:r/>
-            <w:r>
-              <w:rPr>
-                <w:rFonts w:ascii="Arial" w:hAnsi="Arial"/>
-                <w:b w:val="0"/>
-                <w:sz w:val="15"/>
-              </w:rPr>
-            </w:r>
-          </w:p>
-        </w:tc>
-        <w:tc>
-          <w:tcPr>
-            <w:tcW w:type="dxa" w:w="1253"/>
-            <w:tcMar>
-              <w:top w:w="90" w:type="dxa"/>
-              <w:start w:w="90" w:type="dxa"/>
-              <w:bottom w:w="90" w:type="dxa"/>
-              <w:end w:w="90" w:type="dxa"/>
-            </w:tcMar>
-            <w:vAlign w:val="center"/>
-          </w:tcPr>
-          <w:p>
-            <w:pPr>
-              <w:spacing w:after="0" w:before="0"/>
-              <w:jc w:val="left"/>
-            </w:pPr>
-            <w:r/>
-            <w:r>
-              <w:rPr>
-                <w:rFonts w:ascii="Arial" w:hAnsi="Arial"/>
-                <w:b w:val="0"/>
-                <w:sz w:val="15"/>
-              </w:rPr>
-            </w:r>
-          </w:p>
-        </w:tc>
-        <w:tc>
-          <w:tcPr>
-            <w:tcW w:type="dxa" w:w="1621"/>
-            <w:tcMar>
-              <w:top w:w="90" w:type="dxa"/>
-              <w:start w:w="90" w:type="dxa"/>
-              <w:bottom w:w="90" w:type="dxa"/>
-              <w:end w:w="90" w:type="dxa"/>
-            </w:tcMar>
-            <w:vAlign w:val="center"/>
-          </w:tcPr>
-          <w:p>
-            <w:pPr>
-              <w:spacing w:after="0" w:before="0"/>
-              <w:jc w:val="left"/>
-            </w:pPr>
-            <w:r/>
-            <w:r>
-              <w:rPr>
-                <w:rFonts w:ascii="Arial" w:hAnsi="Arial"/>
-                <w:b w:val="0"/>
-                <w:sz w:val="15"/>
-              </w:rPr>
-            </w:r>
-          </w:p>
-        </w:tc>
-        <w:tc>
-          <w:tcPr>
-            <w:tcW w:type="dxa" w:w="1253"/>
-            <w:tcMar>
-              <w:top w:w="90" w:type="dxa"/>
-              <w:start w:w="90" w:type="dxa"/>
-              <w:bottom w:w="90" w:type="dxa"/>
-              <w:end w:w="90" w:type="dxa"/>
-            </w:tcMar>
-            <w:vAlign w:val="center"/>
-          </w:tcPr>
-          <w:p>
-            <w:pPr>
-              <w:spacing w:after="0" w:before="0"/>
-              <w:jc w:val="left"/>
-            </w:pPr>
-            <w:r/>
-            <w:r>
-              <w:rPr>
-                <w:rFonts w:ascii="Arial" w:hAnsi="Arial"/>
-                <w:b w:val="0"/>
-                <w:sz w:val="15"/>
-              </w:rPr>
-            </w:r>
-          </w:p>
-        </w:tc>
-        <w:tc>
-          <w:tcPr>
-            <w:tcW w:type="dxa" w:w="1287"/>
+            <w:tcW w:type="dxa" w:w="1276"/>
+            <w:tcMar>
+              <w:top w:w="90" w:type="dxa"/>
+              <w:start w:w="90" w:type="dxa"/>
+              <w:bottom w:w="90" w:type="dxa"/>
+              <w:end w:w="90" w:type="dxa"/>
+            </w:tcMar>
+            <w:vAlign w:val="center"/>
+          </w:tcPr>
+          <w:p>
+            <w:pPr>
+              <w:spacing w:after="0" w:before="0"/>
+              <w:jc w:val="left"/>
+            </w:pPr>
+            <w:r/>
+            <w:r>
+              <w:rPr>
+                <w:rFonts w:ascii="Arial" w:hAnsi="Arial"/>
+                <w:b w:val="0"/>
+                <w:sz w:val="15"/>
+              </w:rPr>
+            </w:r>
+          </w:p>
+        </w:tc>
+        <w:tc>
+          <w:tcPr>
+            <w:tcW w:type="dxa" w:w="1599"/>
+            <w:tcMar>
+              <w:top w:w="90" w:type="dxa"/>
+              <w:start w:w="90" w:type="dxa"/>
+              <w:bottom w:w="90" w:type="dxa"/>
+              <w:end w:w="90" w:type="dxa"/>
+            </w:tcMar>
+            <w:vAlign w:val="center"/>
+          </w:tcPr>
+          <w:p>
+            <w:pPr>
+              <w:spacing w:after="0" w:before="0"/>
+              <w:jc w:val="left"/>
+            </w:pPr>
+            <w:r/>
+            <w:r>
+              <w:rPr>
+                <w:rFonts w:ascii="Arial" w:hAnsi="Arial"/>
+                <w:b w:val="0"/>
+                <w:sz w:val="15"/>
+              </w:rPr>
+            </w:r>
+          </w:p>
+        </w:tc>
+        <w:tc>
+          <w:tcPr>
+            <w:tcW w:type="dxa" w:w="1276"/>
+            <w:tcMar>
+              <w:top w:w="90" w:type="dxa"/>
+              <w:start w:w="90" w:type="dxa"/>
+              <w:bottom w:w="90" w:type="dxa"/>
+              <w:end w:w="90" w:type="dxa"/>
+            </w:tcMar>
+            <w:vAlign w:val="center"/>
+          </w:tcPr>
+          <w:p>
+            <w:pPr>
+              <w:spacing w:after="0" w:before="0"/>
+              <w:jc w:val="left"/>
+            </w:pPr>
+            <w:r/>
+            <w:r>
+              <w:rPr>
+                <w:rFonts w:ascii="Arial" w:hAnsi="Arial"/>
+                <w:b w:val="0"/>
+                <w:sz w:val="15"/>
+              </w:rPr>
+            </w:r>
+          </w:p>
+        </w:tc>
+        <w:tc>
+          <w:tcPr>
+            <w:tcW w:type="dxa" w:w="1599"/>
+            <w:tcMar>
+              <w:top w:w="90" w:type="dxa"/>
+              <w:start w:w="90" w:type="dxa"/>
+              <w:bottom w:w="90" w:type="dxa"/>
+              <w:end w:w="90" w:type="dxa"/>
+            </w:tcMar>
+            <w:vAlign w:val="center"/>
+          </w:tcPr>
+          <w:p>
+            <w:pPr>
+              <w:spacing w:after="0" w:before="0"/>
+              <w:jc w:val="left"/>
+            </w:pPr>
+            <w:r/>
+            <w:r>
+              <w:rPr>
+                <w:rFonts w:ascii="Arial" w:hAnsi="Arial"/>
+                <w:b w:val="0"/>
+                <w:sz w:val="15"/>
+              </w:rPr>
+            </w:r>
+          </w:p>
+        </w:tc>
+        <w:tc>
+          <w:tcPr>
+            <w:tcW w:type="dxa" w:w="1276"/>
+            <w:tcMar>
+              <w:top w:w="90" w:type="dxa"/>
+              <w:start w:w="90" w:type="dxa"/>
+              <w:bottom w:w="90" w:type="dxa"/>
+              <w:end w:w="90" w:type="dxa"/>
+            </w:tcMar>
+            <w:vAlign w:val="center"/>
+          </w:tcPr>
+          <w:p>
+            <w:pPr>
+              <w:spacing w:after="0" w:before="0"/>
+              <w:jc w:val="left"/>
+            </w:pPr>
+            <w:r/>
+            <w:r>
+              <w:rPr>
+                <w:rFonts w:ascii="Arial" w:hAnsi="Arial"/>
+                <w:b w:val="0"/>
+                <w:sz w:val="15"/>
+              </w:rPr>
+            </w:r>
+          </w:p>
+        </w:tc>
+        <w:tc>
+          <w:tcPr>
+            <w:tcW w:type="dxa" w:w="1276"/>
             <w:tcMar>
               <w:top w:w="90" w:type="dxa"/>
               <w:start w:w="90" w:type="dxa"/>
@@ -13186,7 +13820,7 @@
         </w:trPr>
         <w:tc>
           <w:tcPr>
-            <w:tcW w:type="dxa" w:w="1355"/>
+            <w:tcW w:type="dxa" w:w="1338"/>
             <w:tcMar>
               <w:top w:w="90" w:type="dxa"/>
               <w:start w:w="90" w:type="dxa"/>
@@ -13214,7 +13848,7 @@
         </w:tc>
         <w:tc>
           <w:tcPr>
-            <w:tcW w:type="dxa" w:w="1253"/>
+            <w:tcW w:type="dxa" w:w="1276"/>
             <w:tcMar>
               <w:top w:w="90" w:type="dxa"/>
               <w:start w:w="90" w:type="dxa"/>
@@ -13241,7 +13875,7 @@
         </w:tc>
         <w:tc>
           <w:tcPr>
-            <w:tcW w:type="dxa" w:w="1621"/>
+            <w:tcW w:type="dxa" w:w="1599"/>
             <w:tcMar>
               <w:top w:w="90" w:type="dxa"/>
               <w:start w:w="90" w:type="dxa"/>
@@ -13268,7 +13902,7 @@
         </w:tc>
         <w:tc>
           <w:tcPr>
-            <w:tcW w:type="dxa" w:w="1253"/>
+            <w:tcW w:type="dxa" w:w="1276"/>
             <w:tcMar>
               <w:top w:w="90" w:type="dxa"/>
               <w:start w:w="90" w:type="dxa"/>
@@ -13295,7 +13929,7 @@
         </w:tc>
         <w:tc>
           <w:tcPr>
-            <w:tcW w:type="dxa" w:w="1621"/>
+            <w:tcW w:type="dxa" w:w="1599"/>
             <w:tcMar>
               <w:top w:w="90" w:type="dxa"/>
               <w:start w:w="90" w:type="dxa"/>
@@ -13322,7 +13956,7 @@
         </w:tc>
         <w:tc>
           <w:tcPr>
-            <w:tcW w:type="dxa" w:w="1253"/>
+            <w:tcW w:type="dxa" w:w="1276"/>
             <w:tcMar>
               <w:top w:w="90" w:type="dxa"/>
               <w:start w:w="90" w:type="dxa"/>
@@ -13349,7 +13983,7 @@
         </w:tc>
         <w:tc>
           <w:tcPr>
-            <w:tcW w:type="dxa" w:w="1287"/>
+            <w:tcW w:type="dxa" w:w="1276"/>
             <w:tcMar>
               <w:top w:w="90" w:type="dxa"/>
               <w:start w:w="90" w:type="dxa"/>
@@ -13381,7 +14015,7 @@
         </w:trPr>
         <w:tc>
           <w:tcPr>
-            <w:tcW w:type="dxa" w:w="1355"/>
+            <w:tcW w:type="dxa" w:w="1338"/>
             <w:tcMar>
               <w:top w:w="90" w:type="dxa"/>
               <w:start w:w="90" w:type="dxa"/>
@@ -13408,137 +14042,137 @@
         </w:tc>
         <w:tc>
           <w:tcPr>
-            <w:tcW w:type="dxa" w:w="1253"/>
-            <w:tcMar>
-              <w:top w:w="90" w:type="dxa"/>
-              <w:start w:w="90" w:type="dxa"/>
-              <w:bottom w:w="90" w:type="dxa"/>
-              <w:end w:w="90" w:type="dxa"/>
-            </w:tcMar>
-            <w:vAlign w:val="center"/>
-          </w:tcPr>
-          <w:p>
-            <w:pPr>
-              <w:spacing w:after="0" w:before="0"/>
-              <w:jc w:val="left"/>
-            </w:pPr>
-            <w:r/>
-            <w:r>
-              <w:rPr>
-                <w:rFonts w:ascii="Arial" w:hAnsi="Arial"/>
-                <w:b w:val="0"/>
-                <w:sz w:val="15"/>
-              </w:rPr>
-            </w:r>
-          </w:p>
-        </w:tc>
-        <w:tc>
-          <w:tcPr>
-            <w:tcW w:type="dxa" w:w="1621"/>
-            <w:tcMar>
-              <w:top w:w="90" w:type="dxa"/>
-              <w:start w:w="90" w:type="dxa"/>
-              <w:bottom w:w="90" w:type="dxa"/>
-              <w:end w:w="90" w:type="dxa"/>
-            </w:tcMar>
-            <w:vAlign w:val="center"/>
-          </w:tcPr>
-          <w:p>
-            <w:pPr>
-              <w:spacing w:after="0" w:before="0"/>
-              <w:jc w:val="left"/>
-            </w:pPr>
-            <w:r/>
-            <w:r>
-              <w:rPr>
-                <w:rFonts w:ascii="Arial" w:hAnsi="Arial"/>
-                <w:b w:val="0"/>
-                <w:sz w:val="15"/>
-              </w:rPr>
-            </w:r>
-          </w:p>
-        </w:tc>
-        <w:tc>
-          <w:tcPr>
-            <w:tcW w:type="dxa" w:w="1253"/>
-            <w:tcMar>
-              <w:top w:w="90" w:type="dxa"/>
-              <w:start w:w="90" w:type="dxa"/>
-              <w:bottom w:w="90" w:type="dxa"/>
-              <w:end w:w="90" w:type="dxa"/>
-            </w:tcMar>
-            <w:vAlign w:val="center"/>
-          </w:tcPr>
-          <w:p>
-            <w:pPr>
-              <w:spacing w:after="0" w:before="0"/>
-              <w:jc w:val="left"/>
-            </w:pPr>
-            <w:r/>
-            <w:r>
-              <w:rPr>
-                <w:rFonts w:ascii="Arial" w:hAnsi="Arial"/>
-                <w:b w:val="0"/>
-                <w:sz w:val="15"/>
-              </w:rPr>
-            </w:r>
-          </w:p>
-        </w:tc>
-        <w:tc>
-          <w:tcPr>
-            <w:tcW w:type="dxa" w:w="1621"/>
-            <w:tcMar>
-              <w:top w:w="90" w:type="dxa"/>
-              <w:start w:w="90" w:type="dxa"/>
-              <w:bottom w:w="90" w:type="dxa"/>
-              <w:end w:w="90" w:type="dxa"/>
-            </w:tcMar>
-            <w:vAlign w:val="center"/>
-          </w:tcPr>
-          <w:p>
-            <w:pPr>
-              <w:spacing w:after="0" w:before="0"/>
-              <w:jc w:val="left"/>
-            </w:pPr>
-            <w:r/>
-            <w:r>
-              <w:rPr>
-                <w:rFonts w:ascii="Arial" w:hAnsi="Arial"/>
-                <w:b w:val="0"/>
-                <w:sz w:val="15"/>
-              </w:rPr>
-            </w:r>
-          </w:p>
-        </w:tc>
-        <w:tc>
-          <w:tcPr>
-            <w:tcW w:type="dxa" w:w="1253"/>
-            <w:tcMar>
-              <w:top w:w="90" w:type="dxa"/>
-              <w:start w:w="90" w:type="dxa"/>
-              <w:bottom w:w="90" w:type="dxa"/>
-              <w:end w:w="90" w:type="dxa"/>
-            </w:tcMar>
-            <w:vAlign w:val="center"/>
-          </w:tcPr>
-          <w:p>
-            <w:pPr>
-              <w:spacing w:after="0" w:before="0"/>
-              <w:jc w:val="left"/>
-            </w:pPr>
-            <w:r/>
-            <w:r>
-              <w:rPr>
-                <w:rFonts w:ascii="Arial" w:hAnsi="Arial"/>
-                <w:b w:val="0"/>
-                <w:sz w:val="15"/>
-              </w:rPr>
-            </w:r>
-          </w:p>
-        </w:tc>
-        <w:tc>
-          <w:tcPr>
-            <w:tcW w:type="dxa" w:w="1287"/>
+            <w:tcW w:type="dxa" w:w="1276"/>
+            <w:tcMar>
+              <w:top w:w="90" w:type="dxa"/>
+              <w:start w:w="90" w:type="dxa"/>
+              <w:bottom w:w="90" w:type="dxa"/>
+              <w:end w:w="90" w:type="dxa"/>
+            </w:tcMar>
+            <w:vAlign w:val="center"/>
+          </w:tcPr>
+          <w:p>
+            <w:pPr>
+              <w:spacing w:after="0" w:before="0"/>
+              <w:jc w:val="left"/>
+            </w:pPr>
+            <w:r/>
+            <w:r>
+              <w:rPr>
+                <w:rFonts w:ascii="Arial" w:hAnsi="Arial"/>
+                <w:b w:val="0"/>
+                <w:sz w:val="15"/>
+              </w:rPr>
+            </w:r>
+          </w:p>
+        </w:tc>
+        <w:tc>
+          <w:tcPr>
+            <w:tcW w:type="dxa" w:w="1599"/>
+            <w:tcMar>
+              <w:top w:w="90" w:type="dxa"/>
+              <w:start w:w="90" w:type="dxa"/>
+              <w:bottom w:w="90" w:type="dxa"/>
+              <w:end w:w="90" w:type="dxa"/>
+            </w:tcMar>
+            <w:vAlign w:val="center"/>
+          </w:tcPr>
+          <w:p>
+            <w:pPr>
+              <w:spacing w:after="0" w:before="0"/>
+              <w:jc w:val="left"/>
+            </w:pPr>
+            <w:r/>
+            <w:r>
+              <w:rPr>
+                <w:rFonts w:ascii="Arial" w:hAnsi="Arial"/>
+                <w:b w:val="0"/>
+                <w:sz w:val="15"/>
+              </w:rPr>
+            </w:r>
+          </w:p>
+        </w:tc>
+        <w:tc>
+          <w:tcPr>
+            <w:tcW w:type="dxa" w:w="1276"/>
+            <w:tcMar>
+              <w:top w:w="90" w:type="dxa"/>
+              <w:start w:w="90" w:type="dxa"/>
+              <w:bottom w:w="90" w:type="dxa"/>
+              <w:end w:w="90" w:type="dxa"/>
+            </w:tcMar>
+            <w:vAlign w:val="center"/>
+          </w:tcPr>
+          <w:p>
+            <w:pPr>
+              <w:spacing w:after="0" w:before="0"/>
+              <w:jc w:val="left"/>
+            </w:pPr>
+            <w:r/>
+            <w:r>
+              <w:rPr>
+                <w:rFonts w:ascii="Arial" w:hAnsi="Arial"/>
+                <w:b w:val="0"/>
+                <w:sz w:val="15"/>
+              </w:rPr>
+            </w:r>
+          </w:p>
+        </w:tc>
+        <w:tc>
+          <w:tcPr>
+            <w:tcW w:type="dxa" w:w="1599"/>
+            <w:tcMar>
+              <w:top w:w="90" w:type="dxa"/>
+              <w:start w:w="90" w:type="dxa"/>
+              <w:bottom w:w="90" w:type="dxa"/>
+              <w:end w:w="90" w:type="dxa"/>
+            </w:tcMar>
+            <w:vAlign w:val="center"/>
+          </w:tcPr>
+          <w:p>
+            <w:pPr>
+              <w:spacing w:after="0" w:before="0"/>
+              <w:jc w:val="left"/>
+            </w:pPr>
+            <w:r/>
+            <w:r>
+              <w:rPr>
+                <w:rFonts w:ascii="Arial" w:hAnsi="Arial"/>
+                <w:b w:val="0"/>
+                <w:sz w:val="15"/>
+              </w:rPr>
+            </w:r>
+          </w:p>
+        </w:tc>
+        <w:tc>
+          <w:tcPr>
+            <w:tcW w:type="dxa" w:w="1276"/>
+            <w:tcMar>
+              <w:top w:w="90" w:type="dxa"/>
+              <w:start w:w="90" w:type="dxa"/>
+              <w:bottom w:w="90" w:type="dxa"/>
+              <w:end w:w="90" w:type="dxa"/>
+            </w:tcMar>
+            <w:vAlign w:val="center"/>
+          </w:tcPr>
+          <w:p>
+            <w:pPr>
+              <w:spacing w:after="0" w:before="0"/>
+              <w:jc w:val="left"/>
+            </w:pPr>
+            <w:r/>
+            <w:r>
+              <w:rPr>
+                <w:rFonts w:ascii="Arial" w:hAnsi="Arial"/>
+                <w:b w:val="0"/>
+                <w:sz w:val="15"/>
+              </w:rPr>
+            </w:r>
+          </w:p>
+        </w:tc>
+        <w:tc>
+          <w:tcPr>
+            <w:tcW w:type="dxa" w:w="1276"/>
             <w:tcMar>
               <w:top w:w="90" w:type="dxa"/>
               <w:start w:w="90" w:type="dxa"/>
@@ -13569,7 +14203,7 @@
         </w:trPr>
         <w:tc>
           <w:tcPr>
-            <w:tcW w:type="dxa" w:w="1355"/>
+            <w:tcW w:type="dxa" w:w="1338"/>
             <w:tcMar>
               <w:top w:w="90" w:type="dxa"/>
               <w:start w:w="90" w:type="dxa"/>
@@ -13597,7 +14231,7 @@
         </w:tc>
         <w:tc>
           <w:tcPr>
-            <w:tcW w:type="dxa" w:w="1253"/>
+            <w:tcW w:type="dxa" w:w="1276"/>
             <w:tcMar>
               <w:top w:w="90" w:type="dxa"/>
               <w:start w:w="90" w:type="dxa"/>
@@ -13624,7 +14258,7 @@
         </w:tc>
         <w:tc>
           <w:tcPr>
-            <w:tcW w:type="dxa" w:w="1621"/>
+            <w:tcW w:type="dxa" w:w="1599"/>
             <w:tcMar>
               <w:top w:w="90" w:type="dxa"/>
               <w:start w:w="90" w:type="dxa"/>
@@ -13651,7 +14285,7 @@
         </w:tc>
         <w:tc>
           <w:tcPr>
-            <w:tcW w:type="dxa" w:w="1253"/>
+            <w:tcW w:type="dxa" w:w="1276"/>
             <w:tcMar>
               <w:top w:w="90" w:type="dxa"/>
               <w:start w:w="90" w:type="dxa"/>
@@ -13678,7 +14312,7 @@
         </w:tc>
         <w:tc>
           <w:tcPr>
-            <w:tcW w:type="dxa" w:w="1621"/>
+            <w:tcW w:type="dxa" w:w="1599"/>
             <w:tcMar>
               <w:top w:w="90" w:type="dxa"/>
               <w:start w:w="90" w:type="dxa"/>
@@ -13705,7 +14339,7 @@
         </w:tc>
         <w:tc>
           <w:tcPr>
-            <w:tcW w:type="dxa" w:w="1253"/>
+            <w:tcW w:type="dxa" w:w="1276"/>
             <w:tcMar>
               <w:top w:w="90" w:type="dxa"/>
               <w:start w:w="90" w:type="dxa"/>
@@ -13732,7 +14366,7 @@
         </w:tc>
         <w:tc>
           <w:tcPr>
-            <w:tcW w:type="dxa" w:w="1287"/>
+            <w:tcW w:type="dxa" w:w="1276"/>
             <w:tcMar>
               <w:top w:w="90" w:type="dxa"/>
               <w:start w:w="90" w:type="dxa"/>
@@ -13764,7 +14398,7 @@
         </w:trPr>
         <w:tc>
           <w:tcPr>
-            <w:tcW w:type="dxa" w:w="1355"/>
+            <w:tcW w:type="dxa" w:w="1338"/>
             <w:tcMar>
               <w:top w:w="90" w:type="dxa"/>
               <w:start w:w="90" w:type="dxa"/>
@@ -13791,137 +14425,137 @@
         </w:tc>
         <w:tc>
           <w:tcPr>
-            <w:tcW w:type="dxa" w:w="1253"/>
-            <w:tcMar>
-              <w:top w:w="90" w:type="dxa"/>
-              <w:start w:w="90" w:type="dxa"/>
-              <w:bottom w:w="90" w:type="dxa"/>
-              <w:end w:w="90" w:type="dxa"/>
-            </w:tcMar>
-            <w:vAlign w:val="center"/>
-          </w:tcPr>
-          <w:p>
-            <w:pPr>
-              <w:spacing w:after="0" w:before="0"/>
-              <w:jc w:val="left"/>
-            </w:pPr>
-            <w:r/>
-            <w:r>
-              <w:rPr>
-                <w:rFonts w:ascii="Arial" w:hAnsi="Arial"/>
-                <w:b w:val="0"/>
-                <w:sz w:val="15"/>
-              </w:rPr>
-            </w:r>
-          </w:p>
-        </w:tc>
-        <w:tc>
-          <w:tcPr>
-            <w:tcW w:type="dxa" w:w="1621"/>
-            <w:tcMar>
-              <w:top w:w="90" w:type="dxa"/>
-              <w:start w:w="90" w:type="dxa"/>
-              <w:bottom w:w="90" w:type="dxa"/>
-              <w:end w:w="90" w:type="dxa"/>
-            </w:tcMar>
-            <w:vAlign w:val="center"/>
-          </w:tcPr>
-          <w:p>
-            <w:pPr>
-              <w:spacing w:after="0" w:before="0"/>
-              <w:jc w:val="left"/>
-            </w:pPr>
-            <w:r/>
-            <w:r>
-              <w:rPr>
-                <w:rFonts w:ascii="Arial" w:hAnsi="Arial"/>
-                <w:b w:val="0"/>
-                <w:sz w:val="15"/>
-              </w:rPr>
-            </w:r>
-          </w:p>
-        </w:tc>
-        <w:tc>
-          <w:tcPr>
-            <w:tcW w:type="dxa" w:w="1253"/>
-            <w:tcMar>
-              <w:top w:w="90" w:type="dxa"/>
-              <w:start w:w="90" w:type="dxa"/>
-              <w:bottom w:w="90" w:type="dxa"/>
-              <w:end w:w="90" w:type="dxa"/>
-            </w:tcMar>
-            <w:vAlign w:val="center"/>
-          </w:tcPr>
-          <w:p>
-            <w:pPr>
-              <w:spacing w:after="0" w:before="0"/>
-              <w:jc w:val="left"/>
-            </w:pPr>
-            <w:r/>
-            <w:r>
-              <w:rPr>
-                <w:rFonts w:ascii="Arial" w:hAnsi="Arial"/>
-                <w:b w:val="0"/>
-                <w:sz w:val="15"/>
-              </w:rPr>
-            </w:r>
-          </w:p>
-        </w:tc>
-        <w:tc>
-          <w:tcPr>
-            <w:tcW w:type="dxa" w:w="1621"/>
-            <w:tcMar>
-              <w:top w:w="90" w:type="dxa"/>
-              <w:start w:w="90" w:type="dxa"/>
-              <w:bottom w:w="90" w:type="dxa"/>
-              <w:end w:w="90" w:type="dxa"/>
-            </w:tcMar>
-            <w:vAlign w:val="center"/>
-          </w:tcPr>
-          <w:p>
-            <w:pPr>
-              <w:spacing w:after="0" w:before="0"/>
-              <w:jc w:val="left"/>
-            </w:pPr>
-            <w:r/>
-            <w:r>
-              <w:rPr>
-                <w:rFonts w:ascii="Arial" w:hAnsi="Arial"/>
-                <w:b w:val="0"/>
-                <w:sz w:val="15"/>
-              </w:rPr>
-            </w:r>
-          </w:p>
-        </w:tc>
-        <w:tc>
-          <w:tcPr>
-            <w:tcW w:type="dxa" w:w="1253"/>
-            <w:tcMar>
-              <w:top w:w="90" w:type="dxa"/>
-              <w:start w:w="90" w:type="dxa"/>
-              <w:bottom w:w="90" w:type="dxa"/>
-              <w:end w:w="90" w:type="dxa"/>
-            </w:tcMar>
-            <w:vAlign w:val="center"/>
-          </w:tcPr>
-          <w:p>
-            <w:pPr>
-              <w:spacing w:after="0" w:before="0"/>
-              <w:jc w:val="left"/>
-            </w:pPr>
-            <w:r/>
-            <w:r>
-              <w:rPr>
-                <w:rFonts w:ascii="Arial" w:hAnsi="Arial"/>
-                <w:b w:val="0"/>
-                <w:sz w:val="15"/>
-              </w:rPr>
-            </w:r>
-          </w:p>
-        </w:tc>
-        <w:tc>
-          <w:tcPr>
-            <w:tcW w:type="dxa" w:w="1287"/>
+            <w:tcW w:type="dxa" w:w="1276"/>
+            <w:tcMar>
+              <w:top w:w="90" w:type="dxa"/>
+              <w:start w:w="90" w:type="dxa"/>
+              <w:bottom w:w="90" w:type="dxa"/>
+              <w:end w:w="90" w:type="dxa"/>
+            </w:tcMar>
+            <w:vAlign w:val="center"/>
+          </w:tcPr>
+          <w:p>
+            <w:pPr>
+              <w:spacing w:after="0" w:before="0"/>
+              <w:jc w:val="left"/>
+            </w:pPr>
+            <w:r/>
+            <w:r>
+              <w:rPr>
+                <w:rFonts w:ascii="Arial" w:hAnsi="Arial"/>
+                <w:b w:val="0"/>
+                <w:sz w:val="15"/>
+              </w:rPr>
+            </w:r>
+          </w:p>
+        </w:tc>
+        <w:tc>
+          <w:tcPr>
+            <w:tcW w:type="dxa" w:w="1599"/>
+            <w:tcMar>
+              <w:top w:w="90" w:type="dxa"/>
+              <w:start w:w="90" w:type="dxa"/>
+              <w:bottom w:w="90" w:type="dxa"/>
+              <w:end w:w="90" w:type="dxa"/>
+            </w:tcMar>
+            <w:vAlign w:val="center"/>
+          </w:tcPr>
+          <w:p>
+            <w:pPr>
+              <w:spacing w:after="0" w:before="0"/>
+              <w:jc w:val="left"/>
+            </w:pPr>
+            <w:r/>
+            <w:r>
+              <w:rPr>
+                <w:rFonts w:ascii="Arial" w:hAnsi="Arial"/>
+                <w:b w:val="0"/>
+                <w:sz w:val="15"/>
+              </w:rPr>
+            </w:r>
+          </w:p>
+        </w:tc>
+        <w:tc>
+          <w:tcPr>
+            <w:tcW w:type="dxa" w:w="1276"/>
+            <w:tcMar>
+              <w:top w:w="90" w:type="dxa"/>
+              <w:start w:w="90" w:type="dxa"/>
+              <w:bottom w:w="90" w:type="dxa"/>
+              <w:end w:w="90" w:type="dxa"/>
+            </w:tcMar>
+            <w:vAlign w:val="center"/>
+          </w:tcPr>
+          <w:p>
+            <w:pPr>
+              <w:spacing w:after="0" w:before="0"/>
+              <w:jc w:val="left"/>
+            </w:pPr>
+            <w:r/>
+            <w:r>
+              <w:rPr>
+                <w:rFonts w:ascii="Arial" w:hAnsi="Arial"/>
+                <w:b w:val="0"/>
+                <w:sz w:val="15"/>
+              </w:rPr>
+            </w:r>
+          </w:p>
+        </w:tc>
+        <w:tc>
+          <w:tcPr>
+            <w:tcW w:type="dxa" w:w="1599"/>
+            <w:tcMar>
+              <w:top w:w="90" w:type="dxa"/>
+              <w:start w:w="90" w:type="dxa"/>
+              <w:bottom w:w="90" w:type="dxa"/>
+              <w:end w:w="90" w:type="dxa"/>
+            </w:tcMar>
+            <w:vAlign w:val="center"/>
+          </w:tcPr>
+          <w:p>
+            <w:pPr>
+              <w:spacing w:after="0" w:before="0"/>
+              <w:jc w:val="left"/>
+            </w:pPr>
+            <w:r/>
+            <w:r>
+              <w:rPr>
+                <w:rFonts w:ascii="Arial" w:hAnsi="Arial"/>
+                <w:b w:val="0"/>
+                <w:sz w:val="15"/>
+              </w:rPr>
+            </w:r>
+          </w:p>
+        </w:tc>
+        <w:tc>
+          <w:tcPr>
+            <w:tcW w:type="dxa" w:w="1276"/>
+            <w:tcMar>
+              <w:top w:w="90" w:type="dxa"/>
+              <w:start w:w="90" w:type="dxa"/>
+              <w:bottom w:w="90" w:type="dxa"/>
+              <w:end w:w="90" w:type="dxa"/>
+            </w:tcMar>
+            <w:vAlign w:val="center"/>
+          </w:tcPr>
+          <w:p>
+            <w:pPr>
+              <w:spacing w:after="0" w:before="0"/>
+              <w:jc w:val="left"/>
+            </w:pPr>
+            <w:r/>
+            <w:r>
+              <w:rPr>
+                <w:rFonts w:ascii="Arial" w:hAnsi="Arial"/>
+                <w:b w:val="0"/>
+                <w:sz w:val="15"/>
+              </w:rPr>
+            </w:r>
+          </w:p>
+        </w:tc>
+        <w:tc>
+          <w:tcPr>
+            <w:tcW w:type="dxa" w:w="1276"/>
             <w:tcMar>
               <w:top w:w="90" w:type="dxa"/>
               <w:start w:w="90" w:type="dxa"/>
@@ -13952,7 +14586,7 @@
         </w:trPr>
         <w:tc>
           <w:tcPr>
-            <w:tcW w:type="dxa" w:w="1355"/>
+            <w:tcW w:type="dxa" w:w="1338"/>
             <w:tcMar>
               <w:top w:w="90" w:type="dxa"/>
               <w:start w:w="90" w:type="dxa"/>
@@ -13980,7 +14614,7 @@
         </w:tc>
         <w:tc>
           <w:tcPr>
-            <w:tcW w:type="dxa" w:w="1253"/>
+            <w:tcW w:type="dxa" w:w="1276"/>
             <w:tcMar>
               <w:top w:w="90" w:type="dxa"/>
               <w:start w:w="90" w:type="dxa"/>
@@ -14007,7 +14641,7 @@
         </w:tc>
         <w:tc>
           <w:tcPr>
-            <w:tcW w:type="dxa" w:w="1621"/>
+            <w:tcW w:type="dxa" w:w="1599"/>
             <w:tcMar>
               <w:top w:w="90" w:type="dxa"/>
               <w:start w:w="90" w:type="dxa"/>
@@ -14034,7 +14668,7 @@
         </w:tc>
         <w:tc>
           <w:tcPr>
-            <w:tcW w:type="dxa" w:w="1253"/>
+            <w:tcW w:type="dxa" w:w="1276"/>
             <w:tcMar>
               <w:top w:w="90" w:type="dxa"/>
               <w:start w:w="90" w:type="dxa"/>
@@ -14061,7 +14695,7 @@
         </w:tc>
         <w:tc>
           <w:tcPr>
-            <w:tcW w:type="dxa" w:w="1621"/>
+            <w:tcW w:type="dxa" w:w="1599"/>
             <w:tcMar>
               <w:top w:w="90" w:type="dxa"/>
               <w:start w:w="90" w:type="dxa"/>
@@ -14088,7 +14722,7 @@
         </w:tc>
         <w:tc>
           <w:tcPr>
-            <w:tcW w:type="dxa" w:w="1253"/>
+            <w:tcW w:type="dxa" w:w="1276"/>
             <w:tcMar>
               <w:top w:w="90" w:type="dxa"/>
               <w:start w:w="90" w:type="dxa"/>
@@ -14115,7 +14749,7 @@
         </w:tc>
         <w:tc>
           <w:tcPr>
-            <w:tcW w:type="dxa" w:w="1287"/>
+            <w:tcW w:type="dxa" w:w="1276"/>
             <w:tcMar>
               <w:top w:w="90" w:type="dxa"/>
               <w:start w:w="90" w:type="dxa"/>
@@ -14202,15 +14836,16 @@
           <w:insideH w:val="single" w:sz="4" w:space="0" w:color="auto"/>
           <w:insideV w:val="single" w:sz="4" w:space="0" w:color="auto"/>
         </w:tblBorders>
+        <w:tblLayout w:type="fixed"/>
         <w:tblLook w:val="04A0" w:firstRow="1" w:lastRow="0" w:firstColumn="1" w:lastColumn="0" w:noHBand="0" w:noVBand="1"/>
       </w:tblPr>
       <w:tblGrid>
-        <w:gridCol w:w="1473"/>
-        <w:gridCol w:w="1473"/>
-        <w:gridCol w:w="1473"/>
-        <w:gridCol w:w="1473"/>
-        <w:gridCol w:w="1473"/>
-        <w:gridCol w:w="1473"/>
+        <w:gridCol w:w="1548"/>
+        <w:gridCol w:w="1412"/>
+        <w:gridCol w:w="1599"/>
+        <w:gridCol w:w="1763"/>
+        <w:gridCol w:w="1599"/>
+        <w:gridCol w:w="1718"/>
       </w:tblGrid>
       <w:tr>
         <w:trPr>
@@ -14219,7 +14854,7 @@
         </w:trPr>
         <w:tc>
           <w:tcPr>
-            <w:tcW w:type="dxa" w:w="1565"/>
+            <w:tcW w:type="dxa" w:w="1548"/>
             <w:tcMar>
               <w:top w:w="90" w:type="dxa"/>
               <w:start w:w="90" w:type="dxa"/>
@@ -14248,7 +14883,7 @@
         </w:tc>
         <w:tc>
           <w:tcPr>
-            <w:tcW w:type="dxa" w:w="1321"/>
+            <w:tcW w:type="dxa" w:w="1412"/>
             <w:tcMar>
               <w:top w:w="90" w:type="dxa"/>
               <w:start w:w="90" w:type="dxa"/>
@@ -14277,7 +14912,7 @@
         </w:tc>
         <w:tc>
           <w:tcPr>
-            <w:tcW w:type="dxa" w:w="1616"/>
+            <w:tcW w:type="dxa" w:w="1599"/>
             <w:tcMar>
               <w:top w:w="90" w:type="dxa"/>
               <w:start w:w="90" w:type="dxa"/>
@@ -14306,7 +14941,7 @@
         </w:tc>
         <w:tc>
           <w:tcPr>
-            <w:tcW w:type="dxa" w:w="1786"/>
+            <w:tcW w:type="dxa" w:w="1763"/>
             <w:tcMar>
               <w:top w:w="90" w:type="dxa"/>
               <w:start w:w="90" w:type="dxa"/>
@@ -14335,7 +14970,7 @@
         </w:tc>
         <w:tc>
           <w:tcPr>
-            <w:tcW w:type="dxa" w:w="1616"/>
+            <w:tcW w:type="dxa" w:w="1599"/>
             <w:tcMar>
               <w:top w:w="90" w:type="dxa"/>
               <w:start w:w="90" w:type="dxa"/>
@@ -14364,7 +14999,7 @@
         </w:tc>
         <w:tc>
           <w:tcPr>
-            <w:tcW w:type="dxa" w:w="1740"/>
+            <w:tcW w:type="dxa" w:w="1718"/>
             <w:tcMar>
               <w:top w:w="90" w:type="dxa"/>
               <w:start w:w="90" w:type="dxa"/>
@@ -14398,7 +15033,7 @@
         </w:trPr>
         <w:tc>
           <w:tcPr>
-            <w:tcW w:type="dxa" w:w="1565"/>
+            <w:tcW w:type="dxa" w:w="1548"/>
             <w:tcMar>
               <w:top w:w="90" w:type="dxa"/>
               <w:start w:w="90" w:type="dxa"/>
@@ -14425,111 +15060,111 @@
         </w:tc>
         <w:tc>
           <w:tcPr>
-            <w:tcW w:type="dxa" w:w="1321"/>
-            <w:tcMar>
-              <w:top w:w="90" w:type="dxa"/>
-              <w:start w:w="90" w:type="dxa"/>
-              <w:bottom w:w="90" w:type="dxa"/>
-              <w:end w:w="90" w:type="dxa"/>
-            </w:tcMar>
-            <w:vAlign w:val="center"/>
-          </w:tcPr>
-          <w:p>
-            <w:pPr>
-              <w:spacing w:after="0" w:before="0"/>
-              <w:jc w:val="left"/>
-            </w:pPr>
-            <w:r/>
-            <w:r>
-              <w:rPr>
-                <w:rFonts w:ascii="Arial" w:hAnsi="Arial"/>
-                <w:b w:val="0"/>
-                <w:sz w:val="15"/>
-              </w:rPr>
-            </w:r>
-          </w:p>
-        </w:tc>
-        <w:tc>
-          <w:tcPr>
-            <w:tcW w:type="dxa" w:w="1616"/>
-            <w:tcMar>
-              <w:top w:w="90" w:type="dxa"/>
-              <w:start w:w="90" w:type="dxa"/>
-              <w:bottom w:w="90" w:type="dxa"/>
-              <w:end w:w="90" w:type="dxa"/>
-            </w:tcMar>
-            <w:vAlign w:val="center"/>
-          </w:tcPr>
-          <w:p>
-            <w:pPr>
-              <w:spacing w:after="0" w:before="0"/>
-              <w:jc w:val="left"/>
-            </w:pPr>
-            <w:r/>
-            <w:r>
-              <w:rPr>
-                <w:rFonts w:ascii="Arial" w:hAnsi="Arial"/>
-                <w:b w:val="0"/>
-                <w:sz w:val="15"/>
-              </w:rPr>
-            </w:r>
-          </w:p>
-        </w:tc>
-        <w:tc>
-          <w:tcPr>
-            <w:tcW w:type="dxa" w:w="1786"/>
-            <w:tcMar>
-              <w:top w:w="90" w:type="dxa"/>
-              <w:start w:w="90" w:type="dxa"/>
-              <w:bottom w:w="90" w:type="dxa"/>
-              <w:end w:w="90" w:type="dxa"/>
-            </w:tcMar>
-            <w:vAlign w:val="center"/>
-          </w:tcPr>
-          <w:p>
-            <w:pPr>
-              <w:spacing w:after="0" w:before="0"/>
-              <w:jc w:val="left"/>
-            </w:pPr>
-            <w:r/>
-            <w:r>
-              <w:rPr>
-                <w:rFonts w:ascii="Arial" w:hAnsi="Arial"/>
-                <w:b w:val="0"/>
-                <w:sz w:val="15"/>
-              </w:rPr>
-            </w:r>
-          </w:p>
-        </w:tc>
-        <w:tc>
-          <w:tcPr>
-            <w:tcW w:type="dxa" w:w="1616"/>
-            <w:tcMar>
-              <w:top w:w="90" w:type="dxa"/>
-              <w:start w:w="90" w:type="dxa"/>
-              <w:bottom w:w="90" w:type="dxa"/>
-              <w:end w:w="90" w:type="dxa"/>
-            </w:tcMar>
-            <w:vAlign w:val="center"/>
-          </w:tcPr>
-          <w:p>
-            <w:pPr>
-              <w:spacing w:after="0" w:before="0"/>
-              <w:jc w:val="left"/>
-            </w:pPr>
-            <w:r/>
-            <w:r>
-              <w:rPr>
-                <w:rFonts w:ascii="Arial" w:hAnsi="Arial"/>
-                <w:b w:val="0"/>
-                <w:sz w:val="15"/>
-              </w:rPr>
-            </w:r>
-          </w:p>
-        </w:tc>
-        <w:tc>
-          <w:tcPr>
-            <w:tcW w:type="dxa" w:w="1740"/>
+            <w:tcW w:type="dxa" w:w="1412"/>
+            <w:tcMar>
+              <w:top w:w="90" w:type="dxa"/>
+              <w:start w:w="90" w:type="dxa"/>
+              <w:bottom w:w="90" w:type="dxa"/>
+              <w:end w:w="90" w:type="dxa"/>
+            </w:tcMar>
+            <w:vAlign w:val="center"/>
+          </w:tcPr>
+          <w:p>
+            <w:pPr>
+              <w:spacing w:after="0" w:before="0"/>
+              <w:jc w:val="left"/>
+            </w:pPr>
+            <w:r/>
+            <w:r>
+              <w:rPr>
+                <w:rFonts w:ascii="Arial" w:hAnsi="Arial"/>
+                <w:b w:val="0"/>
+                <w:sz w:val="15"/>
+              </w:rPr>
+            </w:r>
+          </w:p>
+        </w:tc>
+        <w:tc>
+          <w:tcPr>
+            <w:tcW w:type="dxa" w:w="1599"/>
+            <w:tcMar>
+              <w:top w:w="90" w:type="dxa"/>
+              <w:start w:w="90" w:type="dxa"/>
+              <w:bottom w:w="90" w:type="dxa"/>
+              <w:end w:w="90" w:type="dxa"/>
+            </w:tcMar>
+            <w:vAlign w:val="center"/>
+          </w:tcPr>
+          <w:p>
+            <w:pPr>
+              <w:spacing w:after="0" w:before="0"/>
+              <w:jc w:val="left"/>
+            </w:pPr>
+            <w:r/>
+            <w:r>
+              <w:rPr>
+                <w:rFonts w:ascii="Arial" w:hAnsi="Arial"/>
+                <w:b w:val="0"/>
+                <w:sz w:val="15"/>
+              </w:rPr>
+            </w:r>
+          </w:p>
+        </w:tc>
+        <w:tc>
+          <w:tcPr>
+            <w:tcW w:type="dxa" w:w="1763"/>
+            <w:tcMar>
+              <w:top w:w="90" w:type="dxa"/>
+              <w:start w:w="90" w:type="dxa"/>
+              <w:bottom w:w="90" w:type="dxa"/>
+              <w:end w:w="90" w:type="dxa"/>
+            </w:tcMar>
+            <w:vAlign w:val="center"/>
+          </w:tcPr>
+          <w:p>
+            <w:pPr>
+              <w:spacing w:after="0" w:before="0"/>
+              <w:jc w:val="left"/>
+            </w:pPr>
+            <w:r/>
+            <w:r>
+              <w:rPr>
+                <w:rFonts w:ascii="Arial" w:hAnsi="Arial"/>
+                <w:b w:val="0"/>
+                <w:sz w:val="15"/>
+              </w:rPr>
+            </w:r>
+          </w:p>
+        </w:tc>
+        <w:tc>
+          <w:tcPr>
+            <w:tcW w:type="dxa" w:w="1599"/>
+            <w:tcMar>
+              <w:top w:w="90" w:type="dxa"/>
+              <w:start w:w="90" w:type="dxa"/>
+              <w:bottom w:w="90" w:type="dxa"/>
+              <w:end w:w="90" w:type="dxa"/>
+            </w:tcMar>
+            <w:vAlign w:val="center"/>
+          </w:tcPr>
+          <w:p>
+            <w:pPr>
+              <w:spacing w:after="0" w:before="0"/>
+              <w:jc w:val="left"/>
+            </w:pPr>
+            <w:r/>
+            <w:r>
+              <w:rPr>
+                <w:rFonts w:ascii="Arial" w:hAnsi="Arial"/>
+                <w:b w:val="0"/>
+                <w:sz w:val="15"/>
+              </w:rPr>
+            </w:r>
+          </w:p>
+        </w:tc>
+        <w:tc>
+          <w:tcPr>
+            <w:tcW w:type="dxa" w:w="1718"/>
             <w:tcMar>
               <w:top w:w="90" w:type="dxa"/>
               <w:start w:w="90" w:type="dxa"/>
@@ -14560,7 +15195,7 @@
         </w:trPr>
         <w:tc>
           <w:tcPr>
-            <w:tcW w:type="dxa" w:w="1565"/>
+            <w:tcW w:type="dxa" w:w="1548"/>
             <w:tcMar>
               <w:top w:w="90" w:type="dxa"/>
               <w:start w:w="90" w:type="dxa"/>
@@ -14588,7 +15223,7 @@
         </w:tc>
         <w:tc>
           <w:tcPr>
-            <w:tcW w:type="dxa" w:w="1321"/>
+            <w:tcW w:type="dxa" w:w="1412"/>
             <w:tcMar>
               <w:top w:w="90" w:type="dxa"/>
               <w:start w:w="90" w:type="dxa"/>
@@ -14615,7 +15250,7 @@
         </w:tc>
         <w:tc>
           <w:tcPr>
-            <w:tcW w:type="dxa" w:w="1616"/>
+            <w:tcW w:type="dxa" w:w="1599"/>
             <w:tcMar>
               <w:top w:w="90" w:type="dxa"/>
               <w:start w:w="90" w:type="dxa"/>
@@ -14642,7 +15277,7 @@
         </w:tc>
         <w:tc>
           <w:tcPr>
-            <w:tcW w:type="dxa" w:w="1786"/>
+            <w:tcW w:type="dxa" w:w="1763"/>
             <w:tcMar>
               <w:top w:w="90" w:type="dxa"/>
               <w:start w:w="90" w:type="dxa"/>
@@ -14669,7 +15304,7 @@
         </w:tc>
         <w:tc>
           <w:tcPr>
-            <w:tcW w:type="dxa" w:w="1616"/>
+            <w:tcW w:type="dxa" w:w="1599"/>
             <w:tcMar>
               <w:top w:w="90" w:type="dxa"/>
               <w:start w:w="90" w:type="dxa"/>
@@ -14696,7 +15331,7 @@
         </w:tc>
         <w:tc>
           <w:tcPr>
-            <w:tcW w:type="dxa" w:w="1740"/>
+            <w:tcW w:type="dxa" w:w="1718"/>
             <w:tcMar>
               <w:top w:w="90" w:type="dxa"/>
               <w:start w:w="90" w:type="dxa"/>
@@ -14728,7 +15363,7 @@
         </w:trPr>
         <w:tc>
           <w:tcPr>
-            <w:tcW w:type="dxa" w:w="1565"/>
+            <w:tcW w:type="dxa" w:w="1548"/>
             <w:tcMar>
               <w:top w:w="90" w:type="dxa"/>
               <w:start w:w="90" w:type="dxa"/>
@@ -14755,111 +15390,111 @@
         </w:tc>
         <w:tc>
           <w:tcPr>
-            <w:tcW w:type="dxa" w:w="1321"/>
-            <w:tcMar>
-              <w:top w:w="90" w:type="dxa"/>
-              <w:start w:w="90" w:type="dxa"/>
-              <w:bottom w:w="90" w:type="dxa"/>
-              <w:end w:w="90" w:type="dxa"/>
-            </w:tcMar>
-            <w:vAlign w:val="center"/>
-          </w:tcPr>
-          <w:p>
-            <w:pPr>
-              <w:spacing w:after="0" w:before="0"/>
-              <w:jc w:val="left"/>
-            </w:pPr>
-            <w:r/>
-            <w:r>
-              <w:rPr>
-                <w:rFonts w:ascii="Arial" w:hAnsi="Arial"/>
-                <w:b w:val="0"/>
-                <w:sz w:val="15"/>
-              </w:rPr>
-            </w:r>
-          </w:p>
-        </w:tc>
-        <w:tc>
-          <w:tcPr>
-            <w:tcW w:type="dxa" w:w="1616"/>
-            <w:tcMar>
-              <w:top w:w="90" w:type="dxa"/>
-              <w:start w:w="90" w:type="dxa"/>
-              <w:bottom w:w="90" w:type="dxa"/>
-              <w:end w:w="90" w:type="dxa"/>
-            </w:tcMar>
-            <w:vAlign w:val="center"/>
-          </w:tcPr>
-          <w:p>
-            <w:pPr>
-              <w:spacing w:after="0" w:before="0"/>
-              <w:jc w:val="left"/>
-            </w:pPr>
-            <w:r/>
-            <w:r>
-              <w:rPr>
-                <w:rFonts w:ascii="Arial" w:hAnsi="Arial"/>
-                <w:b w:val="0"/>
-                <w:sz w:val="15"/>
-              </w:rPr>
-            </w:r>
-          </w:p>
-        </w:tc>
-        <w:tc>
-          <w:tcPr>
-            <w:tcW w:type="dxa" w:w="1786"/>
-            <w:tcMar>
-              <w:top w:w="90" w:type="dxa"/>
-              <w:start w:w="90" w:type="dxa"/>
-              <w:bottom w:w="90" w:type="dxa"/>
-              <w:end w:w="90" w:type="dxa"/>
-            </w:tcMar>
-            <w:vAlign w:val="center"/>
-          </w:tcPr>
-          <w:p>
-            <w:pPr>
-              <w:spacing w:after="0" w:before="0"/>
-              <w:jc w:val="left"/>
-            </w:pPr>
-            <w:r/>
-            <w:r>
-              <w:rPr>
-                <w:rFonts w:ascii="Arial" w:hAnsi="Arial"/>
-                <w:b w:val="0"/>
-                <w:sz w:val="15"/>
-              </w:rPr>
-            </w:r>
-          </w:p>
-        </w:tc>
-        <w:tc>
-          <w:tcPr>
-            <w:tcW w:type="dxa" w:w="1616"/>
-            <w:tcMar>
-              <w:top w:w="90" w:type="dxa"/>
-              <w:start w:w="90" w:type="dxa"/>
-              <w:bottom w:w="90" w:type="dxa"/>
-              <w:end w:w="90" w:type="dxa"/>
-            </w:tcMar>
-            <w:vAlign w:val="center"/>
-          </w:tcPr>
-          <w:p>
-            <w:pPr>
-              <w:spacing w:after="0" w:before="0"/>
-              <w:jc w:val="left"/>
-            </w:pPr>
-            <w:r/>
-            <w:r>
-              <w:rPr>
-                <w:rFonts w:ascii="Arial" w:hAnsi="Arial"/>
-                <w:b w:val="0"/>
-                <w:sz w:val="15"/>
-              </w:rPr>
-            </w:r>
-          </w:p>
-        </w:tc>
-        <w:tc>
-          <w:tcPr>
-            <w:tcW w:type="dxa" w:w="1740"/>
+            <w:tcW w:type="dxa" w:w="1412"/>
+            <w:tcMar>
+              <w:top w:w="90" w:type="dxa"/>
+              <w:start w:w="90" w:type="dxa"/>
+              <w:bottom w:w="90" w:type="dxa"/>
+              <w:end w:w="90" w:type="dxa"/>
+            </w:tcMar>
+            <w:vAlign w:val="center"/>
+          </w:tcPr>
+          <w:p>
+            <w:pPr>
+              <w:spacing w:after="0" w:before="0"/>
+              <w:jc w:val="left"/>
+            </w:pPr>
+            <w:r/>
+            <w:r>
+              <w:rPr>
+                <w:rFonts w:ascii="Arial" w:hAnsi="Arial"/>
+                <w:b w:val="0"/>
+                <w:sz w:val="15"/>
+              </w:rPr>
+            </w:r>
+          </w:p>
+        </w:tc>
+        <w:tc>
+          <w:tcPr>
+            <w:tcW w:type="dxa" w:w="1599"/>
+            <w:tcMar>
+              <w:top w:w="90" w:type="dxa"/>
+              <w:start w:w="90" w:type="dxa"/>
+              <w:bottom w:w="90" w:type="dxa"/>
+              <w:end w:w="90" w:type="dxa"/>
+            </w:tcMar>
+            <w:vAlign w:val="center"/>
+          </w:tcPr>
+          <w:p>
+            <w:pPr>
+              <w:spacing w:after="0" w:before="0"/>
+              <w:jc w:val="left"/>
+            </w:pPr>
+            <w:r/>
+            <w:r>
+              <w:rPr>
+                <w:rFonts w:ascii="Arial" w:hAnsi="Arial"/>
+                <w:b w:val="0"/>
+                <w:sz w:val="15"/>
+              </w:rPr>
+            </w:r>
+          </w:p>
+        </w:tc>
+        <w:tc>
+          <w:tcPr>
+            <w:tcW w:type="dxa" w:w="1763"/>
+            <w:tcMar>
+              <w:top w:w="90" w:type="dxa"/>
+              <w:start w:w="90" w:type="dxa"/>
+              <w:bottom w:w="90" w:type="dxa"/>
+              <w:end w:w="90" w:type="dxa"/>
+            </w:tcMar>
+            <w:vAlign w:val="center"/>
+          </w:tcPr>
+          <w:p>
+            <w:pPr>
+              <w:spacing w:after="0" w:before="0"/>
+              <w:jc w:val="left"/>
+            </w:pPr>
+            <w:r/>
+            <w:r>
+              <w:rPr>
+                <w:rFonts w:ascii="Arial" w:hAnsi="Arial"/>
+                <w:b w:val="0"/>
+                <w:sz w:val="15"/>
+              </w:rPr>
+            </w:r>
+          </w:p>
+        </w:tc>
+        <w:tc>
+          <w:tcPr>
+            <w:tcW w:type="dxa" w:w="1599"/>
+            <w:tcMar>
+              <w:top w:w="90" w:type="dxa"/>
+              <w:start w:w="90" w:type="dxa"/>
+              <w:bottom w:w="90" w:type="dxa"/>
+              <w:end w:w="90" w:type="dxa"/>
+            </w:tcMar>
+            <w:vAlign w:val="center"/>
+          </w:tcPr>
+          <w:p>
+            <w:pPr>
+              <w:spacing w:after="0" w:before="0"/>
+              <w:jc w:val="left"/>
+            </w:pPr>
+            <w:r/>
+            <w:r>
+              <w:rPr>
+                <w:rFonts w:ascii="Arial" w:hAnsi="Arial"/>
+                <w:b w:val="0"/>
+                <w:sz w:val="15"/>
+              </w:rPr>
+            </w:r>
+          </w:p>
+        </w:tc>
+        <w:tc>
+          <w:tcPr>
+            <w:tcW w:type="dxa" w:w="1718"/>
             <w:tcMar>
               <w:top w:w="90" w:type="dxa"/>
               <w:start w:w="90" w:type="dxa"/>
@@ -14890,7 +15525,7 @@
         </w:trPr>
         <w:tc>
           <w:tcPr>
-            <w:tcW w:type="dxa" w:w="1565"/>
+            <w:tcW w:type="dxa" w:w="1548"/>
             <w:tcMar>
               <w:top w:w="90" w:type="dxa"/>
               <w:start w:w="90" w:type="dxa"/>
@@ -14918,7 +15553,7 @@
         </w:tc>
         <w:tc>
           <w:tcPr>
-            <w:tcW w:type="dxa" w:w="1321"/>
+            <w:tcW w:type="dxa" w:w="1412"/>
             <w:tcMar>
               <w:top w:w="90" w:type="dxa"/>
               <w:start w:w="90" w:type="dxa"/>
@@ -14945,7 +15580,7 @@
         </w:tc>
         <w:tc>
           <w:tcPr>
-            <w:tcW w:type="dxa" w:w="1616"/>
+            <w:tcW w:type="dxa" w:w="1599"/>
             <w:tcMar>
               <w:top w:w="90" w:type="dxa"/>
               <w:start w:w="90" w:type="dxa"/>
@@ -14972,7 +15607,7 @@
         </w:tc>
         <w:tc>
           <w:tcPr>
-            <w:tcW w:type="dxa" w:w="1786"/>
+            <w:tcW w:type="dxa" w:w="1763"/>
             <w:tcMar>
               <w:top w:w="90" w:type="dxa"/>
               <w:start w:w="90" w:type="dxa"/>
@@ -14999,7 +15634,7 @@
         </w:tc>
         <w:tc>
           <w:tcPr>
-            <w:tcW w:type="dxa" w:w="1616"/>
+            <w:tcW w:type="dxa" w:w="1599"/>
             <w:tcMar>
               <w:top w:w="90" w:type="dxa"/>
               <w:start w:w="90" w:type="dxa"/>
@@ -15026,7 +15661,7 @@
         </w:tc>
         <w:tc>
           <w:tcPr>
-            <w:tcW w:type="dxa" w:w="1740"/>
+            <w:tcW w:type="dxa" w:w="1718"/>
             <w:tcMar>
               <w:top w:w="90" w:type="dxa"/>
               <w:start w:w="90" w:type="dxa"/>
@@ -15096,15 +15731,16 @@
           <w:insideH w:val="single" w:sz="4" w:space="0" w:color="auto"/>
           <w:insideV w:val="single" w:sz="4" w:space="0" w:color="auto"/>
         </w:tblBorders>
+        <w:tblLayout w:type="fixed"/>
         <w:tblLook w:val="04A0" w:firstRow="1" w:lastRow="0" w:firstColumn="1" w:lastColumn="0" w:noHBand="0" w:noVBand="1"/>
       </w:tblPr>
       <w:tblGrid>
-        <w:gridCol w:w="1473"/>
-        <w:gridCol w:w="1473"/>
-        <w:gridCol w:w="1473"/>
-        <w:gridCol w:w="1473"/>
-        <w:gridCol w:w="1473"/>
-        <w:gridCol w:w="1473"/>
+        <w:gridCol w:w="1933"/>
+        <w:gridCol w:w="1548"/>
+        <w:gridCol w:w="1548"/>
+        <w:gridCol w:w="1514"/>
+        <w:gridCol w:w="1548"/>
+        <w:gridCol w:w="1548"/>
       </w:tblGrid>
       <w:tr>
         <w:trPr>
@@ -15113,7 +15749,7 @@
         </w:trPr>
         <w:tc>
           <w:tcPr>
-            <w:tcW w:type="dxa" w:w="2234"/>
+            <w:tcW w:type="dxa" w:w="1933"/>
             <w:tcMar>
               <w:top w:w="90" w:type="dxa"/>
               <w:start w:w="90" w:type="dxa"/>
@@ -15142,7 +15778,7 @@
         </w:tc>
         <w:tc>
           <w:tcPr>
-            <w:tcW w:type="dxa" w:w="1185"/>
+            <w:tcW w:type="dxa" w:w="1548"/>
             <w:tcMar>
               <w:top w:w="90" w:type="dxa"/>
               <w:start w:w="90" w:type="dxa"/>
@@ -15171,7 +15807,7 @@
         </w:tc>
         <w:tc>
           <w:tcPr>
-            <w:tcW w:type="dxa" w:w="1723"/>
+            <w:tcW w:type="dxa" w:w="1548"/>
             <w:tcMar>
               <w:top w:w="90" w:type="dxa"/>
               <w:start w:w="90" w:type="dxa"/>
@@ -15200,7 +15836,7 @@
         </w:tc>
         <w:tc>
           <w:tcPr>
-            <w:tcW w:type="dxa" w:w="1752"/>
+            <w:tcW w:type="dxa" w:w="1514"/>
             <w:tcMar>
               <w:top w:w="90" w:type="dxa"/>
               <w:start w:w="90" w:type="dxa"/>
@@ -15229,7 +15865,7 @@
         </w:tc>
         <w:tc>
           <w:tcPr>
-            <w:tcW w:type="dxa" w:w="1372"/>
+            <w:tcW w:type="dxa" w:w="1548"/>
             <w:tcMar>
               <w:top w:w="90" w:type="dxa"/>
               <w:start w:w="90" w:type="dxa"/>
@@ -15258,7 +15894,7 @@
         </w:tc>
         <w:tc>
           <w:tcPr>
-            <w:tcW w:type="dxa" w:w="1372"/>
+            <w:tcW w:type="dxa" w:w="1548"/>
             <w:tcMar>
               <w:top w:w="90" w:type="dxa"/>
               <w:start w:w="90" w:type="dxa"/>
@@ -15292,7 +15928,7 @@
         </w:trPr>
         <w:tc>
           <w:tcPr>
-            <w:tcW w:type="dxa" w:w="2234"/>
+            <w:tcW w:type="dxa" w:w="1933"/>
             <w:tcMar>
               <w:top w:w="90" w:type="dxa"/>
               <w:start w:w="90" w:type="dxa"/>
@@ -15319,59 +15955,59 @@
         </w:tc>
         <w:tc>
           <w:tcPr>
-            <w:tcW w:type="dxa" w:w="1185"/>
-            <w:tcMar>
-              <w:top w:w="90" w:type="dxa"/>
-              <w:start w:w="90" w:type="dxa"/>
-              <w:bottom w:w="90" w:type="dxa"/>
-              <w:end w:w="90" w:type="dxa"/>
-            </w:tcMar>
-            <w:vAlign w:val="center"/>
-          </w:tcPr>
-          <w:p>
-            <w:pPr>
-              <w:spacing w:after="0" w:before="0"/>
-              <w:jc w:val="left"/>
-            </w:pPr>
-            <w:r/>
-            <w:r>
-              <w:rPr>
-                <w:rFonts w:ascii="Arial" w:hAnsi="Arial"/>
-                <w:b w:val="0"/>
-                <w:sz w:val="15"/>
-              </w:rPr>
-            </w:r>
-          </w:p>
-        </w:tc>
-        <w:tc>
-          <w:tcPr>
-            <w:tcW w:type="dxa" w:w="1723"/>
-            <w:tcMar>
-              <w:top w:w="90" w:type="dxa"/>
-              <w:start w:w="90" w:type="dxa"/>
-              <w:bottom w:w="90" w:type="dxa"/>
-              <w:end w:w="90" w:type="dxa"/>
-            </w:tcMar>
-            <w:vAlign w:val="center"/>
-          </w:tcPr>
-          <w:p>
-            <w:pPr>
-              <w:spacing w:after="0" w:before="0"/>
-              <w:jc w:val="left"/>
-            </w:pPr>
-            <w:r/>
-            <w:r>
-              <w:rPr>
-                <w:rFonts w:ascii="Arial" w:hAnsi="Arial"/>
-                <w:b w:val="0"/>
-                <w:sz w:val="15"/>
-              </w:rPr>
-            </w:r>
-          </w:p>
-        </w:tc>
-        <w:tc>
-          <w:tcPr>
-            <w:tcW w:type="dxa" w:w="1752"/>
+            <w:tcW w:type="dxa" w:w="1548"/>
+            <w:tcMar>
+              <w:top w:w="90" w:type="dxa"/>
+              <w:start w:w="90" w:type="dxa"/>
+              <w:bottom w:w="90" w:type="dxa"/>
+              <w:end w:w="90" w:type="dxa"/>
+            </w:tcMar>
+            <w:vAlign w:val="center"/>
+          </w:tcPr>
+          <w:p>
+            <w:pPr>
+              <w:spacing w:after="0" w:before="0"/>
+              <w:jc w:val="left"/>
+            </w:pPr>
+            <w:r/>
+            <w:r>
+              <w:rPr>
+                <w:rFonts w:ascii="Arial" w:hAnsi="Arial"/>
+                <w:b w:val="0"/>
+                <w:sz w:val="15"/>
+              </w:rPr>
+            </w:r>
+          </w:p>
+        </w:tc>
+        <w:tc>
+          <w:tcPr>
+            <w:tcW w:type="dxa" w:w="1548"/>
+            <w:tcMar>
+              <w:top w:w="90" w:type="dxa"/>
+              <w:start w:w="90" w:type="dxa"/>
+              <w:bottom w:w="90" w:type="dxa"/>
+              <w:end w:w="90" w:type="dxa"/>
+            </w:tcMar>
+            <w:vAlign w:val="center"/>
+          </w:tcPr>
+          <w:p>
+            <w:pPr>
+              <w:spacing w:after="0" w:before="0"/>
+              <w:jc w:val="left"/>
+            </w:pPr>
+            <w:r/>
+            <w:r>
+              <w:rPr>
+                <w:rFonts w:ascii="Arial" w:hAnsi="Arial"/>
+                <w:b w:val="0"/>
+                <w:sz w:val="15"/>
+              </w:rPr>
+            </w:r>
+          </w:p>
+        </w:tc>
+        <w:tc>
+          <w:tcPr>
+            <w:tcW w:type="dxa" w:w="1514"/>
             <w:tcMar>
               <w:top w:w="90" w:type="dxa"/>
               <w:start w:w="90" w:type="dxa"/>
@@ -15398,33 +16034,33 @@
         </w:tc>
         <w:tc>
           <w:tcPr>
-            <w:tcW w:type="dxa" w:w="1372"/>
-            <w:tcMar>
-              <w:top w:w="90" w:type="dxa"/>
-              <w:start w:w="90" w:type="dxa"/>
-              <w:bottom w:w="90" w:type="dxa"/>
-              <w:end w:w="90" w:type="dxa"/>
-            </w:tcMar>
-            <w:vAlign w:val="center"/>
-          </w:tcPr>
-          <w:p>
-            <w:pPr>
-              <w:spacing w:after="0" w:before="0"/>
-              <w:jc w:val="left"/>
-            </w:pPr>
-            <w:r/>
-            <w:r>
-              <w:rPr>
-                <w:rFonts w:ascii="Arial" w:hAnsi="Arial"/>
-                <w:b w:val="0"/>
-                <w:sz w:val="15"/>
-              </w:rPr>
-            </w:r>
-          </w:p>
-        </w:tc>
-        <w:tc>
-          <w:tcPr>
-            <w:tcW w:type="dxa" w:w="1372"/>
+            <w:tcW w:type="dxa" w:w="1548"/>
+            <w:tcMar>
+              <w:top w:w="90" w:type="dxa"/>
+              <w:start w:w="90" w:type="dxa"/>
+              <w:bottom w:w="90" w:type="dxa"/>
+              <w:end w:w="90" w:type="dxa"/>
+            </w:tcMar>
+            <w:vAlign w:val="center"/>
+          </w:tcPr>
+          <w:p>
+            <w:pPr>
+              <w:spacing w:after="0" w:before="0"/>
+              <w:jc w:val="left"/>
+            </w:pPr>
+            <w:r/>
+            <w:r>
+              <w:rPr>
+                <w:rFonts w:ascii="Arial" w:hAnsi="Arial"/>
+                <w:b w:val="0"/>
+                <w:sz w:val="15"/>
+              </w:rPr>
+            </w:r>
+          </w:p>
+        </w:tc>
+        <w:tc>
+          <w:tcPr>
+            <w:tcW w:type="dxa" w:w="1548"/>
             <w:tcMar>
               <w:top w:w="90" w:type="dxa"/>
               <w:start w:w="90" w:type="dxa"/>
@@ -15455,7 +16091,7 @@
         </w:trPr>
         <w:tc>
           <w:tcPr>
-            <w:tcW w:type="dxa" w:w="2234"/>
+            <w:tcW w:type="dxa" w:w="1933"/>
             <w:tcMar>
               <w:top w:w="90" w:type="dxa"/>
               <w:start w:w="90" w:type="dxa"/>
@@ -15483,7 +16119,7 @@
         </w:tc>
         <w:tc>
           <w:tcPr>
-            <w:tcW w:type="dxa" w:w="1185"/>
+            <w:tcW w:type="dxa" w:w="1548"/>
             <w:tcMar>
               <w:top w:w="90" w:type="dxa"/>
               <w:start w:w="90" w:type="dxa"/>
@@ -15510,7 +16146,7 @@
         </w:tc>
         <w:tc>
           <w:tcPr>
-            <w:tcW w:type="dxa" w:w="1723"/>
+            <w:tcW w:type="dxa" w:w="1548"/>
             <w:tcMar>
               <w:top w:w="90" w:type="dxa"/>
               <w:start w:w="90" w:type="dxa"/>
@@ -15537,7 +16173,7 @@
         </w:tc>
         <w:tc>
           <w:tcPr>
-            <w:tcW w:type="dxa" w:w="1752"/>
+            <w:tcW w:type="dxa" w:w="1514"/>
             <w:tcMar>
               <w:top w:w="90" w:type="dxa"/>
               <w:start w:w="90" w:type="dxa"/>
@@ -15565,7 +16201,7 @@
         </w:tc>
         <w:tc>
           <w:tcPr>
-            <w:tcW w:type="dxa" w:w="1372"/>
+            <w:tcW w:type="dxa" w:w="1548"/>
             <w:tcMar>
               <w:top w:w="90" w:type="dxa"/>
               <w:start w:w="90" w:type="dxa"/>
@@ -15592,7 +16228,7 @@
         </w:tc>
         <w:tc>
           <w:tcPr>
-            <w:tcW w:type="dxa" w:w="1372"/>
+            <w:tcW w:type="dxa" w:w="1548"/>
             <w:tcMar>
               <w:top w:w="90" w:type="dxa"/>
               <w:start w:w="90" w:type="dxa"/>
@@ -15624,7 +16260,7 @@
         </w:trPr>
         <w:tc>
           <w:tcPr>
-            <w:tcW w:type="dxa" w:w="2234"/>
+            <w:tcW w:type="dxa" w:w="1933"/>
             <w:tcMar>
               <w:top w:w="90" w:type="dxa"/>
               <w:start w:w="90" w:type="dxa"/>
@@ -15651,59 +16287,59 @@
         </w:tc>
         <w:tc>
           <w:tcPr>
-            <w:tcW w:type="dxa" w:w="1185"/>
-            <w:tcMar>
-              <w:top w:w="90" w:type="dxa"/>
-              <w:start w:w="90" w:type="dxa"/>
-              <w:bottom w:w="90" w:type="dxa"/>
-              <w:end w:w="90" w:type="dxa"/>
-            </w:tcMar>
-            <w:vAlign w:val="center"/>
-          </w:tcPr>
-          <w:p>
-            <w:pPr>
-              <w:spacing w:after="0" w:before="0"/>
-              <w:jc w:val="left"/>
-            </w:pPr>
-            <w:r/>
-            <w:r>
-              <w:rPr>
-                <w:rFonts w:ascii="Arial" w:hAnsi="Arial"/>
-                <w:b w:val="0"/>
-                <w:sz w:val="15"/>
-              </w:rPr>
-            </w:r>
-          </w:p>
-        </w:tc>
-        <w:tc>
-          <w:tcPr>
-            <w:tcW w:type="dxa" w:w="1723"/>
-            <w:tcMar>
-              <w:top w:w="90" w:type="dxa"/>
-              <w:start w:w="90" w:type="dxa"/>
-              <w:bottom w:w="90" w:type="dxa"/>
-              <w:end w:w="90" w:type="dxa"/>
-            </w:tcMar>
-            <w:vAlign w:val="center"/>
-          </w:tcPr>
-          <w:p>
-            <w:pPr>
-              <w:spacing w:after="0" w:before="0"/>
-              <w:jc w:val="left"/>
-            </w:pPr>
-            <w:r/>
-            <w:r>
-              <w:rPr>
-                <w:rFonts w:ascii="Arial" w:hAnsi="Arial"/>
-                <w:b w:val="0"/>
-                <w:sz w:val="15"/>
-              </w:rPr>
-            </w:r>
-          </w:p>
-        </w:tc>
-        <w:tc>
-          <w:tcPr>
-            <w:tcW w:type="dxa" w:w="1752"/>
+            <w:tcW w:type="dxa" w:w="1548"/>
+            <w:tcMar>
+              <w:top w:w="90" w:type="dxa"/>
+              <w:start w:w="90" w:type="dxa"/>
+              <w:bottom w:w="90" w:type="dxa"/>
+              <w:end w:w="90" w:type="dxa"/>
+            </w:tcMar>
+            <w:vAlign w:val="center"/>
+          </w:tcPr>
+          <w:p>
+            <w:pPr>
+              <w:spacing w:after="0" w:before="0"/>
+              <w:jc w:val="left"/>
+            </w:pPr>
+            <w:r/>
+            <w:r>
+              <w:rPr>
+                <w:rFonts w:ascii="Arial" w:hAnsi="Arial"/>
+                <w:b w:val="0"/>
+                <w:sz w:val="15"/>
+              </w:rPr>
+            </w:r>
+          </w:p>
+        </w:tc>
+        <w:tc>
+          <w:tcPr>
+            <w:tcW w:type="dxa" w:w="1548"/>
+            <w:tcMar>
+              <w:top w:w="90" w:type="dxa"/>
+              <w:start w:w="90" w:type="dxa"/>
+              <w:bottom w:w="90" w:type="dxa"/>
+              <w:end w:w="90" w:type="dxa"/>
+            </w:tcMar>
+            <w:vAlign w:val="center"/>
+          </w:tcPr>
+          <w:p>
+            <w:pPr>
+              <w:spacing w:after="0" w:before="0"/>
+              <w:jc w:val="left"/>
+            </w:pPr>
+            <w:r/>
+            <w:r>
+              <w:rPr>
+                <w:rFonts w:ascii="Arial" w:hAnsi="Arial"/>
+                <w:b w:val="0"/>
+                <w:sz w:val="15"/>
+              </w:rPr>
+            </w:r>
+          </w:p>
+        </w:tc>
+        <w:tc>
+          <w:tcPr>
+            <w:tcW w:type="dxa" w:w="1514"/>
             <w:tcMar>
               <w:top w:w="90" w:type="dxa"/>
               <w:start w:w="90" w:type="dxa"/>
@@ -15730,33 +16366,33 @@
         </w:tc>
         <w:tc>
           <w:tcPr>
-            <w:tcW w:type="dxa" w:w="1372"/>
-            <w:tcMar>
-              <w:top w:w="90" w:type="dxa"/>
-              <w:start w:w="90" w:type="dxa"/>
-              <w:bottom w:w="90" w:type="dxa"/>
-              <w:end w:w="90" w:type="dxa"/>
-            </w:tcMar>
-            <w:vAlign w:val="center"/>
-          </w:tcPr>
-          <w:p>
-            <w:pPr>
-              <w:spacing w:after="0" w:before="0"/>
-              <w:jc w:val="left"/>
-            </w:pPr>
-            <w:r/>
-            <w:r>
-              <w:rPr>
-                <w:rFonts w:ascii="Arial" w:hAnsi="Arial"/>
-                <w:b w:val="0"/>
-                <w:sz w:val="15"/>
-              </w:rPr>
-            </w:r>
-          </w:p>
-        </w:tc>
-        <w:tc>
-          <w:tcPr>
-            <w:tcW w:type="dxa" w:w="1372"/>
+            <w:tcW w:type="dxa" w:w="1548"/>
+            <w:tcMar>
+              <w:top w:w="90" w:type="dxa"/>
+              <w:start w:w="90" w:type="dxa"/>
+              <w:bottom w:w="90" w:type="dxa"/>
+              <w:end w:w="90" w:type="dxa"/>
+            </w:tcMar>
+            <w:vAlign w:val="center"/>
+          </w:tcPr>
+          <w:p>
+            <w:pPr>
+              <w:spacing w:after="0" w:before="0"/>
+              <w:jc w:val="left"/>
+            </w:pPr>
+            <w:r/>
+            <w:r>
+              <w:rPr>
+                <w:rFonts w:ascii="Arial" w:hAnsi="Arial"/>
+                <w:b w:val="0"/>
+                <w:sz w:val="15"/>
+              </w:rPr>
+            </w:r>
+          </w:p>
+        </w:tc>
+        <w:tc>
+          <w:tcPr>
+            <w:tcW w:type="dxa" w:w="1548"/>
             <w:tcMar>
               <w:top w:w="90" w:type="dxa"/>
               <w:start w:w="90" w:type="dxa"/>
@@ -15787,7 +16423,7 @@
         </w:trPr>
         <w:tc>
           <w:tcPr>
-            <w:tcW w:type="dxa" w:w="2234"/>
+            <w:tcW w:type="dxa" w:w="1933"/>
             <w:tcMar>
               <w:top w:w="90" w:type="dxa"/>
               <w:start w:w="90" w:type="dxa"/>
@@ -15815,7 +16451,7 @@
         </w:tc>
         <w:tc>
           <w:tcPr>
-            <w:tcW w:type="dxa" w:w="1185"/>
+            <w:tcW w:type="dxa" w:w="1548"/>
             <w:tcMar>
               <w:top w:w="90" w:type="dxa"/>
               <w:start w:w="90" w:type="dxa"/>
@@ -15842,7 +16478,7 @@
         </w:tc>
         <w:tc>
           <w:tcPr>
-            <w:tcW w:type="dxa" w:w="1723"/>
+            <w:tcW w:type="dxa" w:w="1548"/>
             <w:tcMar>
               <w:top w:w="90" w:type="dxa"/>
               <w:start w:w="90" w:type="dxa"/>
@@ -15869,7 +16505,7 @@
         </w:tc>
         <w:tc>
           <w:tcPr>
-            <w:tcW w:type="dxa" w:w="1752"/>
+            <w:tcW w:type="dxa" w:w="1514"/>
             <w:tcMar>
               <w:top w:w="90" w:type="dxa"/>
               <w:start w:w="90" w:type="dxa"/>
@@ -15897,7 +16533,7 @@
         </w:tc>
         <w:tc>
           <w:tcPr>
-            <w:tcW w:type="dxa" w:w="1372"/>
+            <w:tcW w:type="dxa" w:w="1548"/>
             <w:tcMar>
               <w:top w:w="90" w:type="dxa"/>
               <w:start w:w="90" w:type="dxa"/>
@@ -15924,7 +16560,7 @@
         </w:tc>
         <w:tc>
           <w:tcPr>
-            <w:tcW w:type="dxa" w:w="1372"/>
+            <w:tcW w:type="dxa" w:w="1548"/>
             <w:tcMar>
               <w:top w:w="90" w:type="dxa"/>
               <w:start w:w="90" w:type="dxa"/>
@@ -15956,7 +16592,7 @@
         </w:trPr>
         <w:tc>
           <w:tcPr>
-            <w:tcW w:type="dxa" w:w="2234"/>
+            <w:tcW w:type="dxa" w:w="1933"/>
             <w:tcMar>
               <w:top w:w="90" w:type="dxa"/>
               <w:start w:w="90" w:type="dxa"/>
@@ -15983,59 +16619,59 @@
         </w:tc>
         <w:tc>
           <w:tcPr>
-            <w:tcW w:type="dxa" w:w="1185"/>
-            <w:tcMar>
-              <w:top w:w="90" w:type="dxa"/>
-              <w:start w:w="90" w:type="dxa"/>
-              <w:bottom w:w="90" w:type="dxa"/>
-              <w:end w:w="90" w:type="dxa"/>
-            </w:tcMar>
-            <w:vAlign w:val="center"/>
-          </w:tcPr>
-          <w:p>
-            <w:pPr>
-              <w:spacing w:after="0" w:before="0"/>
-              <w:jc w:val="left"/>
-            </w:pPr>
-            <w:r/>
-            <w:r>
-              <w:rPr>
-                <w:rFonts w:ascii="Arial" w:hAnsi="Arial"/>
-                <w:b w:val="0"/>
-                <w:sz w:val="15"/>
-              </w:rPr>
-            </w:r>
-          </w:p>
-        </w:tc>
-        <w:tc>
-          <w:tcPr>
-            <w:tcW w:type="dxa" w:w="1723"/>
-            <w:tcMar>
-              <w:top w:w="90" w:type="dxa"/>
-              <w:start w:w="90" w:type="dxa"/>
-              <w:bottom w:w="90" w:type="dxa"/>
-              <w:end w:w="90" w:type="dxa"/>
-            </w:tcMar>
-            <w:vAlign w:val="center"/>
-          </w:tcPr>
-          <w:p>
-            <w:pPr>
-              <w:spacing w:after="0" w:before="0"/>
-              <w:jc w:val="left"/>
-            </w:pPr>
-            <w:r/>
-            <w:r>
-              <w:rPr>
-                <w:rFonts w:ascii="Arial" w:hAnsi="Arial"/>
-                <w:b w:val="0"/>
-                <w:sz w:val="15"/>
-              </w:rPr>
-            </w:r>
-          </w:p>
-        </w:tc>
-        <w:tc>
-          <w:tcPr>
-            <w:tcW w:type="dxa" w:w="1752"/>
+            <w:tcW w:type="dxa" w:w="1548"/>
+            <w:tcMar>
+              <w:top w:w="90" w:type="dxa"/>
+              <w:start w:w="90" w:type="dxa"/>
+              <w:bottom w:w="90" w:type="dxa"/>
+              <w:end w:w="90" w:type="dxa"/>
+            </w:tcMar>
+            <w:vAlign w:val="center"/>
+          </w:tcPr>
+          <w:p>
+            <w:pPr>
+              <w:spacing w:after="0" w:before="0"/>
+              <w:jc w:val="left"/>
+            </w:pPr>
+            <w:r/>
+            <w:r>
+              <w:rPr>
+                <w:rFonts w:ascii="Arial" w:hAnsi="Arial"/>
+                <w:b w:val="0"/>
+                <w:sz w:val="15"/>
+              </w:rPr>
+            </w:r>
+          </w:p>
+        </w:tc>
+        <w:tc>
+          <w:tcPr>
+            <w:tcW w:type="dxa" w:w="1548"/>
+            <w:tcMar>
+              <w:top w:w="90" w:type="dxa"/>
+              <w:start w:w="90" w:type="dxa"/>
+              <w:bottom w:w="90" w:type="dxa"/>
+              <w:end w:w="90" w:type="dxa"/>
+            </w:tcMar>
+            <w:vAlign w:val="center"/>
+          </w:tcPr>
+          <w:p>
+            <w:pPr>
+              <w:spacing w:after="0" w:before="0"/>
+              <w:jc w:val="left"/>
+            </w:pPr>
+            <w:r/>
+            <w:r>
+              <w:rPr>
+                <w:rFonts w:ascii="Arial" w:hAnsi="Arial"/>
+                <w:b w:val="0"/>
+                <w:sz w:val="15"/>
+              </w:rPr>
+            </w:r>
+          </w:p>
+        </w:tc>
+        <w:tc>
+          <w:tcPr>
+            <w:tcW w:type="dxa" w:w="1514"/>
             <w:tcMar>
               <w:top w:w="90" w:type="dxa"/>
               <w:start w:w="90" w:type="dxa"/>
@@ -16062,33 +16698,33 @@
         </w:tc>
         <w:tc>
           <w:tcPr>
-            <w:tcW w:type="dxa" w:w="1372"/>
-            <w:tcMar>
-              <w:top w:w="90" w:type="dxa"/>
-              <w:start w:w="90" w:type="dxa"/>
-              <w:bottom w:w="90" w:type="dxa"/>
-              <w:end w:w="90" w:type="dxa"/>
-            </w:tcMar>
-            <w:vAlign w:val="center"/>
-          </w:tcPr>
-          <w:p>
-            <w:pPr>
-              <w:spacing w:after="0" w:before="0"/>
-              <w:jc w:val="left"/>
-            </w:pPr>
-            <w:r/>
-            <w:r>
-              <w:rPr>
-                <w:rFonts w:ascii="Arial" w:hAnsi="Arial"/>
-                <w:b w:val="0"/>
-                <w:sz w:val="15"/>
-              </w:rPr>
-            </w:r>
-          </w:p>
-        </w:tc>
-        <w:tc>
-          <w:tcPr>
-            <w:tcW w:type="dxa" w:w="1372"/>
+            <w:tcW w:type="dxa" w:w="1548"/>
+            <w:tcMar>
+              <w:top w:w="90" w:type="dxa"/>
+              <w:start w:w="90" w:type="dxa"/>
+              <w:bottom w:w="90" w:type="dxa"/>
+              <w:end w:w="90" w:type="dxa"/>
+            </w:tcMar>
+            <w:vAlign w:val="center"/>
+          </w:tcPr>
+          <w:p>
+            <w:pPr>
+              <w:spacing w:after="0" w:before="0"/>
+              <w:jc w:val="left"/>
+            </w:pPr>
+            <w:r/>
+            <w:r>
+              <w:rPr>
+                <w:rFonts w:ascii="Arial" w:hAnsi="Arial"/>
+                <w:b w:val="0"/>
+                <w:sz w:val="15"/>
+              </w:rPr>
+            </w:r>
+          </w:p>
+        </w:tc>
+        <w:tc>
+          <w:tcPr>
+            <w:tcW w:type="dxa" w:w="1548"/>
             <w:tcMar>
               <w:top w:w="90" w:type="dxa"/>
               <w:start w:w="90" w:type="dxa"/>
@@ -16119,7 +16755,7 @@
         </w:trPr>
         <w:tc>
           <w:tcPr>
-            <w:tcW w:type="dxa" w:w="2234"/>
+            <w:tcW w:type="dxa" w:w="1933"/>
             <w:tcMar>
               <w:top w:w="90" w:type="dxa"/>
               <w:start w:w="90" w:type="dxa"/>
@@ -16147,7 +16783,7 @@
         </w:tc>
         <w:tc>
           <w:tcPr>
-            <w:tcW w:type="dxa" w:w="1185"/>
+            <w:tcW w:type="dxa" w:w="1548"/>
             <w:tcMar>
               <w:top w:w="90" w:type="dxa"/>
               <w:start w:w="90" w:type="dxa"/>
@@ -16174,7 +16810,7 @@
         </w:tc>
         <w:tc>
           <w:tcPr>
-            <w:tcW w:type="dxa" w:w="1723"/>
+            <w:tcW w:type="dxa" w:w="1548"/>
             <w:tcMar>
               <w:top w:w="90" w:type="dxa"/>
               <w:start w:w="90" w:type="dxa"/>
@@ -16201,7 +16837,7 @@
         </w:tc>
         <w:tc>
           <w:tcPr>
-            <w:tcW w:type="dxa" w:w="1752"/>
+            <w:tcW w:type="dxa" w:w="1514"/>
             <w:tcMar>
               <w:top w:w="90" w:type="dxa"/>
               <w:start w:w="90" w:type="dxa"/>
@@ -16229,7 +16865,7 @@
         </w:tc>
         <w:tc>
           <w:tcPr>
-            <w:tcW w:type="dxa" w:w="1372"/>
+            <w:tcW w:type="dxa" w:w="1548"/>
             <w:tcMar>
               <w:top w:w="90" w:type="dxa"/>
               <w:start w:w="90" w:type="dxa"/>
@@ -16256,7 +16892,7 @@
         </w:tc>
         <w:tc>
           <w:tcPr>
-            <w:tcW w:type="dxa" w:w="1372"/>
+            <w:tcW w:type="dxa" w:w="1548"/>
             <w:tcMar>
               <w:top w:w="90" w:type="dxa"/>
               <w:start w:w="90" w:type="dxa"/>
@@ -16288,7 +16924,7 @@
         </w:trPr>
         <w:tc>
           <w:tcPr>
-            <w:tcW w:type="dxa" w:w="2234"/>
+            <w:tcW w:type="dxa" w:w="1933"/>
             <w:tcMar>
               <w:top w:w="90" w:type="dxa"/>
               <w:start w:w="90" w:type="dxa"/>
@@ -16315,59 +16951,59 @@
         </w:tc>
         <w:tc>
           <w:tcPr>
-            <w:tcW w:type="dxa" w:w="1185"/>
-            <w:tcMar>
-              <w:top w:w="90" w:type="dxa"/>
-              <w:start w:w="90" w:type="dxa"/>
-              <w:bottom w:w="90" w:type="dxa"/>
-              <w:end w:w="90" w:type="dxa"/>
-            </w:tcMar>
-            <w:vAlign w:val="center"/>
-          </w:tcPr>
-          <w:p>
-            <w:pPr>
-              <w:spacing w:after="0" w:before="0"/>
-              <w:jc w:val="left"/>
-            </w:pPr>
-            <w:r/>
-            <w:r>
-              <w:rPr>
-                <w:rFonts w:ascii="Arial" w:hAnsi="Arial"/>
-                <w:b w:val="0"/>
-                <w:sz w:val="15"/>
-              </w:rPr>
-            </w:r>
-          </w:p>
-        </w:tc>
-        <w:tc>
-          <w:tcPr>
-            <w:tcW w:type="dxa" w:w="1723"/>
-            <w:tcMar>
-              <w:top w:w="90" w:type="dxa"/>
-              <w:start w:w="90" w:type="dxa"/>
-              <w:bottom w:w="90" w:type="dxa"/>
-              <w:end w:w="90" w:type="dxa"/>
-            </w:tcMar>
-            <w:vAlign w:val="center"/>
-          </w:tcPr>
-          <w:p>
-            <w:pPr>
-              <w:spacing w:after="0" w:before="0"/>
-              <w:jc w:val="left"/>
-            </w:pPr>
-            <w:r/>
-            <w:r>
-              <w:rPr>
-                <w:rFonts w:ascii="Arial" w:hAnsi="Arial"/>
-                <w:b w:val="0"/>
-                <w:sz w:val="15"/>
-              </w:rPr>
-            </w:r>
-          </w:p>
-        </w:tc>
-        <w:tc>
-          <w:tcPr>
-            <w:tcW w:type="dxa" w:w="1752"/>
+            <w:tcW w:type="dxa" w:w="1548"/>
+            <w:tcMar>
+              <w:top w:w="90" w:type="dxa"/>
+              <w:start w:w="90" w:type="dxa"/>
+              <w:bottom w:w="90" w:type="dxa"/>
+              <w:end w:w="90" w:type="dxa"/>
+            </w:tcMar>
+            <w:vAlign w:val="center"/>
+          </w:tcPr>
+          <w:p>
+            <w:pPr>
+              <w:spacing w:after="0" w:before="0"/>
+              <w:jc w:val="left"/>
+            </w:pPr>
+            <w:r/>
+            <w:r>
+              <w:rPr>
+                <w:rFonts w:ascii="Arial" w:hAnsi="Arial"/>
+                <w:b w:val="0"/>
+                <w:sz w:val="15"/>
+              </w:rPr>
+            </w:r>
+          </w:p>
+        </w:tc>
+        <w:tc>
+          <w:tcPr>
+            <w:tcW w:type="dxa" w:w="1548"/>
+            <w:tcMar>
+              <w:top w:w="90" w:type="dxa"/>
+              <w:start w:w="90" w:type="dxa"/>
+              <w:bottom w:w="90" w:type="dxa"/>
+              <w:end w:w="90" w:type="dxa"/>
+            </w:tcMar>
+            <w:vAlign w:val="center"/>
+          </w:tcPr>
+          <w:p>
+            <w:pPr>
+              <w:spacing w:after="0" w:before="0"/>
+              <w:jc w:val="left"/>
+            </w:pPr>
+            <w:r/>
+            <w:r>
+              <w:rPr>
+                <w:rFonts w:ascii="Arial" w:hAnsi="Arial"/>
+                <w:b w:val="0"/>
+                <w:sz w:val="15"/>
+              </w:rPr>
+            </w:r>
+          </w:p>
+        </w:tc>
+        <w:tc>
+          <w:tcPr>
+            <w:tcW w:type="dxa" w:w="1514"/>
             <w:tcMar>
               <w:top w:w="90" w:type="dxa"/>
               <w:start w:w="90" w:type="dxa"/>
@@ -16394,33 +17030,33 @@
         </w:tc>
         <w:tc>
           <w:tcPr>
-            <w:tcW w:type="dxa" w:w="1372"/>
-            <w:tcMar>
-              <w:top w:w="90" w:type="dxa"/>
-              <w:start w:w="90" w:type="dxa"/>
-              <w:bottom w:w="90" w:type="dxa"/>
-              <w:end w:w="90" w:type="dxa"/>
-            </w:tcMar>
-            <w:vAlign w:val="center"/>
-          </w:tcPr>
-          <w:p>
-            <w:pPr>
-              <w:spacing w:after="0" w:before="0"/>
-              <w:jc w:val="left"/>
-            </w:pPr>
-            <w:r/>
-            <w:r>
-              <w:rPr>
-                <w:rFonts w:ascii="Arial" w:hAnsi="Arial"/>
-                <w:b w:val="0"/>
-                <w:sz w:val="15"/>
-              </w:rPr>
-            </w:r>
-          </w:p>
-        </w:tc>
-        <w:tc>
-          <w:tcPr>
-            <w:tcW w:type="dxa" w:w="1372"/>
+            <w:tcW w:type="dxa" w:w="1548"/>
+            <w:tcMar>
+              <w:top w:w="90" w:type="dxa"/>
+              <w:start w:w="90" w:type="dxa"/>
+              <w:bottom w:w="90" w:type="dxa"/>
+              <w:end w:w="90" w:type="dxa"/>
+            </w:tcMar>
+            <w:vAlign w:val="center"/>
+          </w:tcPr>
+          <w:p>
+            <w:pPr>
+              <w:spacing w:after="0" w:before="0"/>
+              <w:jc w:val="left"/>
+            </w:pPr>
+            <w:r/>
+            <w:r>
+              <w:rPr>
+                <w:rFonts w:ascii="Arial" w:hAnsi="Arial"/>
+                <w:b w:val="0"/>
+                <w:sz w:val="15"/>
+              </w:rPr>
+            </w:r>
+          </w:p>
+        </w:tc>
+        <w:tc>
+          <w:tcPr>
+            <w:tcW w:type="dxa" w:w="1548"/>
             <w:tcMar>
               <w:top w:w="90" w:type="dxa"/>
               <w:start w:w="90" w:type="dxa"/>

--- a/education/guias_laboratorio/GUIA_LAB_IA_01_EMBODIED_AI_GEMINI_ER2_KINOVA.docx
+++ b/education/guias_laboratorio/GUIA_LAB_IA_01_EMBODIED_AI_GEMINI_ER2_KINOVA.docx
@@ -703,7 +703,7 @@
                 <w:b w:val="0"/>
                 <w:sz w:val="16"/>
               </w:rPr>
-              <w:t>Entrega mediante instrumento ABET único con criterios, indicadores y niveles N1–N5</w:t>
+              <w:t>Ubicación de la práctica en el Tercer Corte</w:t>
             </w:r>
           </w:p>
         </w:tc>
@@ -733,7 +733,7 @@
                 <w:b w:val="0"/>
                 <w:sz w:val="16"/>
               </w:rPr>
-              <w:t>La plantilla de informe libre no seguía la convención de las demás prácticas. Se reemplaza por INSTRUMENTO_ABET_LAB_IA_01_EMBODIED_AI_GEMINI_ER2.docx, que reúne evidencias E1–E9, tablas, cuestionario, Anexo A individual, rúbricas por criterio en escala 0–500 y consolidación ABET. La tabla de RAE de esta guía muestra ahora los indicadores de desempeño.</w:t>
+              <w:t>La práctica se evalúa en el tercer corte: el instrumento ABET registra "Tercer Corte", el aporte L₃ y el nombre de archivo C3_LIA01_G&lt;grupo&gt;_&lt;codigo1&gt;_&lt;codigo2&gt;_v1.docx.</w:t>
             </w:r>
           </w:p>
         </w:tc>
@@ -796,7 +796,7 @@
                 <w:b w:val="0"/>
                 <w:sz w:val="16"/>
               </w:rPr>
-              <w:t>Versión inicial de la práctica y de su plantilla de código e informe</w:t>
+              <w:t>Entrega mediante instrumento ABET único con criterios, indicadores y niveles N1–N5</w:t>
             </w:r>
           </w:p>
         </w:tc>
@@ -826,7 +826,7 @@
                 <w:b w:val="0"/>
                 <w:sz w:val="16"/>
               </w:rPr>
-              <w:t>Lleva a laboratorio la propuesta de razonamiento espacial con Gemini Robotics-ER (docs/research/EXPERIMENTO_IA_LOCALIZACION_GEMINI.md, ros2_setup/PROPUESTA_GEMINI_ER.md), actualizada al modelo gemini-robotics-er-2-preview. Ofrece dos rutas equivalentes: A sin ROS 2 (RTSP directo) y B con ROS 2 (driver kinova_vision). Incorpora el registro de la profundidad al marco de color, que la propuesta original omitía, y la calibración de la cámara de color, porque el archivo por defecto del driver para 1920×1080 trae un punto principal imposible (cy = 96.97 px).</w:t>
+              <w:t>La plantilla de informe libre no seguía la convención de las demás prácticas. Se reemplaza por INSTRUMENTO_ABET_LAB_IA_01_EMBODIED_AI_GEMINI_ER2.docx, que reúne evidencias E1–E9, tablas, cuestionario, Anexo A individual, rúbricas por criterio en escala 0–500 y consolidación ABET. La tabla de RAE de esta guía muestra ahora los indicadores de desempeño.</w:t>
             </w:r>
           </w:p>
         </w:tc>
@@ -857,7 +857,7 @@
                 <w:b w:val="0"/>
                 <w:sz w:val="16"/>
               </w:rPr>
-              <w:t>28/09/2026</w:t>
+              <w:t>13/10/2026</w:t>
             </w:r>
           </w:p>
         </w:tc>
@@ -889,6 +889,7 @@
                 <w:b w:val="0"/>
                 <w:sz w:val="16"/>
               </w:rPr>
+              <w:t>Versión inicial de la práctica y de su plantilla de código e informe</w:t>
             </w:r>
           </w:p>
         </w:tc>
@@ -918,6 +919,7 @@
                 <w:b w:val="0"/>
                 <w:sz w:val="16"/>
               </w:rPr>
+              <w:t>Lleva a laboratorio la propuesta de razonamiento espacial con Gemini Robotics-ER (docs/research/EXPERIMENTO_IA_LOCALIZACION_GEMINI.md, ros2_setup/PROPUESTA_GEMINI_ER.md), actualizada al modelo gemini-robotics-er-2-preview. Ofrece dos rutas equivalentes: A sin ROS 2 (RTSP directo) y B con ROS 2 (driver kinova_vision). Incorpora el registro de la profundidad al marco de color, que la propuesta original omitía, y la calibración de la cámara de color, porque el archivo por defecto del driver para 1920×1080 trae un punto principal imposible (cy = 96.97 px).</w:t>
             </w:r>
           </w:p>
         </w:tc>
@@ -948,6 +950,7 @@
                 <w:b w:val="0"/>
                 <w:sz w:val="16"/>
               </w:rPr>
+              <w:t>28/09/2026</w:t>
             </w:r>
           </w:p>
         </w:tc>
@@ -4150,7 +4153,7 @@
           <w:i w:val="0"/>
           <w:sz w:val="18"/>
         </w:rPr>
-        <w:t>Código base: plantilla_lab_ia_embodied/. Entrega y evaluación: instrumento ABET único INSTRUMENTO_ABET_LAB_IA_01_EMBODIED_AI_GEMINI_ER2.docx, con el nombre de archivo C2_LIA01_G&lt;grupo&gt;_&lt;codigo1&gt;_&lt;codigo2&gt;_v1.docx.</w:t>
+        <w:t>Código base: plantilla_lab_ia_embodied/. Entrega y evaluación: instrumento ABET único INSTRUMENTO_ABET_LAB_IA_01_EMBODIED_AI_GEMINI_ER2.docx, con el nombre de archivo C3_LIA01_G&lt;grupo&gt;_&lt;codigo1&gt;_&lt;codigo2&gt;_v1.docx.</w:t>
       </w:r>
     </w:p>
     <w:p>

--- a/education/guias_laboratorio/GUIA_LAB_IA_01_EMBODIED_AI_GEMINI_ER2_KINOVA.docx
+++ b/education/guias_laboratorio/GUIA_LAB_IA_01_EMBODIED_AI_GEMINI_ER2_KINOVA.docx
@@ -703,7 +703,7 @@
                 <w:b w:val="0"/>
                 <w:sz w:val="16"/>
               </w:rPr>
-              <w:t>Ubicación de la práctica en el Tercer Corte</w:t>
+              <w:t>Eslabón TF de la cámara en la Ruta B</w:t>
             </w:r>
           </w:p>
         </w:tc>
@@ -733,7 +733,7 @@
                 <w:b w:val="0"/>
                 <w:sz w:val="16"/>
               </w:rPr>
-              <w:t>La práctica se evalúa en el tercer corte: el instrumento ABET registra "Tercer Corte", el aporte L₃ y el nombre de archivo C3_LIA01_G&lt;grupo&gt;_&lt;codigo1&gt;_&lt;codigo2&gt;_v1.docx.</w:t>
+              <w:t>El driver carga el brazo sin vision:=true y el árbol del robot no conecta camera_link con end_effector_link. La Ruta B remite al Taller URDF y TF2 §11, que explica cómo publicar ese eslabón desde la anfitriona para expresar el objetivo en base_link.</w:t>
             </w:r>
           </w:p>
         </w:tc>
@@ -764,7 +764,7 @@
                 <w:b w:val="0"/>
                 <w:sz w:val="16"/>
               </w:rPr>
-              <w:t>13/10/2026</w:t>
+              <w:t>14/10/2026</w:t>
             </w:r>
           </w:p>
         </w:tc>
@@ -796,7 +796,7 @@
                 <w:b w:val="0"/>
                 <w:sz w:val="16"/>
               </w:rPr>
-              <w:t>Entrega mediante instrumento ABET único con criterios, indicadores y niveles N1–N5</w:t>
+              <w:t>Ubicación de la práctica en el Tercer Corte</w:t>
             </w:r>
           </w:p>
         </w:tc>
@@ -826,7 +826,7 @@
                 <w:b w:val="0"/>
                 <w:sz w:val="16"/>
               </w:rPr>
-              <w:t>La plantilla de informe libre no seguía la convención de las demás prácticas. Se reemplaza por INSTRUMENTO_ABET_LAB_IA_01_EMBODIED_AI_GEMINI_ER2.docx, que reúne evidencias E1–E9, tablas, cuestionario, Anexo A individual, rúbricas por criterio en escala 0–500 y consolidación ABET. La tabla de RAE de esta guía muestra ahora los indicadores de desempeño.</w:t>
+              <w:t>La práctica se evalúa en el tercer corte: el instrumento ABET registra "Tercer Corte", el aporte L₃ y el nombre de archivo C3_LIA01_G&lt;grupo&gt;_&lt;codigo1&gt;_&lt;codigo2&gt;_v1.docx.</w:t>
             </w:r>
           </w:p>
         </w:tc>
@@ -889,7 +889,7 @@
                 <w:b w:val="0"/>
                 <w:sz w:val="16"/>
               </w:rPr>
-              <w:t>Versión inicial de la práctica y de su plantilla de código e informe</w:t>
+              <w:t>Entrega mediante instrumento ABET único con criterios, indicadores y niveles N1–N5</w:t>
             </w:r>
           </w:p>
         </w:tc>
@@ -919,7 +919,7 @@
                 <w:b w:val="0"/>
                 <w:sz w:val="16"/>
               </w:rPr>
-              <w:t>Lleva a laboratorio la propuesta de razonamiento espacial con Gemini Robotics-ER (docs/research/EXPERIMENTO_IA_LOCALIZACION_GEMINI.md, ros2_setup/PROPUESTA_GEMINI_ER.md), actualizada al modelo gemini-robotics-er-2-preview. Ofrece dos rutas equivalentes: A sin ROS 2 (RTSP directo) y B con ROS 2 (driver kinova_vision). Incorpora el registro de la profundidad al marco de color, que la propuesta original omitía, y la calibración de la cámara de color, porque el archivo por defecto del driver para 1920×1080 trae un punto principal imposible (cy = 96.97 px).</w:t>
+              <w:t>La plantilla de informe libre no seguía la convención de las demás prácticas. Se reemplaza por INSTRUMENTO_ABET_LAB_IA_01_EMBODIED_AI_GEMINI_ER2.docx, que reúne evidencias E1–E9, tablas, cuestionario, Anexo A individual, rúbricas por criterio en escala 0–500 y consolidación ABET. La tabla de RAE de esta guía muestra ahora los indicadores de desempeño.</w:t>
             </w:r>
           </w:p>
         </w:tc>
@@ -950,7 +950,7 @@
                 <w:b w:val="0"/>
                 <w:sz w:val="16"/>
               </w:rPr>
-              <w:t>28/09/2026</w:t>
+              <w:t>13/10/2026</w:t>
             </w:r>
           </w:p>
         </w:tc>
@@ -982,6 +982,7 @@
                 <w:b w:val="0"/>
                 <w:sz w:val="16"/>
               </w:rPr>
+              <w:t>Versión inicial de la práctica y de su plantilla de código e informe</w:t>
             </w:r>
           </w:p>
         </w:tc>
@@ -1011,6 +1012,7 @@
                 <w:b w:val="0"/>
                 <w:sz w:val="16"/>
               </w:rPr>
+              <w:t>Lleva a laboratorio la propuesta de razonamiento espacial con Gemini Robotics-ER (docs/research/EXPERIMENTO_IA_LOCALIZACION_GEMINI.md, ros2_setup/PROPUESTA_GEMINI_ER.md), actualizada al modelo gemini-robotics-er-2-preview. Ofrece dos rutas equivalentes: A sin ROS 2 (RTSP directo) y B con ROS 2 (driver kinova_vision). Incorpora el registro de la profundidad al marco de color, que la propuesta original omitía, y la calibración de la cámara de color, porque el archivo por defecto del driver para 1920×1080 trae un punto principal imposible (cy = 96.97 px).</w:t>
             </w:r>
           </w:p>
         </w:tc>
@@ -1041,6 +1043,7 @@
                 <w:b w:val="0"/>
                 <w:sz w:val="16"/>
               </w:rPr>
+              <w:t>28/09/2026</w:t>
             </w:r>
           </w:p>
         </w:tc>
@@ -7733,6 +7736,23 @@
           <w:i w:val="0"/>
           <w:sz w:val="4"/>
         </w:rPr>
+      </w:r>
+    </w:p>
+    <w:p>
+      <w:pPr>
+        <w:keepNext w:val="0"/>
+        <w:spacing w:before="0" w:after="80" w:line="240" w:lineRule="auto"/>
+        <w:ind w:left="0" w:firstLine="0"/>
+        <w:jc w:val="both"/>
+      </w:pPr>
+      <w:r>
+        <w:rPr>
+          <w:rFonts w:ascii="Arial" w:hAnsi="Arial"/>
+          <w:b w:val="0"/>
+          <w:i w:val="0"/>
+          <w:sz w:val="18"/>
+        </w:rPr>
+        <w:t>Para obtener el objetivo en la base del robot (ros2 run tf2_ros tf2_echo base_link objetivo_gemini_0), el árbol TF debe conectar la cámara con el brazo. El driver se lanza sin vision:=true, así que la anfitriona publica una vez el eslabón end_effector_link → camera_link, como se explica en el Taller URDF y TF2 §11.</w:t>
       </w:r>
     </w:p>
     <w:p>
